--- a/Inputs/Templates/MF DHL.docx
+++ b/Inputs/Templates/MF DHL.docx
@@ -50,13 +50,41 @@
         </w:rPr>
         <w:t xml:space="preserve"> </w:t>
       </w:r>
+      <w:proofErr w:type="gramStart"/>
       <w:r>
         <w:rPr>
           <w:rFonts w:cstheme="minorHAnsi"/>
           <w:b/>
           <w:color w:val="000000" w:themeColor="text1"/>
         </w:rPr>
-        <w:t>{{ razon_social }}</w:t>
+        <w:t xml:space="preserve">{{ </w:t>
+      </w:r>
+      <w:proofErr w:type="spellStart"/>
+      <w:r>
+        <w:rPr>
+          <w:rFonts w:cstheme="minorHAnsi"/>
+          <w:b/>
+          <w:color w:val="000000" w:themeColor="text1"/>
+        </w:rPr>
+        <w:t>razon</w:t>
+      </w:r>
+      <w:proofErr w:type="gramEnd"/>
+      <w:r>
+        <w:rPr>
+          <w:rFonts w:cstheme="minorHAnsi"/>
+          <w:b/>
+          <w:color w:val="000000" w:themeColor="text1"/>
+        </w:rPr>
+        <w:t>_social</w:t>
+      </w:r>
+      <w:proofErr w:type="spellEnd"/>
+      <w:r>
+        <w:rPr>
+          <w:rFonts w:cstheme="minorHAnsi"/>
+          <w:b/>
+          <w:color w:val="000000" w:themeColor="text1"/>
+        </w:rPr>
+        <w:t xml:space="preserve"> }}</w:t>
       </w:r>
       <w:r>
         <w:rPr>
@@ -72,7 +100,25 @@
           <w:b/>
           <w:color w:val="000000" w:themeColor="text1"/>
         </w:rPr>
-        <w:t>{{ nombre_comercial }}</w:t>
+        <w:t xml:space="preserve">{{ </w:t>
+      </w:r>
+      <w:proofErr w:type="spellStart"/>
+      <w:r>
+        <w:rPr>
+          <w:rFonts w:cstheme="minorHAnsi"/>
+          <w:b/>
+          <w:color w:val="000000" w:themeColor="text1"/>
+        </w:rPr>
+        <w:t>nombre_comercial</w:t>
+      </w:r>
+      <w:proofErr w:type="spellEnd"/>
+      <w:r>
+        <w:rPr>
+          <w:rFonts w:cstheme="minorHAnsi"/>
+          <w:b/>
+          <w:color w:val="000000" w:themeColor="text1"/>
+        </w:rPr>
+        <w:t xml:space="preserve"> }}</w:t>
       </w:r>
       <w:r>
         <w:rPr>
@@ -146,7 +192,39 @@
           <w:rFonts w:cstheme="minorHAnsi"/>
           <w:color w:val="000000" w:themeColor="text1"/>
         </w:rPr>
-        <w:t>El horario de atención es de {{ dias_trabajo }} de {{ horario }}.</w:t>
+        <w:t xml:space="preserve">El horario de atención es de </w:t>
+      </w:r>
+      <w:proofErr w:type="gramStart"/>
+      <w:r>
+        <w:rPr>
+          <w:rFonts w:cstheme="minorHAnsi"/>
+          <w:color w:val="000000" w:themeColor="text1"/>
+        </w:rPr>
+        <w:t xml:space="preserve">{{ </w:t>
+      </w:r>
+      <w:proofErr w:type="spellStart"/>
+      <w:r>
+        <w:rPr>
+          <w:rFonts w:cstheme="minorHAnsi"/>
+          <w:color w:val="000000" w:themeColor="text1"/>
+        </w:rPr>
+        <w:t>dias</w:t>
+      </w:r>
+      <w:proofErr w:type="gramEnd"/>
+      <w:r>
+        <w:rPr>
+          <w:rFonts w:cstheme="minorHAnsi"/>
+          <w:color w:val="000000" w:themeColor="text1"/>
+        </w:rPr>
+        <w:t>_trabajo</w:t>
+      </w:r>
+      <w:proofErr w:type="spellEnd"/>
+      <w:r>
+        <w:rPr>
+          <w:rFonts w:cstheme="minorHAnsi"/>
+          <w:color w:val="000000" w:themeColor="text1"/>
+        </w:rPr>
+        <w:t xml:space="preserve"> }} de {{ horario }}.</w:t>
       </w:r>
     </w:p>
     <w:p>
@@ -165,12 +243,21 @@
         </w:rPr>
         <w:t xml:space="preserve">Cuenta con </w:t>
       </w:r>
+      <w:proofErr w:type="gramStart"/>
       <w:r>
         <w:rPr>
           <w:rFonts w:cstheme="minorHAnsi"/>
           <w:color w:val="000000" w:themeColor="text1"/>
         </w:rPr>
-        <w:t>{{ trabajadores }}</w:t>
+        <w:t>{{ trabajadores</w:t>
+      </w:r>
+      <w:proofErr w:type="gramEnd"/>
+      <w:r>
+        <w:rPr>
+          <w:rFonts w:cstheme="minorHAnsi"/>
+          <w:color w:val="000000" w:themeColor="text1"/>
+        </w:rPr>
+        <w:t xml:space="preserve"> }}</w:t>
       </w:r>
       <w:r>
         <w:rPr>
@@ -296,6 +383,7 @@
                 <w:szCs w:val="22"/>
               </w:rPr>
             </w:pPr>
+            <w:proofErr w:type="gramStart"/>
             <w:r>
               <w:rPr>
                 <w:rFonts w:asciiTheme="minorHAnsi" w:hAnsiTheme="minorHAnsi" w:cstheme="minorHAnsi"/>
@@ -303,7 +391,17 @@
                 <w:sz w:val="22"/>
                 <w:szCs w:val="22"/>
               </w:rPr>
-              <w:t>{{ mueble1 }}</w:t>
+              <w:t>{{ mueble</w:t>
+            </w:r>
+            <w:proofErr w:type="gramEnd"/>
+            <w:r>
+              <w:rPr>
+                <w:rFonts w:asciiTheme="minorHAnsi" w:hAnsiTheme="minorHAnsi" w:cstheme="minorHAnsi"/>
+                <w:color w:val="000000" w:themeColor="text1"/>
+                <w:sz w:val="22"/>
+                <w:szCs w:val="22"/>
+              </w:rPr>
+              <w:t>1 }}</w:t>
             </w:r>
           </w:p>
         </w:tc>
@@ -398,6 +496,7 @@
                 <w:szCs w:val="22"/>
               </w:rPr>
             </w:pPr>
+            <w:proofErr w:type="gramStart"/>
             <w:r>
               <w:rPr>
                 <w:rFonts w:asciiTheme="minorHAnsi" w:hAnsiTheme="minorHAnsi" w:cstheme="minorHAnsi"/>
@@ -407,6 +506,7 @@
               </w:rPr>
               <w:t>{{ ruta</w:t>
             </w:r>
+            <w:proofErr w:type="gramEnd"/>
             <w:r>
               <w:rPr>
                 <w:rFonts w:asciiTheme="minorHAnsi" w:hAnsiTheme="minorHAnsi" w:cstheme="minorHAnsi"/>
@@ -531,6 +631,7 @@
                 <w:szCs w:val="22"/>
               </w:rPr>
             </w:pPr>
+            <w:proofErr w:type="gramStart"/>
             <w:r>
               <w:rPr>
                 <w:rFonts w:asciiTheme="minorHAnsi" w:hAnsiTheme="minorHAnsi" w:cstheme="minorHAnsi"/>
@@ -538,7 +639,17 @@
                 <w:sz w:val="22"/>
                 <w:szCs w:val="22"/>
               </w:rPr>
-              <w:t>{{ ext1 }}</w:t>
+              <w:t>{{ ext</w:t>
+            </w:r>
+            <w:proofErr w:type="gramEnd"/>
+            <w:r>
+              <w:rPr>
+                <w:rFonts w:asciiTheme="minorHAnsi" w:hAnsiTheme="minorHAnsi" w:cstheme="minorHAnsi"/>
+                <w:color w:val="000000" w:themeColor="text1"/>
+                <w:sz w:val="22"/>
+                <w:szCs w:val="22"/>
+              </w:rPr>
+              <w:t>1 }}</w:t>
             </w:r>
           </w:p>
         </w:tc>
@@ -559,6 +670,7 @@
                 <w:szCs w:val="22"/>
               </w:rPr>
             </w:pPr>
+            <w:proofErr w:type="gramStart"/>
             <w:r>
               <w:rPr>
                 <w:rFonts w:asciiTheme="minorHAnsi" w:hAnsiTheme="minorHAnsi" w:cstheme="minorHAnsi"/>
@@ -568,6 +680,7 @@
               </w:rPr>
               <w:t>{{ ext</w:t>
             </w:r>
+            <w:proofErr w:type="gramEnd"/>
             <w:r>
               <w:rPr>
                 <w:rFonts w:asciiTheme="minorHAnsi" w:hAnsiTheme="minorHAnsi" w:cstheme="minorHAnsi"/>
@@ -649,6 +762,7 @@
                 <w:szCs w:val="22"/>
               </w:rPr>
             </w:pPr>
+            <w:proofErr w:type="gramStart"/>
             <w:r>
               <w:rPr>
                 <w:rFonts w:asciiTheme="minorHAnsi" w:hAnsiTheme="minorHAnsi" w:cstheme="minorHAnsi"/>
@@ -656,7 +770,17 @@
                 <w:sz w:val="22"/>
                 <w:szCs w:val="22"/>
               </w:rPr>
-              <w:t>{{ techo }}</w:t>
+              <w:t>{{ techo</w:t>
+            </w:r>
+            <w:proofErr w:type="gramEnd"/>
+            <w:r>
+              <w:rPr>
+                <w:rFonts w:asciiTheme="minorHAnsi" w:hAnsiTheme="minorHAnsi" w:cstheme="minorHAnsi"/>
+                <w:color w:val="000000" w:themeColor="text1"/>
+                <w:sz w:val="22"/>
+                <w:szCs w:val="22"/>
+              </w:rPr>
+              <w:t xml:space="preserve"> }}</w:t>
             </w:r>
           </w:p>
         </w:tc>
@@ -828,6 +952,7 @@
               </w:rPr>
               <w:t xml:space="preserve">Se cuenta con un plan de emergencia para casos de incendio, definido en el presente Programa interno de Protección civil, mismo que debe ser difundido y socializado con el personal de </w:t>
             </w:r>
+            <w:proofErr w:type="gramStart"/>
             <w:r>
               <w:rPr>
                 <w:rFonts w:asciiTheme="minorHAnsi" w:hAnsiTheme="minorHAnsi" w:cstheme="minorHAnsi"/>
@@ -837,7 +962,43 @@
                 <w:sz w:val="22"/>
                 <w:szCs w:val="22"/>
               </w:rPr>
-              <w:t xml:space="preserve">{{ razon_social }} </w:t>
+              <w:t xml:space="preserve">{{ </w:t>
+            </w:r>
+            <w:proofErr w:type="spellStart"/>
+            <w:r>
+              <w:rPr>
+                <w:rFonts w:asciiTheme="minorHAnsi" w:hAnsiTheme="minorHAnsi" w:cstheme="minorHAnsi"/>
+                <w:b/>
+                <w:bCs/>
+                <w:color w:val="000000" w:themeColor="text1"/>
+                <w:sz w:val="22"/>
+                <w:szCs w:val="22"/>
+              </w:rPr>
+              <w:t>razon</w:t>
+            </w:r>
+            <w:proofErr w:type="gramEnd"/>
+            <w:r>
+              <w:rPr>
+                <w:rFonts w:asciiTheme="minorHAnsi" w:hAnsiTheme="minorHAnsi" w:cstheme="minorHAnsi"/>
+                <w:b/>
+                <w:bCs/>
+                <w:color w:val="000000" w:themeColor="text1"/>
+                <w:sz w:val="22"/>
+                <w:szCs w:val="22"/>
+              </w:rPr>
+              <w:t>_social</w:t>
+            </w:r>
+            <w:proofErr w:type="spellEnd"/>
+            <w:r>
+              <w:rPr>
+                <w:rFonts w:asciiTheme="minorHAnsi" w:hAnsiTheme="minorHAnsi" w:cstheme="minorHAnsi"/>
+                <w:b/>
+                <w:bCs/>
+                <w:color w:val="000000" w:themeColor="text1"/>
+                <w:sz w:val="22"/>
+                <w:szCs w:val="22"/>
+              </w:rPr>
+              <w:t xml:space="preserve"> }} </w:t>
             </w:r>
             <w:r>
               <w:rPr>
@@ -847,7 +1008,29 @@
                 <w:sz w:val="22"/>
                 <w:szCs w:val="22"/>
               </w:rPr>
-              <w:t>{{ nombre_comercial }}</w:t>
+              <w:t xml:space="preserve">{{ </w:t>
+            </w:r>
+            <w:proofErr w:type="spellStart"/>
+            <w:r>
+              <w:rPr>
+                <w:rFonts w:asciiTheme="minorHAnsi" w:hAnsiTheme="minorHAnsi" w:cstheme="minorHAnsi"/>
+                <w:b/>
+                <w:color w:val="000000" w:themeColor="text1"/>
+                <w:sz w:val="22"/>
+                <w:szCs w:val="22"/>
+              </w:rPr>
+              <w:t>nombre_comercial</w:t>
+            </w:r>
+            <w:proofErr w:type="spellEnd"/>
+            <w:r>
+              <w:rPr>
+                <w:rFonts w:asciiTheme="minorHAnsi" w:hAnsiTheme="minorHAnsi" w:cstheme="minorHAnsi"/>
+                <w:b/>
+                <w:color w:val="000000" w:themeColor="text1"/>
+                <w:sz w:val="22"/>
+                <w:szCs w:val="22"/>
+              </w:rPr>
+              <w:t xml:space="preserve"> }}</w:t>
             </w:r>
             <w:r>
               <w:rPr>
@@ -857,6 +1040,15 @@
                 <w:szCs w:val="22"/>
               </w:rPr>
               <w:t>, así como observar en el inmueble los requisitos de la NOM 002 STPS 2010 para centros de trabajo</w:t>
+            </w:r>
+            <w:r>
+              <w:rPr>
+                <w:rFonts w:asciiTheme="minorHAnsi" w:hAnsiTheme="minorHAnsi" w:cstheme="minorHAnsi"/>
+                <w:color w:val="000000" w:themeColor="text1"/>
+                <w:sz w:val="22"/>
+                <w:szCs w:val="22"/>
+              </w:rPr>
+              <w:t>.</w:t>
             </w:r>
           </w:p>
         </w:tc>
@@ -883,6 +1075,7 @@
                 <w:szCs w:val="22"/>
               </w:rPr>
             </w:pPr>
+            <w:proofErr w:type="gramStart"/>
             <w:r>
               <w:rPr>
                 <w:rFonts w:asciiTheme="minorHAnsi" w:hAnsiTheme="minorHAnsi" w:cstheme="minorHAnsi"/>
@@ -890,7 +1083,17 @@
                 <w:sz w:val="22"/>
                 <w:szCs w:val="22"/>
               </w:rPr>
-              <w:t>{{ plan1 }}</w:t>
+              <w:t>{{ plan</w:t>
+            </w:r>
+            <w:proofErr w:type="gramEnd"/>
+            <w:r>
+              <w:rPr>
+                <w:rFonts w:asciiTheme="minorHAnsi" w:hAnsiTheme="minorHAnsi" w:cstheme="minorHAnsi"/>
+                <w:color w:val="000000" w:themeColor="text1"/>
+                <w:sz w:val="22"/>
+                <w:szCs w:val="22"/>
+              </w:rPr>
+              <w:t>1 }}</w:t>
             </w:r>
           </w:p>
         </w:tc>
@@ -912,6 +1115,7 @@
                 <w:szCs w:val="22"/>
               </w:rPr>
             </w:pPr>
+            <w:proofErr w:type="gramStart"/>
             <w:r>
               <w:rPr>
                 <w:rFonts w:asciiTheme="minorHAnsi" w:hAnsiTheme="minorHAnsi" w:cstheme="minorHAnsi"/>
@@ -921,6 +1125,7 @@
               </w:rPr>
               <w:t>{{ plan</w:t>
             </w:r>
+            <w:proofErr w:type="gramEnd"/>
             <w:r>
               <w:rPr>
                 <w:rFonts w:asciiTheme="minorHAnsi" w:hAnsiTheme="minorHAnsi" w:cstheme="minorHAnsi"/>
@@ -960,6 +1165,7 @@
                 <w:szCs w:val="22"/>
               </w:rPr>
             </w:pPr>
+            <w:proofErr w:type="gramStart"/>
             <w:r>
               <w:rPr>
                 <w:rFonts w:asciiTheme="minorHAnsi" w:hAnsiTheme="minorHAnsi" w:cstheme="minorHAnsi"/>
@@ -969,6 +1175,7 @@
               </w:rPr>
               <w:t>{{ plan</w:t>
             </w:r>
+            <w:proofErr w:type="gramEnd"/>
             <w:r>
               <w:rPr>
                 <w:rFonts w:asciiTheme="minorHAnsi" w:hAnsiTheme="minorHAnsi" w:cstheme="minorHAnsi"/>
@@ -1040,6 +1247,7 @@
                 <w:szCs w:val="22"/>
               </w:rPr>
             </w:pPr>
+            <w:proofErr w:type="gramStart"/>
             <w:r>
               <w:rPr>
                 <w:rFonts w:asciiTheme="minorHAnsi" w:hAnsiTheme="minorHAnsi" w:cstheme="minorHAnsi"/>
@@ -1047,7 +1255,17 @@
                 <w:sz w:val="22"/>
                 <w:szCs w:val="22"/>
               </w:rPr>
-              <w:t>{{ pisos }}</w:t>
+              <w:t>{{ pisos</w:t>
+            </w:r>
+            <w:proofErr w:type="gramEnd"/>
+            <w:r>
+              <w:rPr>
+                <w:rFonts w:asciiTheme="minorHAnsi" w:hAnsiTheme="minorHAnsi" w:cstheme="minorHAnsi"/>
+                <w:color w:val="000000" w:themeColor="text1"/>
+                <w:sz w:val="22"/>
+                <w:szCs w:val="22"/>
+              </w:rPr>
+              <w:t xml:space="preserve"> }}</w:t>
             </w:r>
           </w:p>
         </w:tc>
@@ -1163,6 +1381,7 @@
                 <w:szCs w:val="22"/>
               </w:rPr>
             </w:pPr>
+            <w:proofErr w:type="gramStart"/>
             <w:r>
               <w:rPr>
                 <w:rFonts w:asciiTheme="minorHAnsi" w:hAnsiTheme="minorHAnsi" w:cstheme="minorHAnsi"/>
@@ -1170,7 +1389,28 @@
                 <w:sz w:val="22"/>
                 <w:szCs w:val="22"/>
               </w:rPr>
-              <w:t>{{ electrico }}</w:t>
+              <w:t xml:space="preserve">{{ </w:t>
+            </w:r>
+            <w:proofErr w:type="spellStart"/>
+            <w:r>
+              <w:rPr>
+                <w:rFonts w:asciiTheme="minorHAnsi" w:hAnsiTheme="minorHAnsi" w:cstheme="minorHAnsi"/>
+                <w:color w:val="000000" w:themeColor="text1"/>
+                <w:sz w:val="22"/>
+                <w:szCs w:val="22"/>
+              </w:rPr>
+              <w:t>electrico</w:t>
+            </w:r>
+            <w:proofErr w:type="spellEnd"/>
+            <w:proofErr w:type="gramEnd"/>
+            <w:r>
+              <w:rPr>
+                <w:rFonts w:asciiTheme="minorHAnsi" w:hAnsiTheme="minorHAnsi" w:cstheme="minorHAnsi"/>
+                <w:color w:val="000000" w:themeColor="text1"/>
+                <w:sz w:val="22"/>
+                <w:szCs w:val="22"/>
+              </w:rPr>
+              <w:t xml:space="preserve"> }}</w:t>
             </w:r>
           </w:p>
         </w:tc>
@@ -1260,8 +1500,18 @@
                 <w:color w:val="000000" w:themeColor="text1"/>
               </w:rPr>
             </w:pPr>
+            <w:proofErr w:type="gramStart"/>
             <w:r>
-              <w:t>{{ banio }}</w:t>
+              <w:t xml:space="preserve">{{ </w:t>
+            </w:r>
+            <w:proofErr w:type="spellStart"/>
+            <w:r>
+              <w:t>banio</w:t>
+            </w:r>
+            <w:proofErr w:type="spellEnd"/>
+            <w:proofErr w:type="gramEnd"/>
+            <w:r>
+              <w:t xml:space="preserve"> }}</w:t>
             </w:r>
           </w:p>
         </w:tc>
@@ -1372,12 +1622,30 @@
                 <w:color w:val="000000" w:themeColor="text1"/>
               </w:rPr>
             </w:pPr>
+            <w:proofErr w:type="gramStart"/>
             <w:r>
               <w:rPr>
                 <w:rFonts w:cstheme="minorHAnsi"/>
                 <w:color w:val="000000" w:themeColor="text1"/>
               </w:rPr>
-              <w:t>{{ botiquin }}</w:t>
+              <w:t xml:space="preserve">{{ </w:t>
+            </w:r>
+            <w:proofErr w:type="spellStart"/>
+            <w:r>
+              <w:rPr>
+                <w:rFonts w:cstheme="minorHAnsi"/>
+                <w:color w:val="000000" w:themeColor="text1"/>
+              </w:rPr>
+              <w:t>botiquin</w:t>
+            </w:r>
+            <w:proofErr w:type="spellEnd"/>
+            <w:proofErr w:type="gramEnd"/>
+            <w:r>
+              <w:rPr>
+                <w:rFonts w:cstheme="minorHAnsi"/>
+                <w:color w:val="000000" w:themeColor="text1"/>
+              </w:rPr>
+              <w:t xml:space="preserve"> }}</w:t>
             </w:r>
           </w:p>
         </w:tc>
@@ -1751,7 +2019,15 @@
               </w:rPr>
             </w:pPr>
             <w:r>
-              <w:t>{{ dh }}</w:t>
+              <w:t xml:space="preserve">{{ </w:t>
+            </w:r>
+            <w:proofErr w:type="spellStart"/>
+            <w:r>
+              <w:t>dh</w:t>
+            </w:r>
+            <w:proofErr w:type="spellEnd"/>
+            <w:r>
+              <w:t xml:space="preserve"> }}</w:t>
             </w:r>
           </w:p>
         </w:tc>
@@ -1973,7 +2249,15 @@
               </w:rPr>
             </w:pPr>
             <w:r>
-              <w:t>{{ sis_inc }}</w:t>
+              <w:t xml:space="preserve">{{ </w:t>
+            </w:r>
+            <w:proofErr w:type="spellStart"/>
+            <w:r>
+              <w:t>sis_inc</w:t>
+            </w:r>
+            <w:proofErr w:type="spellEnd"/>
+            <w:r>
+              <w:t xml:space="preserve"> }}</w:t>
             </w:r>
           </w:p>
         </w:tc>
@@ -2106,7 +2390,15 @@
               </w:rPr>
             </w:pPr>
             <w:r>
-              <w:t>{{ punto_reun }}</w:t>
+              <w:t xml:space="preserve">{{ </w:t>
+            </w:r>
+            <w:proofErr w:type="spellStart"/>
+            <w:r>
+              <w:t>punto_reun</w:t>
+            </w:r>
+            <w:proofErr w:type="spellEnd"/>
+            <w:r>
+              <w:t xml:space="preserve"> }}</w:t>
             </w:r>
           </w:p>
         </w:tc>
@@ -2196,7 +2488,15 @@
               </w:rPr>
             </w:pPr>
             <w:r>
-              <w:t>{{ zona_sec }}</w:t>
+              <w:t xml:space="preserve">{{ </w:t>
+            </w:r>
+            <w:proofErr w:type="spellStart"/>
+            <w:r>
+              <w:t>zona_sec</w:t>
+            </w:r>
+            <w:proofErr w:type="spellEnd"/>
+            <w:r>
+              <w:t xml:space="preserve"> }}</w:t>
             </w:r>
           </w:p>
         </w:tc>
@@ -2455,7 +2755,23 @@
                 <w:rFonts w:cstheme="minorHAnsi"/>
                 <w:color w:val="000000" w:themeColor="text1"/>
               </w:rPr>
-              <w:t>El site se encuentra restringido en su acceso, limpio de almacenaje de combustibles sólidos y otros, con detector de humo vigente, toda la instalación eléctrica bajo resguardo tubo conduit, señalizado en sus tableros de control, con sistema de ventilación adecuado.</w:t>
+              <w:t xml:space="preserve">El site se encuentra restringido en su acceso, limpio de almacenaje de combustibles sólidos y otros, con detector de humo vigente, toda la instalación eléctrica bajo resguardo tubo </w:t>
+            </w:r>
+            <w:proofErr w:type="spellStart"/>
+            <w:r>
+              <w:rPr>
+                <w:rFonts w:cstheme="minorHAnsi"/>
+                <w:color w:val="000000" w:themeColor="text1"/>
+              </w:rPr>
+              <w:t>conduit</w:t>
+            </w:r>
+            <w:proofErr w:type="spellEnd"/>
+            <w:r>
+              <w:rPr>
+                <w:rFonts w:cstheme="minorHAnsi"/>
+                <w:color w:val="000000" w:themeColor="text1"/>
+              </w:rPr>
+              <w:t>, señalizado en sus tableros de control, con sistema de ventilación adecuado.</w:t>
             </w:r>
           </w:p>
         </w:tc>
@@ -3651,7 +3967,23 @@
         <w:rFonts w:cstheme="minorHAnsi"/>
         <w:b/>
       </w:rPr>
-      <w:t>**Anio_actual**</w:t>
+      <w:t>**</w:t>
+    </w:r>
+    <w:proofErr w:type="spellStart"/>
+    <w:r>
+      <w:rPr>
+        <w:rFonts w:cstheme="minorHAnsi"/>
+        <w:b/>
+      </w:rPr>
+      <w:t>Anio_actual</w:t>
+    </w:r>
+    <w:proofErr w:type="spellEnd"/>
+    <w:r>
+      <w:rPr>
+        <w:rFonts w:cstheme="minorHAnsi"/>
+        <w:b/>
+      </w:rPr>
+      <w:t>**</w:t>
     </w:r>
   </w:p>
   <w:p>
@@ -3673,7 +4005,23 @@
         <w:rFonts w:cstheme="minorHAnsi"/>
         <w:b/>
       </w:rPr>
-      <w:t>**Razon_social**</w:t>
+      <w:t>**</w:t>
+    </w:r>
+    <w:proofErr w:type="spellStart"/>
+    <w:r>
+      <w:rPr>
+        <w:rFonts w:cstheme="minorHAnsi"/>
+        <w:b/>
+      </w:rPr>
+      <w:t>Razon_social</w:t>
+    </w:r>
+    <w:proofErr w:type="spellEnd"/>
+    <w:r>
+      <w:rPr>
+        <w:rFonts w:cstheme="minorHAnsi"/>
+        <w:b/>
+      </w:rPr>
+      <w:t>**</w:t>
     </w:r>
   </w:p>
   <w:p>
@@ -3690,7 +4038,21 @@
       <w:rPr>
         <w:b/>
       </w:rPr>
-      <w:t>**Nombre_comercial**</w:t>
+      <w:t>**</w:t>
+    </w:r>
+    <w:proofErr w:type="spellStart"/>
+    <w:r>
+      <w:rPr>
+        <w:b/>
+      </w:rPr>
+      <w:t>Nombre_comercial</w:t>
+    </w:r>
+    <w:proofErr w:type="spellEnd"/>
+    <w:r>
+      <w:rPr>
+        <w:b/>
+      </w:rPr>
+      <w:t>**</w:t>
     </w:r>
   </w:p>
 </w:hdr>

--- a/Inputs/Templates/MF DHL.docx
+++ b/Inputs/Templates/MF DHL.docx
@@ -50,7 +50,6 @@
         </w:rPr>
         <w:t xml:space="preserve"> </w:t>
       </w:r>
-      <w:proofErr w:type="gramStart"/>
       <w:r>
         <w:rPr>
           <w:rFonts w:cstheme="minorHAnsi"/>
@@ -66,16 +65,7 @@
           <w:b/>
           <w:color w:val="000000" w:themeColor="text1"/>
         </w:rPr>
-        <w:t>razon</w:t>
-      </w:r>
-      <w:proofErr w:type="gramEnd"/>
-      <w:r>
-        <w:rPr>
-          <w:rFonts w:cstheme="minorHAnsi"/>
-          <w:b/>
-          <w:color w:val="000000" w:themeColor="text1"/>
-        </w:rPr>
-        <w:t>_social</w:t>
+        <w:t>razon_social</w:t>
       </w:r>
       <w:proofErr w:type="spellEnd"/>
       <w:r>
@@ -192,15 +182,7 @@
           <w:rFonts w:cstheme="minorHAnsi"/>
           <w:color w:val="000000" w:themeColor="text1"/>
         </w:rPr>
-        <w:t xml:space="preserve">El horario de atención es de </w:t>
-      </w:r>
-      <w:proofErr w:type="gramStart"/>
-      <w:r>
-        <w:rPr>
-          <w:rFonts w:cstheme="minorHAnsi"/>
-          <w:color w:val="000000" w:themeColor="text1"/>
-        </w:rPr>
-        <w:t xml:space="preserve">{{ </w:t>
+        <w:t xml:space="preserve">El horario de atención es de {{ </w:t>
       </w:r>
       <w:proofErr w:type="spellStart"/>
       <w:r>
@@ -208,15 +190,7 @@
           <w:rFonts w:cstheme="minorHAnsi"/>
           <w:color w:val="000000" w:themeColor="text1"/>
         </w:rPr>
-        <w:t>dias</w:t>
-      </w:r>
-      <w:proofErr w:type="gramEnd"/>
-      <w:r>
-        <w:rPr>
-          <w:rFonts w:cstheme="minorHAnsi"/>
-          <w:color w:val="000000" w:themeColor="text1"/>
-        </w:rPr>
-        <w:t>_trabajo</w:t>
+        <w:t>dias_trabajo</w:t>
       </w:r>
       <w:proofErr w:type="spellEnd"/>
       <w:r>
@@ -243,21 +217,12 @@
         </w:rPr>
         <w:t xml:space="preserve">Cuenta con </w:t>
       </w:r>
-      <w:proofErr w:type="gramStart"/>
       <w:r>
         <w:rPr>
           <w:rFonts w:cstheme="minorHAnsi"/>
           <w:color w:val="000000" w:themeColor="text1"/>
         </w:rPr>
-        <w:t>{{ trabajadores</w:t>
-      </w:r>
-      <w:proofErr w:type="gramEnd"/>
-      <w:r>
-        <w:rPr>
-          <w:rFonts w:cstheme="minorHAnsi"/>
-          <w:color w:val="000000" w:themeColor="text1"/>
-        </w:rPr>
-        <w:t xml:space="preserve"> }}</w:t>
+        <w:t>{{ trabajadores }}</w:t>
       </w:r>
       <w:r>
         <w:rPr>
@@ -316,10 +281,24 @@
         <w:t xml:space="preserve"> Con el objetivo de controlar el cumplimiento en materia de Protección civil y las normas de higiene y seguridad en el trabajo, puede establecerse que: </w:t>
       </w:r>
     </w:p>
+    <w:p>
+      <w:pPr>
+        <w:pStyle w:val="Default"/>
+        <w:spacing w:line="360" w:lineRule="auto"/>
+        <w:jc w:val="both"/>
+        <w:rPr>
+          <w:rFonts w:asciiTheme="minorHAnsi" w:hAnsiTheme="minorHAnsi" w:cstheme="minorHAnsi"/>
+          <w:color w:val="000000" w:themeColor="text1"/>
+          <w:sz w:val="22"/>
+          <w:szCs w:val="22"/>
+        </w:rPr>
+      </w:pPr>
+    </w:p>
     <w:tbl>
       <w:tblPr>
         <w:tblStyle w:val="Tablaconcuadrcula"/>
         <w:tblW w:w="0" w:type="auto"/>
+        <w:tblInd w:w="-5" w:type="dxa"/>
         <w:tblBorders>
           <w:top w:val="none" w:sz="0" w:space="0" w:color="auto"/>
           <w:left w:val="none" w:sz="0" w:space="0" w:color="auto"/>
@@ -331,23 +310,20 @@
         <w:tblLook w:val="04A0" w:firstRow="1" w:lastRow="0" w:firstColumn="1" w:lastColumn="0" w:noHBand="0" w:noVBand="1"/>
       </w:tblPr>
       <w:tblGrid>
-        <w:gridCol w:w="4414"/>
-        <w:gridCol w:w="4414"/>
+        <w:gridCol w:w="4416"/>
+        <w:gridCol w:w="4417"/>
       </w:tblGrid>
       <w:tr>
-        <w:trPr>
-          <w:trHeight w:val="3288"/>
-        </w:trPr>
         <w:tc>
           <w:tcPr>
-            <w:tcW w:w="4414" w:type="dxa"/>
+            <w:tcW w:w="8833" w:type="dxa"/>
+            <w:gridSpan w:val="2"/>
             <w:vAlign w:val="center"/>
           </w:tcPr>
           <w:p>
             <w:pPr>
               <w:pStyle w:val="Default"/>
               <w:spacing w:line="360" w:lineRule="auto"/>
-              <w:jc w:val="both"/>
               <w:rPr>
                 <w:rFonts w:asciiTheme="minorHAnsi" w:hAnsiTheme="minorHAnsi" w:cstheme="minorHAnsi"/>
                 <w:color w:val="000000" w:themeColor="text1"/>
@@ -362,13 +338,27 @@
                 <w:sz w:val="22"/>
                 <w:szCs w:val="22"/>
               </w:rPr>
-              <w:t>La resistencia al fuego de los materiales constitutivos de estructura constructiva del inmueble, cumplen con lo requerida en las normas vigentes, NOM 002 STPS 2010.</w:t>
+              <w:t>La cantidad de equipos contra incendio se encuentran vigentes.  Se recomienda mantener a 1.50 metros y libres de obstáculos, previa señalamiento informativo</w:t>
+            </w:r>
+            <w:r>
+              <w:rPr>
+                <w:rFonts w:asciiTheme="minorHAnsi" w:hAnsiTheme="minorHAnsi" w:cstheme="minorHAnsi"/>
+                <w:color w:val="000000" w:themeColor="text1"/>
+                <w:sz w:val="22"/>
+                <w:szCs w:val="22"/>
+              </w:rPr>
+              <w:t>.</w:t>
             </w:r>
           </w:p>
         </w:tc>
+      </w:tr>
+      <w:tr>
+        <w:trPr>
+          <w:trHeight w:val="3628"/>
+        </w:trPr>
         <w:tc>
           <w:tcPr>
-            <w:tcW w:w="4414" w:type="dxa"/>
+            <w:tcW w:w="4416" w:type="dxa"/>
             <w:vAlign w:val="center"/>
           </w:tcPr>
           <w:p>
@@ -383,7 +373,6 @@
                 <w:szCs w:val="22"/>
               </w:rPr>
             </w:pPr>
-            <w:proofErr w:type="gramStart"/>
             <w:r>
               <w:rPr>
                 <w:rFonts w:asciiTheme="minorHAnsi" w:hAnsiTheme="minorHAnsi" w:cstheme="minorHAnsi"/>
@@ -391,97 +380,13 @@
                 <w:sz w:val="22"/>
                 <w:szCs w:val="22"/>
               </w:rPr>
-              <w:t>{{ mueble</w:t>
-            </w:r>
-            <w:proofErr w:type="gramEnd"/>
-            <w:r>
-              <w:rPr>
-                <w:rFonts w:asciiTheme="minorHAnsi" w:hAnsiTheme="minorHAnsi" w:cstheme="minorHAnsi"/>
-                <w:color w:val="000000" w:themeColor="text1"/>
-                <w:sz w:val="22"/>
-                <w:szCs w:val="22"/>
-              </w:rPr>
-              <w:t>1 }}</w:t>
-            </w:r>
-          </w:p>
-        </w:tc>
-      </w:tr>
-      <w:tr>
-        <w:trPr>
-          <w:trHeight w:val="57"/>
-        </w:trPr>
-        <w:tc>
-          <w:tcPr>
-            <w:tcW w:w="4414" w:type="dxa"/>
-            <w:vAlign w:val="center"/>
-          </w:tcPr>
-          <w:p>
-            <w:pPr>
-              <w:pStyle w:val="Default"/>
-              <w:jc w:val="both"/>
-              <w:rPr>
-                <w:rFonts w:asciiTheme="minorHAnsi" w:hAnsiTheme="minorHAnsi" w:cstheme="minorHAnsi"/>
-                <w:color w:val="000000" w:themeColor="text1"/>
-                <w:sz w:val="20"/>
-                <w:szCs w:val="20"/>
-              </w:rPr>
-            </w:pPr>
-          </w:p>
-        </w:tc>
-        <w:tc>
-          <w:tcPr>
-            <w:tcW w:w="4414" w:type="dxa"/>
-            <w:vAlign w:val="center"/>
-          </w:tcPr>
-          <w:p>
-            <w:pPr>
-              <w:pStyle w:val="Default"/>
-              <w:jc w:val="center"/>
-              <w:rPr>
-                <w:rFonts w:asciiTheme="minorHAnsi" w:hAnsiTheme="minorHAnsi" w:cstheme="minorHAnsi"/>
-                <w:color w:val="000000" w:themeColor="text1"/>
-                <w:sz w:val="20"/>
-                <w:szCs w:val="20"/>
-              </w:rPr>
-            </w:pPr>
-          </w:p>
-        </w:tc>
-      </w:tr>
-      <w:tr>
-        <w:trPr>
-          <w:trHeight w:val="3288"/>
-        </w:trPr>
-        <w:tc>
-          <w:tcPr>
-            <w:tcW w:w="4414" w:type="dxa"/>
-            <w:vAlign w:val="center"/>
-          </w:tcPr>
-          <w:p>
-            <w:pPr>
-              <w:pStyle w:val="Default"/>
-              <w:spacing w:line="360" w:lineRule="auto"/>
-              <w:jc w:val="both"/>
-              <w:rPr>
-                <w:rFonts w:asciiTheme="minorHAnsi" w:hAnsiTheme="minorHAnsi" w:cstheme="minorHAnsi"/>
-                <w:color w:val="000000" w:themeColor="text1"/>
-                <w:sz w:val="22"/>
-                <w:szCs w:val="22"/>
-              </w:rPr>
-            </w:pPr>
-            <w:r>
-              <w:rPr>
-                <w:rFonts w:asciiTheme="minorHAnsi" w:hAnsiTheme="minorHAnsi" w:cstheme="minorHAnsi"/>
-                <w:color w:val="000000" w:themeColor="text1"/>
-                <w:sz w:val="22"/>
-                <w:szCs w:val="22"/>
-              </w:rPr>
-              <w:t>Las vías de evacuación, tanto verticales y horizontales se encuentran calculadas para una correcta evacuación de la sucursal, debe mencionarse que deben permanecer libres de obstáculos permanentemente, aún en áreas de ingreso egreso en tiempo menor o provisional en el tramo de ingreso.</w:t>
+              <w:t>{{ ext1 }}</w:t>
             </w:r>
           </w:p>
         </w:tc>
         <w:tc>
           <w:tcPr>
-            <w:tcW w:w="4414" w:type="dxa"/>
+            <w:tcW w:w="4417" w:type="dxa"/>
             <w:vAlign w:val="center"/>
           </w:tcPr>
           <w:p>
@@ -496,7 +401,6 @@
                 <w:szCs w:val="22"/>
               </w:rPr>
             </w:pPr>
-            <w:proofErr w:type="gramStart"/>
             <w:r>
               <w:rPr>
                 <w:rFonts w:asciiTheme="minorHAnsi" w:hAnsiTheme="minorHAnsi" w:cstheme="minorHAnsi"/>
@@ -504,9 +408,8 @@
                 <w:sz w:val="22"/>
                 <w:szCs w:val="22"/>
               </w:rPr>
-              <w:t>{{ ruta</w:t>
+              <w:t>{{ ext</w:t>
             </w:r>
-            <w:proofErr w:type="gramEnd"/>
             <w:r>
               <w:rPr>
                 <w:rFonts w:asciiTheme="minorHAnsi" w:hAnsiTheme="minorHAnsi" w:cstheme="minorHAnsi"/>
@@ -514,7 +417,7 @@
                 <w:sz w:val="22"/>
                 <w:szCs w:val="22"/>
               </w:rPr>
-              <w:t>1</w:t>
+              <w:t>2</w:t>
             </w:r>
             <w:r>
               <w:rPr>
@@ -524,6 +427,209 @@
                 <w:szCs w:val="22"/>
               </w:rPr>
               <w:t xml:space="preserve"> }}</w:t>
+            </w:r>
+          </w:p>
+        </w:tc>
+      </w:tr>
+      <w:tr>
+        <w:trPr>
+          <w:trHeight w:val="20"/>
+        </w:trPr>
+        <w:tc>
+          <w:tcPr>
+            <w:tcW w:w="4416" w:type="dxa"/>
+            <w:vAlign w:val="center"/>
+          </w:tcPr>
+          <w:p>
+            <w:pPr>
+              <w:pStyle w:val="Default"/>
+              <w:jc w:val="center"/>
+              <w:rPr>
+                <w:rFonts w:asciiTheme="minorHAnsi" w:hAnsiTheme="minorHAnsi" w:cstheme="minorHAnsi"/>
+                <w:color w:val="000000" w:themeColor="text1"/>
+                <w:sz w:val="22"/>
+                <w:szCs w:val="22"/>
+              </w:rPr>
+            </w:pPr>
+          </w:p>
+        </w:tc>
+        <w:tc>
+          <w:tcPr>
+            <w:tcW w:w="4417" w:type="dxa"/>
+            <w:vAlign w:val="center"/>
+          </w:tcPr>
+          <w:p>
+            <w:pPr>
+              <w:pStyle w:val="Default"/>
+              <w:jc w:val="center"/>
+              <w:rPr>
+                <w:rFonts w:asciiTheme="minorHAnsi" w:hAnsiTheme="minorHAnsi" w:cstheme="minorHAnsi"/>
+                <w:color w:val="000000" w:themeColor="text1"/>
+                <w:sz w:val="22"/>
+                <w:szCs w:val="22"/>
+              </w:rPr>
+            </w:pPr>
+          </w:p>
+        </w:tc>
+      </w:tr>
+      <w:tr>
+        <w:tblPrEx>
+          <w:tblBorders>
+            <w:top w:val="single" w:sz="4" w:space="0" w:color="auto"/>
+            <w:left w:val="single" w:sz="4" w:space="0" w:color="auto"/>
+            <w:bottom w:val="single" w:sz="4" w:space="0" w:color="auto"/>
+            <w:right w:val="single" w:sz="4" w:space="0" w:color="auto"/>
+            <w:insideH w:val="single" w:sz="4" w:space="0" w:color="auto"/>
+            <w:insideV w:val="single" w:sz="4" w:space="0" w:color="auto"/>
+          </w:tblBorders>
+        </w:tblPrEx>
+        <w:trPr>
+          <w:trHeight w:val="3288"/>
+        </w:trPr>
+        <w:tc>
+          <w:tcPr>
+            <w:tcW w:w="4416" w:type="dxa"/>
+            <w:tcBorders>
+              <w:top w:val="nil"/>
+              <w:left w:val="nil"/>
+              <w:bottom w:val="nil"/>
+              <w:right w:val="nil"/>
+            </w:tcBorders>
+            <w:vAlign w:val="center"/>
+          </w:tcPr>
+          <w:p>
+            <w:pPr>
+              <w:pStyle w:val="Prrafodelista"/>
+              <w:spacing w:after="0" w:line="360" w:lineRule="auto"/>
+              <w:ind w:left="0"/>
+              <w:jc w:val="both"/>
+              <w:rPr>
+                <w:rFonts w:cstheme="minorHAnsi"/>
+                <w:color w:val="000000" w:themeColor="text1"/>
+              </w:rPr>
+            </w:pPr>
+            <w:r>
+              <w:rPr>
+                <w:rFonts w:cstheme="minorHAnsi"/>
+                <w:noProof/>
+                <w:color w:val="000000" w:themeColor="text1"/>
+                <w:lang w:eastAsia="es-MX"/>
+              </w:rPr>
+              <w:t>C</w:t>
+            </w:r>
+            <w:r>
+              <w:rPr>
+                <w:rFonts w:cstheme="minorHAnsi"/>
+                <w:noProof/>
+                <w:color w:val="000000" w:themeColor="text1"/>
+                <w:lang w:eastAsia="es-MX"/>
+              </w:rPr>
+              <w:t>uenta</w:t>
+            </w:r>
+            <w:r>
+              <w:rPr>
+                <w:rFonts w:cstheme="minorHAnsi"/>
+                <w:color w:val="000000" w:themeColor="text1"/>
+              </w:rPr>
+              <w:t xml:space="preserve"> con sistema de </w:t>
+            </w:r>
+            <w:r>
+              <w:rPr>
+                <w:rFonts w:cstheme="minorHAnsi"/>
+                <w:b/>
+                <w:color w:val="000000" w:themeColor="text1"/>
+              </w:rPr>
+              <w:t>al</w:t>
+            </w:r>
+            <w:r>
+              <w:rPr>
+                <w:rFonts w:cstheme="minorHAnsi"/>
+                <w:b/>
+                <w:color w:val="000000" w:themeColor="text1"/>
+              </w:rPr>
+              <w:t>a</w:t>
+            </w:r>
+            <w:r>
+              <w:rPr>
+                <w:rFonts w:cstheme="minorHAnsi"/>
+                <w:b/>
+                <w:color w:val="000000" w:themeColor="text1"/>
+              </w:rPr>
+              <w:t>r</w:t>
+            </w:r>
+            <w:r>
+              <w:rPr>
+                <w:rFonts w:cstheme="minorHAnsi"/>
+                <w:b/>
+                <w:color w:val="000000" w:themeColor="text1"/>
+              </w:rPr>
+              <w:t>ma</w:t>
+            </w:r>
+            <w:r>
+              <w:rPr>
+                <w:rFonts w:cstheme="minorHAnsi"/>
+                <w:color w:val="000000" w:themeColor="text1"/>
+              </w:rPr>
+              <w:t xml:space="preserve"> en caso de </w:t>
+            </w:r>
+            <w:r>
+              <w:rPr>
+                <w:rFonts w:cstheme="minorHAnsi"/>
+                <w:color w:val="000000" w:themeColor="text1"/>
+              </w:rPr>
+              <w:t>emergencia</w:t>
+            </w:r>
+            <w:r>
+              <w:rPr>
+                <w:rFonts w:cstheme="minorHAnsi"/>
+                <w:color w:val="000000" w:themeColor="text1"/>
+              </w:rPr>
+              <w:t xml:space="preserve">, se recomienda </w:t>
+            </w:r>
+            <w:r>
+              <w:rPr>
+                <w:rFonts w:cstheme="minorHAnsi"/>
+                <w:color w:val="000000" w:themeColor="text1"/>
+              </w:rPr>
+              <w:t>realizar inspección de manera regular para garantizar su buen funcionamiento</w:t>
+            </w:r>
+            <w:r>
+              <w:rPr>
+                <w:rFonts w:cstheme="minorHAnsi"/>
+                <w:color w:val="000000" w:themeColor="text1"/>
+              </w:rPr>
+              <w:t>.</w:t>
+            </w:r>
+          </w:p>
+        </w:tc>
+        <w:tc>
+          <w:tcPr>
+            <w:tcW w:w="4417" w:type="dxa"/>
+            <w:tcBorders>
+              <w:top w:val="nil"/>
+              <w:left w:val="nil"/>
+              <w:bottom w:val="nil"/>
+              <w:right w:val="nil"/>
+            </w:tcBorders>
+            <w:vAlign w:val="center"/>
+          </w:tcPr>
+          <w:p>
+            <w:pPr>
+              <w:pStyle w:val="Prrafodelista"/>
+              <w:spacing w:after="0" w:line="360" w:lineRule="auto"/>
+              <w:ind w:left="0"/>
+              <w:jc w:val="center"/>
+              <w:rPr>
+                <w:rFonts w:cstheme="minorHAnsi"/>
+                <w:color w:val="000000" w:themeColor="text1"/>
+              </w:rPr>
+            </w:pPr>
+            <w:r>
+              <w:rPr>
+                <w:rFonts w:cstheme="minorHAnsi"/>
+                <w:color w:val="000000" w:themeColor="text1"/>
+              </w:rPr>
+              <w:t>{{ alarma }}</w:t>
             </w:r>
           </w:p>
         </w:tc>
@@ -572,6 +678,9 @@
         <w:gridCol w:w="4417"/>
       </w:tblGrid>
       <w:tr>
+        <w:trPr>
+          <w:trHeight w:val="1701"/>
+        </w:trPr>
         <w:tc>
           <w:tcPr>
             <w:tcW w:w="8833" w:type="dxa"/>
@@ -582,6 +691,7 @@
             <w:pPr>
               <w:pStyle w:val="Default"/>
               <w:spacing w:line="360" w:lineRule="auto"/>
+              <w:jc w:val="both"/>
               <w:rPr>
                 <w:rFonts w:asciiTheme="minorHAnsi" w:hAnsiTheme="minorHAnsi" w:cstheme="minorHAnsi"/>
                 <w:color w:val="000000" w:themeColor="text1"/>
@@ -596,7 +706,7 @@
                 <w:sz w:val="22"/>
                 <w:szCs w:val="22"/>
               </w:rPr>
-              <w:t>La cantidad de equipos contra incendio se encuentran vigentes.  Se recomienda mantener a 1.50 metros y libres de obstáculos, previa señalamiento informativo</w:t>
+              <w:t>Las vías de evacuación, tanto verticales y horizontales se encuentran calculadas para una correcta evacuación d</w:t>
             </w:r>
             <w:r>
               <w:rPr>
@@ -605,99 +715,16 @@
                 <w:sz w:val="22"/>
                 <w:szCs w:val="22"/>
               </w:rPr>
-              <w:t>.</w:t>
+              <w:t>el inmueble</w:t>
             </w:r>
-          </w:p>
-        </w:tc>
-      </w:tr>
-      <w:tr>
-        <w:trPr>
-          <w:trHeight w:val="3888"/>
-        </w:trPr>
-        <w:tc>
-          <w:tcPr>
-            <w:tcW w:w="4416" w:type="dxa"/>
-            <w:vAlign w:val="center"/>
-          </w:tcPr>
-          <w:p>
-            <w:pPr>
-              <w:pStyle w:val="Default"/>
-              <w:spacing w:line="360" w:lineRule="auto"/>
-              <w:jc w:val="center"/>
+            <w:r>
               <w:rPr>
                 <w:rFonts w:asciiTheme="minorHAnsi" w:hAnsiTheme="minorHAnsi" w:cstheme="minorHAnsi"/>
                 <w:color w:val="000000" w:themeColor="text1"/>
                 <w:sz w:val="22"/>
                 <w:szCs w:val="22"/>
               </w:rPr>
-            </w:pPr>
-            <w:proofErr w:type="gramStart"/>
-            <w:r>
-              <w:rPr>
-                <w:rFonts w:asciiTheme="minorHAnsi" w:hAnsiTheme="minorHAnsi" w:cstheme="minorHAnsi"/>
-                <w:color w:val="000000" w:themeColor="text1"/>
-                <w:sz w:val="22"/>
-                <w:szCs w:val="22"/>
-              </w:rPr>
-              <w:t>{{ ext</w:t>
-            </w:r>
-            <w:proofErr w:type="gramEnd"/>
-            <w:r>
-              <w:rPr>
-                <w:rFonts w:asciiTheme="minorHAnsi" w:hAnsiTheme="minorHAnsi" w:cstheme="minorHAnsi"/>
-                <w:color w:val="000000" w:themeColor="text1"/>
-                <w:sz w:val="22"/>
-                <w:szCs w:val="22"/>
-              </w:rPr>
-              <w:t>1 }}</w:t>
-            </w:r>
-          </w:p>
-        </w:tc>
-        <w:tc>
-          <w:tcPr>
-            <w:tcW w:w="4417" w:type="dxa"/>
-            <w:vAlign w:val="center"/>
-          </w:tcPr>
-          <w:p>
-            <w:pPr>
-              <w:pStyle w:val="Default"/>
-              <w:spacing w:line="360" w:lineRule="auto"/>
-              <w:jc w:val="center"/>
-              <w:rPr>
-                <w:rFonts w:asciiTheme="minorHAnsi" w:hAnsiTheme="minorHAnsi" w:cstheme="minorHAnsi"/>
-                <w:color w:val="000000" w:themeColor="text1"/>
-                <w:sz w:val="22"/>
-                <w:szCs w:val="22"/>
-              </w:rPr>
-            </w:pPr>
-            <w:proofErr w:type="gramStart"/>
-            <w:r>
-              <w:rPr>
-                <w:rFonts w:asciiTheme="minorHAnsi" w:hAnsiTheme="minorHAnsi" w:cstheme="minorHAnsi"/>
-                <w:color w:val="000000" w:themeColor="text1"/>
-                <w:sz w:val="22"/>
-                <w:szCs w:val="22"/>
-              </w:rPr>
-              <w:t>{{ ext</w:t>
-            </w:r>
-            <w:proofErr w:type="gramEnd"/>
-            <w:r>
-              <w:rPr>
-                <w:rFonts w:asciiTheme="minorHAnsi" w:hAnsiTheme="minorHAnsi" w:cstheme="minorHAnsi"/>
-                <w:color w:val="000000" w:themeColor="text1"/>
-                <w:sz w:val="22"/>
-                <w:szCs w:val="22"/>
-              </w:rPr>
-              <w:t>2</w:t>
-            </w:r>
-            <w:r>
-              <w:rPr>
-                <w:rFonts w:asciiTheme="minorHAnsi" w:hAnsiTheme="minorHAnsi" w:cstheme="minorHAnsi"/>
-                <w:color w:val="000000" w:themeColor="text1"/>
-                <w:sz w:val="22"/>
-                <w:szCs w:val="22"/>
-              </w:rPr>
-              <w:t xml:space="preserve"> }}</w:t>
+              <w:t>, debe mencionarse que deben permanecer libres de obstáculos permanentemente, aún en áreas de ingreso egreso en tiempo menor o provisional en el tramo de ingreso.</w:t>
             </w:r>
           </w:p>
         </w:tc>
@@ -715,7 +742,7 @@
             <w:pPr>
               <w:pStyle w:val="Default"/>
               <w:spacing w:line="360" w:lineRule="auto"/>
-              <w:jc w:val="both"/>
+              <w:jc w:val="center"/>
               <w:rPr>
                 <w:rFonts w:asciiTheme="minorHAnsi" w:hAnsiTheme="minorHAnsi" w:cstheme="minorHAnsi"/>
                 <w:color w:val="000000" w:themeColor="text1"/>
@@ -730,18 +757,7 @@
                 <w:sz w:val="22"/>
                 <w:szCs w:val="22"/>
               </w:rPr>
-              <w:t>Cuenta con mantenimiento a techo, lozas y azotea debe registrarse en bitácora, dando evidencia de limpieza en bajadas pluviales, aplicación de impermeabilizante, mantenimiento preventivo y correctivo</w:t>
-            </w:r>
-            <w:r>
-              <w:rPr>
-                <w:rFonts w:asciiTheme="minorHAnsi" w:hAnsiTheme="minorHAnsi" w:cstheme="minorHAnsi"/>
-                <w:noProof/>
-                <w:color w:val="000000" w:themeColor="text1"/>
-                <w:sz w:val="22"/>
-                <w:szCs w:val="22"/>
-                <w:lang w:eastAsia="es-MX"/>
-              </w:rPr>
-              <w:t>.  En techo cuenta con iluminación tipo LED y ahorradores de energía.</w:t>
+              <w:t>{{ ruta1 }}</w:t>
             </w:r>
           </w:p>
         </w:tc>
@@ -762,7 +778,6 @@
                 <w:szCs w:val="22"/>
               </w:rPr>
             </w:pPr>
-            <w:proofErr w:type="gramStart"/>
             <w:r>
               <w:rPr>
                 <w:rFonts w:asciiTheme="minorHAnsi" w:hAnsiTheme="minorHAnsi" w:cstheme="minorHAnsi"/>
@@ -770,24 +785,14 @@
                 <w:sz w:val="22"/>
                 <w:szCs w:val="22"/>
               </w:rPr>
-              <w:t>{{ techo</w:t>
-            </w:r>
-            <w:proofErr w:type="gramEnd"/>
-            <w:r>
-              <w:rPr>
-                <w:rFonts w:asciiTheme="minorHAnsi" w:hAnsiTheme="minorHAnsi" w:cstheme="minorHAnsi"/>
-                <w:color w:val="000000" w:themeColor="text1"/>
-                <w:sz w:val="22"/>
-                <w:szCs w:val="22"/>
-              </w:rPr>
-              <w:t xml:space="preserve"> }}</w:t>
+              <w:t>{{ ruta4 }}</w:t>
             </w:r>
           </w:p>
         </w:tc>
       </w:tr>
       <w:tr>
         <w:trPr>
-          <w:trHeight w:val="57"/>
+          <w:trHeight w:val="20"/>
         </w:trPr>
         <w:tc>
           <w:tcPr>
@@ -797,12 +802,12 @@
           <w:p>
             <w:pPr>
               <w:pStyle w:val="Default"/>
-              <w:jc w:val="both"/>
+              <w:jc w:val="center"/>
               <w:rPr>
                 <w:rFonts w:asciiTheme="minorHAnsi" w:hAnsiTheme="minorHAnsi" w:cstheme="minorHAnsi"/>
                 <w:color w:val="000000" w:themeColor="text1"/>
-                <w:sz w:val="20"/>
-                <w:szCs w:val="20"/>
+                <w:sz w:val="22"/>
+                <w:szCs w:val="22"/>
               </w:rPr>
             </w:pPr>
           </w:p>
@@ -819,8 +824,8 @@
               <w:rPr>
                 <w:rFonts w:asciiTheme="minorHAnsi" w:hAnsiTheme="minorHAnsi" w:cstheme="minorHAnsi"/>
                 <w:color w:val="000000" w:themeColor="text1"/>
-                <w:sz w:val="20"/>
-                <w:szCs w:val="20"/>
+                <w:sz w:val="22"/>
+                <w:szCs w:val="22"/>
               </w:rPr>
             </w:pPr>
           </w:p>
@@ -837,24 +842,19 @@
           </w:tcPr>
           <w:p>
             <w:pPr>
-              <w:pStyle w:val="Default"/>
-              <w:spacing w:line="360" w:lineRule="auto"/>
+              <w:pStyle w:val="Prrafodelista"/>
+              <w:spacing w:after="0" w:line="360" w:lineRule="auto"/>
+              <w:ind w:left="0"/>
               <w:jc w:val="both"/>
               <w:rPr>
-                <w:rFonts w:asciiTheme="minorHAnsi" w:hAnsiTheme="minorHAnsi" w:cstheme="minorHAnsi"/>
-                <w:color w:val="000000" w:themeColor="text1"/>
-                <w:sz w:val="22"/>
-                <w:szCs w:val="22"/>
+                <w:rFonts w:cstheme="minorHAnsi"/>
+                <w:color w:val="000000" w:themeColor="text1"/>
+                <w:sz w:val="20"/>
+                <w:szCs w:val="20"/>
               </w:rPr>
             </w:pPr>
             <w:r>
-              <w:rPr>
-                <w:rFonts w:asciiTheme="minorHAnsi" w:hAnsiTheme="minorHAnsi" w:cstheme="minorHAnsi"/>
-                <w:color w:val="000000" w:themeColor="text1"/>
-                <w:sz w:val="22"/>
-                <w:szCs w:val="22"/>
-              </w:rPr>
-              <w:t>No cuenta con instalación de gas LP.</w:t>
+              <w:t>Las salidas de emergencia se encuentran diseñadas y calculadas para permitir una evacuación segura y eficiente del inmueble. Es importante señalar que dichas salidas deben permanecer libres de cualquier tipo de obstrucción en todo momento, incluyendo aquellas zonas utilizadas para ingreso o egreso, garantizando así su operatividad inmediata en caso de una emergencia.</w:t>
             </w:r>
           </w:p>
         </w:tc>
@@ -865,16 +865,22 @@
           </w:tcPr>
           <w:p>
             <w:pPr>
-              <w:pStyle w:val="Default"/>
-              <w:spacing w:line="360" w:lineRule="auto"/>
+              <w:pStyle w:val="Prrafodelista"/>
+              <w:spacing w:after="0" w:line="240" w:lineRule="auto"/>
+              <w:ind w:left="0"/>
               <w:jc w:val="center"/>
               <w:rPr>
-                <w:rFonts w:asciiTheme="minorHAnsi" w:hAnsiTheme="minorHAnsi" w:cstheme="minorHAnsi"/>
-                <w:color w:val="000000" w:themeColor="text1"/>
-                <w:sz w:val="22"/>
-                <w:szCs w:val="22"/>
+                <w:rFonts w:cstheme="minorHAnsi"/>
+                <w:color w:val="000000" w:themeColor="text1"/>
               </w:rPr>
             </w:pPr>
+            <w:r>
+              <w:rPr>
+                <w:rFonts w:cstheme="minorHAnsi"/>
+                <w:color w:val="000000" w:themeColor="text1"/>
+              </w:rPr>
+              <w:t>{{ salida }}</w:t>
+            </w:r>
           </w:p>
         </w:tc>
       </w:tr>
@@ -899,8 +905,6 @@
         <w:rPr>
           <w:rFonts w:cstheme="minorHAnsi"/>
           <w:color w:val="000000" w:themeColor="text1"/>
-          <w:kern w:val="0"/>
-          <w14:ligatures w14:val="none"/>
         </w:rPr>
       </w:pPr>
     </w:p>
@@ -908,7 +912,6 @@
       <w:tblPr>
         <w:tblStyle w:val="Tablaconcuadrcula"/>
         <w:tblW w:w="0" w:type="auto"/>
-        <w:tblInd w:w="-5" w:type="dxa"/>
         <w:tblBorders>
           <w:top w:val="none" w:sz="0" w:space="0" w:color="auto"/>
           <w:left w:val="none" w:sz="0" w:space="0" w:color="auto"/>
@@ -920,279 +923,50 @@
         <w:tblLook w:val="04A0" w:firstRow="1" w:lastRow="0" w:firstColumn="1" w:lastColumn="0" w:noHBand="0" w:noVBand="1"/>
       </w:tblPr>
       <w:tblGrid>
-        <w:gridCol w:w="2977"/>
-        <w:gridCol w:w="2717"/>
-        <w:gridCol w:w="451"/>
-        <w:gridCol w:w="2688"/>
+        <w:gridCol w:w="4414"/>
+        <w:gridCol w:w="4414"/>
       </w:tblGrid>
       <w:tr>
-        <w:tc>
-          <w:tcPr>
-            <w:tcW w:w="8833" w:type="dxa"/>
-            <w:gridSpan w:val="4"/>
-          </w:tcPr>
-          <w:p>
-            <w:pPr>
-              <w:pStyle w:val="Default"/>
-              <w:spacing w:line="360" w:lineRule="auto"/>
-              <w:jc w:val="both"/>
-              <w:rPr>
-                <w:rFonts w:asciiTheme="minorHAnsi" w:hAnsiTheme="minorHAnsi" w:cstheme="minorHAnsi"/>
-                <w:color w:val="000000" w:themeColor="text1"/>
-                <w:sz w:val="22"/>
-                <w:szCs w:val="22"/>
-              </w:rPr>
-            </w:pPr>
-            <w:r>
-              <w:rPr>
-                <w:rFonts w:asciiTheme="minorHAnsi" w:hAnsiTheme="minorHAnsi" w:cstheme="minorHAnsi"/>
-                <w:color w:val="000000" w:themeColor="text1"/>
-                <w:sz w:val="22"/>
-                <w:szCs w:val="22"/>
-              </w:rPr>
-              <w:t xml:space="preserve">Se cuenta con un plan de emergencia para casos de incendio, definido en el presente Programa interno de Protección civil, mismo que debe ser difundido y socializado con el personal de </w:t>
-            </w:r>
-            <w:proofErr w:type="gramStart"/>
-            <w:r>
-              <w:rPr>
-                <w:rFonts w:asciiTheme="minorHAnsi" w:hAnsiTheme="minorHAnsi" w:cstheme="minorHAnsi"/>
-                <w:b/>
-                <w:bCs/>
-                <w:color w:val="000000" w:themeColor="text1"/>
-                <w:sz w:val="22"/>
-                <w:szCs w:val="22"/>
-              </w:rPr>
-              <w:t xml:space="preserve">{{ </w:t>
-            </w:r>
-            <w:proofErr w:type="spellStart"/>
-            <w:r>
-              <w:rPr>
-                <w:rFonts w:asciiTheme="minorHAnsi" w:hAnsiTheme="minorHAnsi" w:cstheme="minorHAnsi"/>
-                <w:b/>
-                <w:bCs/>
-                <w:color w:val="000000" w:themeColor="text1"/>
-                <w:sz w:val="22"/>
-                <w:szCs w:val="22"/>
-              </w:rPr>
-              <w:t>razon</w:t>
-            </w:r>
-            <w:proofErr w:type="gramEnd"/>
-            <w:r>
-              <w:rPr>
-                <w:rFonts w:asciiTheme="minorHAnsi" w:hAnsiTheme="minorHAnsi" w:cstheme="minorHAnsi"/>
-                <w:b/>
-                <w:bCs/>
-                <w:color w:val="000000" w:themeColor="text1"/>
-                <w:sz w:val="22"/>
-                <w:szCs w:val="22"/>
-              </w:rPr>
-              <w:t>_social</w:t>
-            </w:r>
-            <w:proofErr w:type="spellEnd"/>
-            <w:r>
-              <w:rPr>
-                <w:rFonts w:asciiTheme="minorHAnsi" w:hAnsiTheme="minorHAnsi" w:cstheme="minorHAnsi"/>
-                <w:b/>
-                <w:bCs/>
-                <w:color w:val="000000" w:themeColor="text1"/>
-                <w:sz w:val="22"/>
-                <w:szCs w:val="22"/>
-              </w:rPr>
-              <w:t xml:space="preserve"> }} </w:t>
-            </w:r>
-            <w:r>
-              <w:rPr>
-                <w:rFonts w:asciiTheme="minorHAnsi" w:hAnsiTheme="minorHAnsi" w:cstheme="minorHAnsi"/>
-                <w:b/>
-                <w:color w:val="000000" w:themeColor="text1"/>
-                <w:sz w:val="22"/>
-                <w:szCs w:val="22"/>
-              </w:rPr>
-              <w:t xml:space="preserve">{{ </w:t>
-            </w:r>
-            <w:proofErr w:type="spellStart"/>
-            <w:r>
-              <w:rPr>
-                <w:rFonts w:asciiTheme="minorHAnsi" w:hAnsiTheme="minorHAnsi" w:cstheme="minorHAnsi"/>
-                <w:b/>
-                <w:color w:val="000000" w:themeColor="text1"/>
-                <w:sz w:val="22"/>
-                <w:szCs w:val="22"/>
-              </w:rPr>
-              <w:t>nombre_comercial</w:t>
-            </w:r>
-            <w:proofErr w:type="spellEnd"/>
-            <w:r>
-              <w:rPr>
-                <w:rFonts w:asciiTheme="minorHAnsi" w:hAnsiTheme="minorHAnsi" w:cstheme="minorHAnsi"/>
-                <w:b/>
-                <w:color w:val="000000" w:themeColor="text1"/>
-                <w:sz w:val="22"/>
-                <w:szCs w:val="22"/>
-              </w:rPr>
-              <w:t xml:space="preserve"> }}</w:t>
-            </w:r>
-            <w:r>
-              <w:rPr>
-                <w:rFonts w:asciiTheme="minorHAnsi" w:hAnsiTheme="minorHAnsi" w:cstheme="minorHAnsi"/>
-                <w:color w:val="000000" w:themeColor="text1"/>
-                <w:sz w:val="22"/>
-                <w:szCs w:val="22"/>
-              </w:rPr>
-              <w:t>, así como observar en el inmueble los requisitos de la NOM 002 STPS 2010 para centros de trabajo</w:t>
-            </w:r>
-            <w:r>
-              <w:rPr>
-                <w:rFonts w:asciiTheme="minorHAnsi" w:hAnsiTheme="minorHAnsi" w:cstheme="minorHAnsi"/>
-                <w:color w:val="000000" w:themeColor="text1"/>
-                <w:sz w:val="22"/>
-                <w:szCs w:val="22"/>
-              </w:rPr>
-              <w:t>.</w:t>
-            </w:r>
-          </w:p>
-        </w:tc>
-      </w:tr>
-      <w:tr>
         <w:trPr>
-          <w:trHeight w:val="3062"/>
+          <w:trHeight w:val="1701"/>
         </w:trPr>
         <w:tc>
           <w:tcPr>
-            <w:tcW w:w="2977" w:type="dxa"/>
-            <w:vAlign w:val="center"/>
-          </w:tcPr>
-          <w:p>
-            <w:pPr>
-              <w:pStyle w:val="Default"/>
-              <w:spacing w:line="360" w:lineRule="auto"/>
-              <w:ind w:right="-110"/>
-              <w:jc w:val="center"/>
-              <w:rPr>
-                <w:rFonts w:asciiTheme="minorHAnsi" w:hAnsiTheme="minorHAnsi" w:cstheme="minorHAnsi"/>
-                <w:color w:val="000000" w:themeColor="text1"/>
-                <w:sz w:val="22"/>
-                <w:szCs w:val="22"/>
-              </w:rPr>
-            </w:pPr>
-            <w:proofErr w:type="gramStart"/>
-            <w:r>
-              <w:rPr>
-                <w:rFonts w:asciiTheme="minorHAnsi" w:hAnsiTheme="minorHAnsi" w:cstheme="minorHAnsi"/>
-                <w:color w:val="000000" w:themeColor="text1"/>
-                <w:sz w:val="22"/>
-                <w:szCs w:val="22"/>
-              </w:rPr>
-              <w:t>{{ plan</w:t>
-            </w:r>
-            <w:proofErr w:type="gramEnd"/>
-            <w:r>
-              <w:rPr>
-                <w:rFonts w:asciiTheme="minorHAnsi" w:hAnsiTheme="minorHAnsi" w:cstheme="minorHAnsi"/>
-                <w:color w:val="000000" w:themeColor="text1"/>
-                <w:sz w:val="22"/>
-                <w:szCs w:val="22"/>
-              </w:rPr>
-              <w:t>1 }}</w:t>
-            </w:r>
-          </w:p>
-        </w:tc>
-        <w:tc>
-          <w:tcPr>
-            <w:tcW w:w="2717" w:type="dxa"/>
-            <w:vAlign w:val="center"/>
-          </w:tcPr>
-          <w:p>
-            <w:pPr>
-              <w:pStyle w:val="Default"/>
-              <w:spacing w:line="360" w:lineRule="auto"/>
-              <w:ind w:right="-83"/>
-              <w:jc w:val="center"/>
-              <w:rPr>
-                <w:rFonts w:asciiTheme="minorHAnsi" w:hAnsiTheme="minorHAnsi" w:cstheme="minorHAnsi"/>
-                <w:color w:val="000000" w:themeColor="text1"/>
-                <w:sz w:val="22"/>
-                <w:szCs w:val="22"/>
-              </w:rPr>
-            </w:pPr>
-            <w:proofErr w:type="gramStart"/>
-            <w:r>
-              <w:rPr>
-                <w:rFonts w:asciiTheme="minorHAnsi" w:hAnsiTheme="minorHAnsi" w:cstheme="minorHAnsi"/>
-                <w:color w:val="000000" w:themeColor="text1"/>
-                <w:sz w:val="22"/>
-                <w:szCs w:val="22"/>
-              </w:rPr>
-              <w:t>{{ plan</w:t>
-            </w:r>
-            <w:proofErr w:type="gramEnd"/>
-            <w:r>
-              <w:rPr>
-                <w:rFonts w:asciiTheme="minorHAnsi" w:hAnsiTheme="minorHAnsi" w:cstheme="minorHAnsi"/>
-                <w:color w:val="000000" w:themeColor="text1"/>
-                <w:sz w:val="22"/>
-                <w:szCs w:val="22"/>
-              </w:rPr>
-              <w:t>2</w:t>
-            </w:r>
-            <w:r>
-              <w:rPr>
-                <w:rFonts w:asciiTheme="minorHAnsi" w:hAnsiTheme="minorHAnsi" w:cstheme="minorHAnsi"/>
-                <w:color w:val="000000" w:themeColor="text1"/>
-                <w:sz w:val="22"/>
-                <w:szCs w:val="22"/>
-              </w:rPr>
-              <w:t xml:space="preserve"> }}</w:t>
-            </w:r>
-          </w:p>
-        </w:tc>
-        <w:tc>
-          <w:tcPr>
-            <w:tcW w:w="3139" w:type="dxa"/>
+            <w:tcW w:w="8828" w:type="dxa"/>
             <w:gridSpan w:val="2"/>
             <w:vAlign w:val="center"/>
           </w:tcPr>
           <w:p>
             <w:pPr>
-              <w:pStyle w:val="Default"/>
-              <w:spacing w:line="360" w:lineRule="auto"/>
-              <w:ind w:right="-69"/>
-              <w:jc w:val="center"/>
-              <w:rPr>
-                <w:rFonts w:asciiTheme="minorHAnsi" w:hAnsiTheme="minorHAnsi" w:cstheme="minorHAnsi"/>
-                <w:color w:val="000000" w:themeColor="text1"/>
-                <w:sz w:val="22"/>
-                <w:szCs w:val="22"/>
+              <w:pStyle w:val="Prrafodelista"/>
+              <w:spacing w:after="0" w:line="360" w:lineRule="auto"/>
+              <w:ind w:left="0"/>
+              <w:jc w:val="both"/>
+              <w:rPr>
+                <w:rFonts w:cstheme="minorHAnsi"/>
+                <w:color w:val="000000" w:themeColor="text1"/>
               </w:rPr>
             </w:pPr>
-            <w:proofErr w:type="gramStart"/>
             <w:r>
               <w:rPr>
-                <w:rFonts w:asciiTheme="minorHAnsi" w:hAnsiTheme="minorHAnsi" w:cstheme="minorHAnsi"/>
-                <w:color w:val="000000" w:themeColor="text1"/>
-                <w:sz w:val="22"/>
-                <w:szCs w:val="22"/>
-              </w:rPr>
-              <w:t>{{ plan</w:t>
-            </w:r>
-            <w:proofErr w:type="gramEnd"/>
-            <w:r>
-              <w:rPr>
-                <w:rFonts w:asciiTheme="minorHAnsi" w:hAnsiTheme="minorHAnsi" w:cstheme="minorHAnsi"/>
-                <w:color w:val="000000" w:themeColor="text1"/>
-                <w:sz w:val="22"/>
-                <w:szCs w:val="22"/>
-              </w:rPr>
-              <w:t>3</w:t>
+                <w:rFonts w:cstheme="minorHAnsi"/>
+                <w:color w:val="000000" w:themeColor="text1"/>
+              </w:rPr>
+              <w:t xml:space="preserve">El botiquín cuenta con material de curación (NO DEBE CONTENER MEDICAMENTO DE ACUERDO </w:t>
             </w:r>
             <w:r>
               <w:rPr>
-                <w:rFonts w:asciiTheme="minorHAnsi" w:hAnsiTheme="minorHAnsi" w:cstheme="minorHAnsi"/>
-                <w:color w:val="000000" w:themeColor="text1"/>
-                <w:sz w:val="22"/>
-                <w:szCs w:val="22"/>
-              </w:rPr>
-              <w:t xml:space="preserve"> }}</w:t>
+                <w:rFonts w:cstheme="minorHAnsi"/>
+                <w:color w:val="000000" w:themeColor="text1"/>
+              </w:rPr>
+              <w:t>CON</w:t>
+            </w:r>
+            <w:r>
+              <w:rPr>
+                <w:rFonts w:cstheme="minorHAnsi"/>
+                <w:color w:val="000000" w:themeColor="text1"/>
+              </w:rPr>
+              <w:t xml:space="preserve"> LA NOM-030-STPS-2009 Y NOM-020-STPS-1994) debe contar con bitácora de mantenimiento a cargo de la brigada de Primeros auxilios indicación actual.</w:t>
             </w:r>
           </w:p>
         </w:tc>
@@ -1203,67 +977,79 @@
         </w:trPr>
         <w:tc>
           <w:tcPr>
-            <w:tcW w:w="6145" w:type="dxa"/>
-            <w:gridSpan w:val="3"/>
+            <w:tcW w:w="4414" w:type="dxa"/>
             <w:vAlign w:val="center"/>
           </w:tcPr>
           <w:p>
             <w:pPr>
-              <w:pStyle w:val="Default"/>
+              <w:pStyle w:val="Prrafodelista"/>
               <w:spacing w:line="360" w:lineRule="auto"/>
-              <w:ind w:right="-60"/>
-              <w:rPr>
-                <w:rFonts w:asciiTheme="minorHAnsi" w:hAnsiTheme="minorHAnsi" w:cstheme="minorHAnsi"/>
-                <w:color w:val="000000" w:themeColor="text1"/>
-                <w:sz w:val="22"/>
-                <w:szCs w:val="22"/>
+              <w:ind w:left="0"/>
+              <w:jc w:val="center"/>
+              <w:rPr>
+                <w:rFonts w:cstheme="minorHAnsi"/>
+                <w:color w:val="000000" w:themeColor="text1"/>
               </w:rPr>
             </w:pPr>
             <w:r>
               <w:rPr>
-                <w:rFonts w:asciiTheme="minorHAnsi" w:hAnsiTheme="minorHAnsi" w:cstheme="minorHAnsi"/>
-                <w:color w:val="000000" w:themeColor="text1"/>
-                <w:sz w:val="22"/>
-                <w:szCs w:val="22"/>
-              </w:rPr>
-              <w:t>Los pisos deben mantenerse limpios y libres de obstáculos permanentemente, evitar malas condiciones pudiendo propiciar un accidente como caídas, resbalones, golpes que amenace a los trabajadores o los usuarios y usuarios según la NOM 001 STPS 2008.</w:t>
+                <w:rFonts w:cstheme="minorHAnsi"/>
+                <w:color w:val="000000" w:themeColor="text1"/>
+              </w:rPr>
+              <w:t xml:space="preserve">{{ </w:t>
+            </w:r>
+            <w:proofErr w:type="spellStart"/>
+            <w:r>
+              <w:rPr>
+                <w:rFonts w:cstheme="minorHAnsi"/>
+                <w:color w:val="000000" w:themeColor="text1"/>
+              </w:rPr>
+              <w:t>botiquin</w:t>
+            </w:r>
+            <w:proofErr w:type="spellEnd"/>
+            <w:r>
+              <w:rPr>
+                <w:rFonts w:cstheme="minorHAnsi"/>
+                <w:color w:val="000000" w:themeColor="text1"/>
+              </w:rPr>
+              <w:t xml:space="preserve"> }}</w:t>
             </w:r>
           </w:p>
         </w:tc>
         <w:tc>
           <w:tcPr>
-            <w:tcW w:w="2688" w:type="dxa"/>
+            <w:tcW w:w="4414" w:type="dxa"/>
             <w:vAlign w:val="center"/>
           </w:tcPr>
           <w:p>
             <w:pPr>
-              <w:pStyle w:val="Default"/>
-              <w:spacing w:line="360" w:lineRule="auto"/>
+              <w:pStyle w:val="Prrafodelista"/>
+              <w:spacing w:after="0" w:line="360" w:lineRule="auto"/>
+              <w:ind w:left="0"/>
               <w:jc w:val="center"/>
               <w:rPr>
-                <w:rFonts w:asciiTheme="minorHAnsi" w:hAnsiTheme="minorHAnsi" w:cstheme="minorHAnsi"/>
-                <w:color w:val="000000" w:themeColor="text1"/>
-                <w:sz w:val="22"/>
-                <w:szCs w:val="22"/>
+                <w:rFonts w:cstheme="minorHAnsi"/>
+                <w:color w:val="000000" w:themeColor="text1"/>
               </w:rPr>
             </w:pPr>
-            <w:proofErr w:type="gramStart"/>
             <w:r>
               <w:rPr>
-                <w:rFonts w:asciiTheme="minorHAnsi" w:hAnsiTheme="minorHAnsi" w:cstheme="minorHAnsi"/>
-                <w:color w:val="000000" w:themeColor="text1"/>
-                <w:sz w:val="22"/>
-                <w:szCs w:val="22"/>
-              </w:rPr>
-              <w:t>{{ pisos</w:t>
+                <w:rFonts w:cstheme="minorHAnsi"/>
+                <w:color w:val="000000" w:themeColor="text1"/>
+              </w:rPr>
+              <w:t>{{ botiquin</w:t>
             </w:r>
-            <w:proofErr w:type="gramEnd"/>
             <w:r>
               <w:rPr>
-                <w:rFonts w:asciiTheme="minorHAnsi" w:hAnsiTheme="minorHAnsi" w:cstheme="minorHAnsi"/>
-                <w:color w:val="000000" w:themeColor="text1"/>
-                <w:sz w:val="22"/>
-                <w:szCs w:val="22"/>
+                <w:rFonts w:cstheme="minorHAnsi"/>
+                <w:color w:val="000000" w:themeColor="text1"/>
+              </w:rPr>
+              <w:t>1</w:t>
+            </w:r>
+            <w:r>
+              <w:rPr>
+                <w:rFonts w:cstheme="minorHAnsi"/>
+                <w:color w:val="000000" w:themeColor="text1"/>
               </w:rPr>
               <w:t xml:space="preserve"> }}</w:t>
             </w:r>
@@ -1271,22 +1057,18 @@
         </w:tc>
       </w:tr>
       <w:tr>
-        <w:trPr>
-          <w:trHeight w:val="227"/>
-        </w:trPr>
         <w:tc>
           <w:tcPr>
-            <w:tcW w:w="6145" w:type="dxa"/>
-            <w:gridSpan w:val="3"/>
+            <w:tcW w:w="4414" w:type="dxa"/>
             <w:vAlign w:val="center"/>
           </w:tcPr>
           <w:p>
             <w:pPr>
-              <w:pStyle w:val="Default"/>
-              <w:ind w:right="-60"/>
-              <w:rPr>
-                <w:rFonts w:asciiTheme="minorHAnsi" w:hAnsiTheme="minorHAnsi" w:cstheme="minorHAnsi"/>
-                <w:color w:val="000000" w:themeColor="text1"/>
+              <w:pStyle w:val="Prrafodelista"/>
+              <w:spacing w:line="240" w:lineRule="auto"/>
+              <w:ind w:left="0"/>
+              <w:jc w:val="both"/>
+              <w:rPr>
                 <w:sz w:val="20"/>
                 <w:szCs w:val="20"/>
               </w:rPr>
@@ -1295,20 +1077,72 @@
         </w:tc>
         <w:tc>
           <w:tcPr>
-            <w:tcW w:w="2688" w:type="dxa"/>
+            <w:tcW w:w="4414" w:type="dxa"/>
             <w:vAlign w:val="center"/>
           </w:tcPr>
           <w:p>
             <w:pPr>
-              <w:pStyle w:val="Default"/>
+              <w:pStyle w:val="Prrafodelista"/>
+              <w:spacing w:after="0" w:line="240" w:lineRule="auto"/>
+              <w:ind w:left="0"/>
               <w:jc w:val="center"/>
               <w:rPr>
-                <w:rFonts w:asciiTheme="minorHAnsi" w:hAnsiTheme="minorHAnsi" w:cstheme="minorHAnsi"/>
+                <w:rFonts w:cstheme="minorHAnsi"/>
                 <w:color w:val="000000" w:themeColor="text1"/>
                 <w:sz w:val="20"/>
                 <w:szCs w:val="20"/>
               </w:rPr>
             </w:pPr>
+          </w:p>
+        </w:tc>
+      </w:tr>
+      <w:tr>
+        <w:trPr>
+          <w:trHeight w:val="1701"/>
+        </w:trPr>
+        <w:tc>
+          <w:tcPr>
+            <w:tcW w:w="8828" w:type="dxa"/>
+            <w:gridSpan w:val="2"/>
+            <w:vAlign w:val="center"/>
+          </w:tcPr>
+          <w:p>
+            <w:pPr>
+              <w:pStyle w:val="Prrafodelista"/>
+              <w:spacing w:after="0" w:line="360" w:lineRule="auto"/>
+              <w:ind w:left="0"/>
+              <w:jc w:val="both"/>
+              <w:rPr>
+                <w:rFonts w:cstheme="minorHAnsi"/>
+                <w:color w:val="000000" w:themeColor="text1"/>
+              </w:rPr>
+            </w:pPr>
+            <w:r>
+              <w:rPr>
+                <w:rFonts w:cstheme="minorHAnsi"/>
+                <w:color w:val="000000" w:themeColor="text1"/>
+              </w:rPr>
+              <w:t xml:space="preserve">La señalización, se recomienda colocar a una altura de </w:t>
+            </w:r>
+            <w:smartTag w:uri="urn:schemas-microsoft-com:office:smarttags" w:element="metricconverter">
+              <w:smartTagPr>
+                <w:attr w:name="ProductID" w:val="1.50 metros"/>
+              </w:smartTagPr>
+              <w:r>
+                <w:rPr>
+                  <w:rFonts w:cstheme="minorHAnsi"/>
+                  <w:color w:val="000000" w:themeColor="text1"/>
+                </w:rPr>
+                <w:t>1.50 metros</w:t>
+              </w:r>
+            </w:smartTag>
+            <w:r>
+              <w:rPr>
+                <w:rFonts w:cstheme="minorHAnsi"/>
+                <w:color w:val="000000" w:themeColor="text1"/>
+              </w:rPr>
+              <w:t xml:space="preserve"> de acuerdo con NOM 003 SEGOB 2002 Señales y avisos, cuenta en cantidad y calidad óptima de acuerdo con usos de espacios para un mejor desarrollo del plan de evacuación.</w:t>
+            </w:r>
           </w:p>
         </w:tc>
       </w:tr>
@@ -1318,97 +1152,63 @@
         </w:trPr>
         <w:tc>
           <w:tcPr>
-            <w:tcW w:w="6145" w:type="dxa"/>
-            <w:gridSpan w:val="3"/>
+            <w:tcW w:w="4414" w:type="dxa"/>
             <w:vAlign w:val="center"/>
           </w:tcPr>
           <w:p>
             <w:pPr>
-              <w:pStyle w:val="Default"/>
+              <w:pStyle w:val="Prrafodelista"/>
               <w:spacing w:line="360" w:lineRule="auto"/>
-              <w:ind w:right="-60"/>
-              <w:rPr>
-                <w:rFonts w:asciiTheme="minorHAnsi" w:hAnsiTheme="minorHAnsi" w:cstheme="minorHAnsi"/>
-                <w:color w:val="000000" w:themeColor="text1"/>
-                <w:sz w:val="22"/>
-                <w:szCs w:val="22"/>
+              <w:ind w:left="0"/>
+              <w:jc w:val="center"/>
+              <w:rPr>
+                <w:rFonts w:cstheme="minorHAnsi"/>
+                <w:color w:val="000000" w:themeColor="text1"/>
               </w:rPr>
             </w:pPr>
             <w:r>
               <w:rPr>
-                <w:rFonts w:asciiTheme="minorHAnsi" w:hAnsiTheme="minorHAnsi" w:cstheme="minorHAnsi"/>
-                <w:color w:val="000000" w:themeColor="text1"/>
-                <w:sz w:val="22"/>
-                <w:szCs w:val="22"/>
-              </w:rPr>
-              <w:t>Instalación eléctrica maneja voltaje de 110 volts, se encuentran dentro de canaleta, no presenta cableado provisional,</w:t>
-            </w:r>
-            <w:r>
-              <w:rPr>
-                <w:rFonts w:asciiTheme="minorHAnsi" w:hAnsiTheme="minorHAnsi" w:cstheme="minorHAnsi"/>
-                <w:noProof/>
-                <w:color w:val="000000" w:themeColor="text1"/>
-                <w:sz w:val="22"/>
-                <w:szCs w:val="22"/>
-              </w:rPr>
-              <w:t xml:space="preserve"> </w:t>
-            </w:r>
-            <w:r>
-              <w:rPr>
-                <w:rFonts w:asciiTheme="minorHAnsi" w:hAnsiTheme="minorHAnsi" w:cstheme="minorHAnsi"/>
-                <w:color w:val="000000" w:themeColor="text1"/>
-                <w:sz w:val="22"/>
-                <w:szCs w:val="22"/>
-              </w:rPr>
-              <w:t xml:space="preserve">mismo que se realiza evitando riesgos.  </w:t>
+                <w:rFonts w:cstheme="minorHAnsi"/>
+                <w:color w:val="000000" w:themeColor="text1"/>
+              </w:rPr>
+              <w:t>{{ ruta2 }}</w:t>
             </w:r>
           </w:p>
         </w:tc>
         <w:tc>
           <w:tcPr>
-            <w:tcW w:w="2688" w:type="dxa"/>
+            <w:tcW w:w="4414" w:type="dxa"/>
             <w:vAlign w:val="center"/>
           </w:tcPr>
           <w:p>
             <w:pPr>
-              <w:pStyle w:val="Default"/>
-              <w:spacing w:line="360" w:lineRule="auto"/>
+              <w:pStyle w:val="Prrafodelista"/>
+              <w:spacing w:after="0" w:line="360" w:lineRule="auto"/>
+              <w:ind w:left="0"/>
               <w:jc w:val="center"/>
               <w:rPr>
-                <w:rFonts w:asciiTheme="minorHAnsi" w:hAnsiTheme="minorHAnsi" w:cstheme="minorHAnsi"/>
-                <w:color w:val="000000" w:themeColor="text1"/>
-                <w:sz w:val="22"/>
-                <w:szCs w:val="22"/>
+                <w:rFonts w:cstheme="minorHAnsi"/>
+                <w:color w:val="000000" w:themeColor="text1"/>
               </w:rPr>
             </w:pPr>
-            <w:proofErr w:type="gramStart"/>
             <w:r>
               <w:rPr>
-                <w:rFonts w:asciiTheme="minorHAnsi" w:hAnsiTheme="minorHAnsi" w:cstheme="minorHAnsi"/>
-                <w:color w:val="000000" w:themeColor="text1"/>
-                <w:sz w:val="22"/>
-                <w:szCs w:val="22"/>
-              </w:rPr>
-              <w:t xml:space="preserve">{{ </w:t>
+                <w:rFonts w:cstheme="minorHAnsi"/>
+                <w:color w:val="000000" w:themeColor="text1"/>
+              </w:rPr>
+              <w:t>{{ ruta</w:t>
             </w:r>
-            <w:proofErr w:type="spellStart"/>
             <w:r>
               <w:rPr>
-                <w:rFonts w:asciiTheme="minorHAnsi" w:hAnsiTheme="minorHAnsi" w:cstheme="minorHAnsi"/>
-                <w:color w:val="000000" w:themeColor="text1"/>
-                <w:sz w:val="22"/>
-                <w:szCs w:val="22"/>
-              </w:rPr>
-              <w:t>electrico</w:t>
+                <w:rFonts w:cstheme="minorHAnsi"/>
+                <w:color w:val="000000" w:themeColor="text1"/>
+              </w:rPr>
+              <w:t>3</w:t>
             </w:r>
-            <w:proofErr w:type="spellEnd"/>
-            <w:proofErr w:type="gramEnd"/>
             <w:r>
               <w:rPr>
-                <w:rFonts w:asciiTheme="minorHAnsi" w:hAnsiTheme="minorHAnsi" w:cstheme="minorHAnsi"/>
-                <w:color w:val="000000" w:themeColor="text1"/>
-                <w:sz w:val="22"/>
-                <w:szCs w:val="22"/>
+                <w:rFonts w:cstheme="minorHAnsi"/>
+                <w:color w:val="000000" w:themeColor="text1"/>
               </w:rPr>
               <w:t xml:space="preserve"> }}</w:t>
             </w:r>
@@ -1436,8 +1236,6 @@
         <w:rPr>
           <w:rFonts w:cstheme="minorHAnsi"/>
           <w:color w:val="000000" w:themeColor="text1"/>
-          <w:kern w:val="0"/>
-          <w14:ligatures w14:val="none"/>
         </w:rPr>
       </w:pPr>
     </w:p>
@@ -1445,355 +1243,7 @@
       <w:tblPr>
         <w:tblStyle w:val="Tablaconcuadrcula"/>
         <w:tblW w:w="0" w:type="auto"/>
-        <w:tblBorders>
-          <w:top w:val="none" w:sz="0" w:space="0" w:color="auto"/>
-          <w:left w:val="none" w:sz="0" w:space="0" w:color="auto"/>
-          <w:bottom w:val="none" w:sz="0" w:space="0" w:color="auto"/>
-          <w:right w:val="none" w:sz="0" w:space="0" w:color="auto"/>
-          <w:insideH w:val="none" w:sz="0" w:space="0" w:color="auto"/>
-          <w:insideV w:val="none" w:sz="0" w:space="0" w:color="auto"/>
-        </w:tblBorders>
-        <w:tblLook w:val="04A0" w:firstRow="1" w:lastRow="0" w:firstColumn="1" w:lastColumn="0" w:noHBand="0" w:noVBand="1"/>
-      </w:tblPr>
-      <w:tblGrid>
-        <w:gridCol w:w="4414"/>
-        <w:gridCol w:w="4414"/>
-      </w:tblGrid>
-      <w:tr>
-        <w:trPr>
-          <w:trHeight w:val="3288"/>
-        </w:trPr>
-        <w:tc>
-          <w:tcPr>
-            <w:tcW w:w="4414" w:type="dxa"/>
-            <w:vAlign w:val="center"/>
-          </w:tcPr>
-          <w:p>
-            <w:pPr>
-              <w:pStyle w:val="Prrafodelista"/>
-              <w:spacing w:line="360" w:lineRule="auto"/>
-              <w:ind w:left="0"/>
-              <w:jc w:val="both"/>
-              <w:rPr>
-                <w:rFonts w:cstheme="minorHAnsi"/>
-                <w:color w:val="000000" w:themeColor="text1"/>
-              </w:rPr>
-            </w:pPr>
-            <w:r>
-              <w:t>Los sanitarios se encuentran higiénicos y sanitizados, con medidas acorde a la población usuarios. Evitar el transvase en productos de limpieza y preferentemente utilizar sustancias con las mismas propiedades químicas, pero menos peligrosas para la salud durante su aseo.</w:t>
-            </w:r>
-          </w:p>
-        </w:tc>
-        <w:tc>
-          <w:tcPr>
-            <w:tcW w:w="4414" w:type="dxa"/>
-            <w:vAlign w:val="center"/>
-          </w:tcPr>
-          <w:p>
-            <w:pPr>
-              <w:pStyle w:val="Prrafodelista"/>
-              <w:spacing w:after="0" w:line="360" w:lineRule="auto"/>
-              <w:ind w:left="0"/>
-              <w:jc w:val="center"/>
-              <w:rPr>
-                <w:rFonts w:cstheme="minorHAnsi"/>
-                <w:color w:val="000000" w:themeColor="text1"/>
-              </w:rPr>
-            </w:pPr>
-            <w:proofErr w:type="gramStart"/>
-            <w:r>
-              <w:t xml:space="preserve">{{ </w:t>
-            </w:r>
-            <w:proofErr w:type="spellStart"/>
-            <w:r>
-              <w:t>banio</w:t>
-            </w:r>
-            <w:proofErr w:type="spellEnd"/>
-            <w:proofErr w:type="gramEnd"/>
-            <w:r>
-              <w:t xml:space="preserve"> }}</w:t>
-            </w:r>
-          </w:p>
-        </w:tc>
-      </w:tr>
-      <w:tr>
-        <w:trPr>
-          <w:trHeight w:val="20"/>
-        </w:trPr>
-        <w:tc>
-          <w:tcPr>
-            <w:tcW w:w="4414" w:type="dxa"/>
-            <w:vAlign w:val="center"/>
-          </w:tcPr>
-          <w:p>
-            <w:pPr>
-              <w:pStyle w:val="Prrafodelista"/>
-              <w:spacing w:line="240" w:lineRule="auto"/>
-              <w:ind w:left="0"/>
-              <w:jc w:val="both"/>
-              <w:rPr>
-                <w:rFonts w:cstheme="minorHAnsi"/>
-                <w:noProof/>
-                <w:color w:val="000000" w:themeColor="text1"/>
-                <w:sz w:val="20"/>
-                <w:szCs w:val="20"/>
-                <w:lang w:eastAsia="es-MX"/>
-              </w:rPr>
-            </w:pPr>
-          </w:p>
-        </w:tc>
-        <w:tc>
-          <w:tcPr>
-            <w:tcW w:w="4414" w:type="dxa"/>
-            <w:vAlign w:val="center"/>
-          </w:tcPr>
-          <w:p>
-            <w:pPr>
-              <w:pStyle w:val="Prrafodelista"/>
-              <w:spacing w:after="0" w:line="240" w:lineRule="auto"/>
-              <w:ind w:left="0"/>
-              <w:jc w:val="center"/>
-              <w:rPr>
-                <w:rFonts w:cstheme="minorHAnsi"/>
-                <w:color w:val="000000" w:themeColor="text1"/>
-                <w:sz w:val="20"/>
-                <w:szCs w:val="20"/>
-              </w:rPr>
-            </w:pPr>
-          </w:p>
-        </w:tc>
-      </w:tr>
-      <w:tr>
-        <w:trPr>
-          <w:trHeight w:val="3288"/>
-        </w:trPr>
-        <w:tc>
-          <w:tcPr>
-            <w:tcW w:w="4414" w:type="dxa"/>
-            <w:vAlign w:val="center"/>
-          </w:tcPr>
-          <w:p>
-            <w:pPr>
-              <w:pStyle w:val="Prrafodelista"/>
-              <w:spacing w:line="360" w:lineRule="auto"/>
-              <w:ind w:left="0"/>
-              <w:jc w:val="both"/>
-              <w:rPr>
-                <w:rFonts w:cstheme="minorHAnsi"/>
-                <w:color w:val="000000" w:themeColor="text1"/>
-              </w:rPr>
-            </w:pPr>
-            <w:r>
-              <w:rPr>
-                <w:rFonts w:cstheme="minorHAnsi"/>
-                <w:color w:val="000000" w:themeColor="text1"/>
-              </w:rPr>
-              <w:t xml:space="preserve">El botiquín cuenta con material de curación (NO DEBE CONTENER MEDICAMENTO DE ACUERDO </w:t>
-            </w:r>
-            <w:r>
-              <w:rPr>
-                <w:rFonts w:cstheme="minorHAnsi"/>
-                <w:color w:val="000000" w:themeColor="text1"/>
-              </w:rPr>
-              <w:t>CON</w:t>
-            </w:r>
-            <w:r>
-              <w:rPr>
-                <w:rFonts w:cstheme="minorHAnsi"/>
-                <w:color w:val="000000" w:themeColor="text1"/>
-              </w:rPr>
-              <w:t xml:space="preserve"> LA NOM-030-STPS-2009 Y NOM-020-STPS-1994) debe contar con bitácora de mantenimiento a cargo de la brigada de Primeros auxilios indicación actual.</w:t>
-            </w:r>
-          </w:p>
-        </w:tc>
-        <w:tc>
-          <w:tcPr>
-            <w:tcW w:w="4414" w:type="dxa"/>
-            <w:vAlign w:val="center"/>
-          </w:tcPr>
-          <w:p>
-            <w:pPr>
-              <w:pStyle w:val="Prrafodelista"/>
-              <w:spacing w:after="0" w:line="360" w:lineRule="auto"/>
-              <w:ind w:left="0"/>
-              <w:jc w:val="center"/>
-              <w:rPr>
-                <w:rFonts w:cstheme="minorHAnsi"/>
-                <w:color w:val="000000" w:themeColor="text1"/>
-              </w:rPr>
-            </w:pPr>
-            <w:proofErr w:type="gramStart"/>
-            <w:r>
-              <w:rPr>
-                <w:rFonts w:cstheme="minorHAnsi"/>
-                <w:color w:val="000000" w:themeColor="text1"/>
-              </w:rPr>
-              <w:t xml:space="preserve">{{ </w:t>
-            </w:r>
-            <w:proofErr w:type="spellStart"/>
-            <w:r>
-              <w:rPr>
-                <w:rFonts w:cstheme="minorHAnsi"/>
-                <w:color w:val="000000" w:themeColor="text1"/>
-              </w:rPr>
-              <w:t>botiquin</w:t>
-            </w:r>
-            <w:proofErr w:type="spellEnd"/>
-            <w:proofErr w:type="gramEnd"/>
-            <w:r>
-              <w:rPr>
-                <w:rFonts w:cstheme="minorHAnsi"/>
-                <w:color w:val="000000" w:themeColor="text1"/>
-              </w:rPr>
-              <w:t xml:space="preserve"> }}</w:t>
-            </w:r>
-          </w:p>
-        </w:tc>
-      </w:tr>
-      <w:tr>
-        <w:tc>
-          <w:tcPr>
-            <w:tcW w:w="4414" w:type="dxa"/>
-            <w:vAlign w:val="center"/>
-          </w:tcPr>
-          <w:p>
-            <w:pPr>
-              <w:pStyle w:val="Prrafodelista"/>
-              <w:spacing w:line="240" w:lineRule="auto"/>
-              <w:ind w:left="0"/>
-              <w:jc w:val="both"/>
-              <w:rPr>
-                <w:sz w:val="20"/>
-                <w:szCs w:val="20"/>
-              </w:rPr>
-            </w:pPr>
-          </w:p>
-        </w:tc>
-        <w:tc>
-          <w:tcPr>
-            <w:tcW w:w="4414" w:type="dxa"/>
-            <w:vAlign w:val="center"/>
-          </w:tcPr>
-          <w:p>
-            <w:pPr>
-              <w:pStyle w:val="Prrafodelista"/>
-              <w:spacing w:after="0" w:line="240" w:lineRule="auto"/>
-              <w:ind w:left="0"/>
-              <w:jc w:val="center"/>
-              <w:rPr>
-                <w:rFonts w:cstheme="minorHAnsi"/>
-                <w:color w:val="000000" w:themeColor="text1"/>
-                <w:sz w:val="20"/>
-                <w:szCs w:val="20"/>
-              </w:rPr>
-            </w:pPr>
-          </w:p>
-        </w:tc>
-      </w:tr>
-      <w:tr>
-        <w:trPr>
-          <w:trHeight w:val="3288"/>
-        </w:trPr>
-        <w:tc>
-          <w:tcPr>
-            <w:tcW w:w="4414" w:type="dxa"/>
-            <w:vAlign w:val="center"/>
-          </w:tcPr>
-          <w:p>
-            <w:pPr>
-              <w:pStyle w:val="Prrafodelista"/>
-              <w:spacing w:line="360" w:lineRule="auto"/>
-              <w:ind w:left="0"/>
-              <w:jc w:val="both"/>
-              <w:rPr>
-                <w:rFonts w:cstheme="minorHAnsi"/>
-                <w:color w:val="000000" w:themeColor="text1"/>
-              </w:rPr>
-            </w:pPr>
-            <w:r>
-              <w:rPr>
-                <w:rFonts w:cstheme="minorHAnsi"/>
-                <w:color w:val="000000" w:themeColor="text1"/>
-              </w:rPr>
-              <w:t xml:space="preserve">La señalización, se recomienda colocar a una altura de </w:t>
-            </w:r>
-            <w:smartTag w:uri="urn:schemas-microsoft-com:office:smarttags" w:element="metricconverter">
-              <w:smartTagPr>
-                <w:attr w:name="ProductID" w:val="1.50 metros"/>
-              </w:smartTagPr>
-              <w:r>
-                <w:rPr>
-                  <w:rFonts w:cstheme="minorHAnsi"/>
-                  <w:color w:val="000000" w:themeColor="text1"/>
-                </w:rPr>
-                <w:t>1.50 metros</w:t>
-              </w:r>
-            </w:smartTag>
-            <w:r>
-              <w:rPr>
-                <w:rFonts w:cstheme="minorHAnsi"/>
-                <w:color w:val="000000" w:themeColor="text1"/>
-              </w:rPr>
-              <w:t xml:space="preserve"> de acuerdo con NOM 003 SEGOB 2002 Señales y avisos, cuenta en cantidad y calidad óptima de acuerdo con usos de espacios para un mejor desarrollo del plan de evacuación.</w:t>
-            </w:r>
-          </w:p>
-        </w:tc>
-        <w:tc>
-          <w:tcPr>
-            <w:tcW w:w="4414" w:type="dxa"/>
-            <w:vAlign w:val="center"/>
-          </w:tcPr>
-          <w:p>
-            <w:pPr>
-              <w:pStyle w:val="Prrafodelista"/>
-              <w:spacing w:after="0" w:line="360" w:lineRule="auto"/>
-              <w:ind w:left="0"/>
-              <w:jc w:val="center"/>
-              <w:rPr>
-                <w:rFonts w:cstheme="minorHAnsi"/>
-                <w:color w:val="000000" w:themeColor="text1"/>
-              </w:rPr>
-            </w:pPr>
-            <w:r>
-              <w:rPr>
-                <w:rFonts w:cstheme="minorHAnsi"/>
-                <w:color w:val="000000" w:themeColor="text1"/>
-              </w:rPr>
-              <w:t>{{ ruta2 }}</w:t>
-            </w:r>
-          </w:p>
-        </w:tc>
-      </w:tr>
-    </w:tbl>
-    <w:p>
-      <w:pPr>
-        <w:rPr>
-          <w:rFonts w:cstheme="minorHAnsi"/>
-          <w:color w:val="000000" w:themeColor="text1"/>
-        </w:rPr>
-      </w:pPr>
-      <w:r>
-        <w:rPr>
-          <w:rFonts w:cstheme="minorHAnsi"/>
-          <w:color w:val="000000" w:themeColor="text1"/>
-        </w:rPr>
-        <w:br w:type="page"/>
-      </w:r>
-    </w:p>
-    <w:p>
-      <w:pPr>
-        <w:rPr>
-          <w:rFonts w:cstheme="minorHAnsi"/>
-          <w:color w:val="000000" w:themeColor="text1"/>
-          <w:kern w:val="0"/>
-          <w14:ligatures w14:val="none"/>
-        </w:rPr>
-      </w:pPr>
-    </w:p>
-    <w:tbl>
-      <w:tblPr>
-        <w:tblStyle w:val="Tablaconcuadrcula"/>
-        <w:tblW w:w="0" w:type="auto"/>
+        <w:tblInd w:w="-5" w:type="dxa"/>
         <w:tblBorders>
           <w:top w:val="none" w:sz="0" w:space="0" w:color="auto"/>
           <w:left w:val="none" w:sz="0" w:space="0" w:color="auto"/>
@@ -1822,7 +1272,6 @@
               <w:pStyle w:val="Prrafodelista"/>
               <w:spacing w:after="0" w:line="360" w:lineRule="auto"/>
               <w:ind w:left="0"/>
-              <w:jc w:val="both"/>
               <w:rPr>
                 <w:rFonts w:cstheme="minorHAnsi"/>
                 <w:color w:val="000000" w:themeColor="text1"/>
@@ -1851,60 +1300,28 @@
                 <w:rFonts w:cstheme="minorHAnsi"/>
                 <w:color w:val="000000" w:themeColor="text1"/>
               </w:rPr>
-              <w:t xml:space="preserve"> con sistema de </w:t>
+              <w:t xml:space="preserve"> con </w:t>
             </w:r>
             <w:r>
               <w:rPr>
                 <w:rFonts w:cstheme="minorHAnsi"/>
-                <w:b/>
-                <w:color w:val="000000" w:themeColor="text1"/>
-              </w:rPr>
-              <w:t>al</w:t>
+                <w:color w:val="000000" w:themeColor="text1"/>
+              </w:rPr>
+              <w:t>señalización</w:t>
             </w:r>
             <w:r>
               <w:rPr>
                 <w:rFonts w:cstheme="minorHAnsi"/>
-                <w:b/>
-                <w:color w:val="000000" w:themeColor="text1"/>
-              </w:rPr>
-              <w:t>a</w:t>
+                <w:color w:val="000000" w:themeColor="text1"/>
+              </w:rPr>
+              <w:t xml:space="preserve"> de punto de reunión</w:t>
             </w:r>
             <w:r>
               <w:rPr>
                 <w:rFonts w:cstheme="minorHAnsi"/>
-                <w:b/>
-                <w:color w:val="000000" w:themeColor="text1"/>
-              </w:rPr>
-              <w:t>r</w:t>
-            </w:r>
-            <w:r>
-              <w:rPr>
-                <w:rFonts w:cstheme="minorHAnsi"/>
-                <w:b/>
-                <w:color w:val="000000" w:themeColor="text1"/>
-              </w:rPr>
-              <w:t>ma</w:t>
-            </w:r>
-            <w:r>
-              <w:rPr>
-                <w:rFonts w:cstheme="minorHAnsi"/>
-                <w:color w:val="000000" w:themeColor="text1"/>
-              </w:rPr>
-              <w:t xml:space="preserve"> en caso de contingencia, se recomienda </w:t>
-            </w:r>
-            <w:r>
-              <w:rPr>
-                <w:rFonts w:cstheme="minorHAnsi"/>
-                <w:color w:val="000000" w:themeColor="text1"/>
-              </w:rPr>
-              <w:t>realizar inspección de manera regular para garantizar su buen funcionamiento</w:t>
-            </w:r>
-            <w:r>
-              <w:rPr>
-                <w:rFonts w:cstheme="minorHAnsi"/>
-                <w:color w:val="000000" w:themeColor="text1"/>
-              </w:rPr>
-              <w:t>.</w:t>
+                <w:color w:val="000000" w:themeColor="text1"/>
+              </w:rPr>
+              <w:t xml:space="preserve"> visible que indica un área segura designada para concentrar al personal después de la evacuación en caso de emergencia, se recomienda verificar su accesibilidad y mantener libre de obstáculos de acuerdo con el plan de seguridad establecido.</w:t>
             </w:r>
           </w:p>
         </w:tc>
@@ -1925,335 +1342,11 @@
               </w:rPr>
             </w:pPr>
             <w:r>
-              <w:rPr>
-                <w:rFonts w:cstheme="minorHAnsi"/>
-                <w:color w:val="000000" w:themeColor="text1"/>
-              </w:rPr>
-              <w:t>{{ alarma }}</w:t>
-            </w:r>
-          </w:p>
-        </w:tc>
-      </w:tr>
-      <w:tr>
-        <w:trPr>
-          <w:trHeight w:val="20"/>
-        </w:trPr>
-        <w:tc>
-          <w:tcPr>
-            <w:tcW w:w="4414" w:type="dxa"/>
-            <w:vAlign w:val="center"/>
-          </w:tcPr>
-          <w:p>
-            <w:pPr>
-              <w:pStyle w:val="Prrafodelista"/>
-              <w:spacing w:after="0" w:line="240" w:lineRule="auto"/>
-              <w:ind w:left="0"/>
-              <w:jc w:val="both"/>
-              <w:rPr>
-                <w:rFonts w:cstheme="minorHAnsi"/>
-                <w:color w:val="000000" w:themeColor="text1"/>
-                <w:sz w:val="20"/>
-                <w:szCs w:val="20"/>
-              </w:rPr>
-            </w:pPr>
-          </w:p>
-        </w:tc>
-        <w:tc>
-          <w:tcPr>
-            <w:tcW w:w="4414" w:type="dxa"/>
-            <w:vAlign w:val="center"/>
-          </w:tcPr>
-          <w:p>
-            <w:pPr>
-              <w:pStyle w:val="Prrafodelista"/>
-              <w:spacing w:after="0" w:line="240" w:lineRule="auto"/>
-              <w:ind w:left="0"/>
-              <w:jc w:val="center"/>
-              <w:rPr>
-                <w:rFonts w:cstheme="minorHAnsi"/>
-                <w:color w:val="000000" w:themeColor="text1"/>
-              </w:rPr>
-            </w:pPr>
-          </w:p>
-        </w:tc>
-      </w:tr>
-      <w:tr>
-        <w:trPr>
-          <w:trHeight w:val="3288"/>
-        </w:trPr>
-        <w:tc>
-          <w:tcPr>
-            <w:tcW w:w="4414" w:type="dxa"/>
-            <w:vAlign w:val="center"/>
-          </w:tcPr>
-          <w:p>
-            <w:pPr>
-              <w:pStyle w:val="Prrafodelista"/>
-              <w:spacing w:after="0" w:line="360" w:lineRule="auto"/>
-              <w:ind w:left="0"/>
-              <w:jc w:val="both"/>
-              <w:rPr>
-                <w:rFonts w:cstheme="minorHAnsi"/>
-                <w:color w:val="000000" w:themeColor="text1"/>
-              </w:rPr>
-            </w:pPr>
-            <w:r>
-              <w:t>Cuenta con detectores de humo fotoeléctrico de acuerdo con norma y área de riesgo se encuentran vigentes, se recomienda dar seguimiento al programa de mantenimiento anual.</w:t>
-            </w:r>
-          </w:p>
-        </w:tc>
-        <w:tc>
-          <w:tcPr>
-            <w:tcW w:w="4414" w:type="dxa"/>
-            <w:vAlign w:val="center"/>
-          </w:tcPr>
-          <w:p>
-            <w:pPr>
-              <w:pStyle w:val="Prrafodelista"/>
-              <w:spacing w:after="0" w:line="360" w:lineRule="auto"/>
-              <w:ind w:left="0"/>
-              <w:jc w:val="center"/>
-              <w:rPr>
-                <w:rFonts w:cstheme="minorHAnsi"/>
-                <w:color w:val="000000" w:themeColor="text1"/>
-              </w:rPr>
-            </w:pPr>
-            <w:r>
               <w:t xml:space="preserve">{{ </w:t>
             </w:r>
             <w:proofErr w:type="spellStart"/>
             <w:r>
-              <w:t>dh</w:t>
-            </w:r>
-            <w:proofErr w:type="spellEnd"/>
-            <w:r>
-              <w:t xml:space="preserve"> }}</w:t>
-            </w:r>
-          </w:p>
-        </w:tc>
-      </w:tr>
-      <w:tr>
-        <w:tc>
-          <w:tcPr>
-            <w:tcW w:w="4414" w:type="dxa"/>
-            <w:vAlign w:val="center"/>
-          </w:tcPr>
-          <w:p>
-            <w:pPr>
-              <w:pStyle w:val="Prrafodelista"/>
-              <w:spacing w:after="0" w:line="240" w:lineRule="auto"/>
-              <w:ind w:left="0"/>
-              <w:jc w:val="both"/>
-              <w:rPr>
-                <w:sz w:val="20"/>
-                <w:szCs w:val="20"/>
-              </w:rPr>
-            </w:pPr>
-          </w:p>
-        </w:tc>
-        <w:tc>
-          <w:tcPr>
-            <w:tcW w:w="4414" w:type="dxa"/>
-            <w:vAlign w:val="center"/>
-          </w:tcPr>
-          <w:p>
-            <w:pPr>
-              <w:pStyle w:val="Prrafodelista"/>
-              <w:spacing w:after="0" w:line="240" w:lineRule="auto"/>
-              <w:ind w:left="0"/>
-              <w:jc w:val="center"/>
-              <w:rPr>
-                <w:sz w:val="20"/>
-                <w:szCs w:val="20"/>
-              </w:rPr>
-            </w:pPr>
-          </w:p>
-        </w:tc>
-      </w:tr>
-      <w:tr>
-        <w:trPr>
-          <w:trHeight w:val="3288"/>
-        </w:trPr>
-        <w:tc>
-          <w:tcPr>
-            <w:tcW w:w="4414" w:type="dxa"/>
-            <w:vAlign w:val="center"/>
-          </w:tcPr>
-          <w:p>
-            <w:pPr>
-              <w:pStyle w:val="Prrafodelista"/>
-              <w:spacing w:after="0" w:line="360" w:lineRule="auto"/>
-              <w:ind w:left="0"/>
-              <w:jc w:val="both"/>
-            </w:pPr>
-            <w:r>
-              <w:t xml:space="preserve">Cuenta con </w:t>
-            </w:r>
-            <w:r>
-              <w:t>lámparas de emergencia</w:t>
-            </w:r>
-            <w:r>
-              <w:t xml:space="preserve"> de acuerdo con norma y área de riesgo se encuentran vigentes, se </w:t>
-            </w:r>
-            <w:r>
-              <w:t>recomienda</w:t>
-            </w:r>
-            <w:r>
-              <w:t xml:space="preserve"> </w:t>
-            </w:r>
-            <w:r>
-              <w:t>dar seguimiento al</w:t>
-            </w:r>
-            <w:r>
-              <w:t xml:space="preserve"> programa de mantenimiento anual.</w:t>
-            </w:r>
-          </w:p>
-        </w:tc>
-        <w:tc>
-          <w:tcPr>
-            <w:tcW w:w="4414" w:type="dxa"/>
-            <w:vAlign w:val="center"/>
-          </w:tcPr>
-          <w:p>
-            <w:pPr>
-              <w:pStyle w:val="Prrafodelista"/>
-              <w:spacing w:after="0" w:line="360" w:lineRule="auto"/>
-              <w:ind w:left="0"/>
-              <w:jc w:val="center"/>
-              <w:rPr>
-                <w:rFonts w:cstheme="minorHAnsi"/>
-                <w:color w:val="000000" w:themeColor="text1"/>
-              </w:rPr>
-            </w:pPr>
-            <w:r>
-              <w:rPr>
-                <w:rFonts w:cstheme="minorHAnsi"/>
-                <w:color w:val="000000" w:themeColor="text1"/>
-              </w:rPr>
-              <w:t xml:space="preserve">{{ </w:t>
-            </w:r>
-            <w:r>
-              <w:rPr>
-                <w:rFonts w:cstheme="minorHAnsi"/>
-                <w:color w:val="000000" w:themeColor="text1"/>
-              </w:rPr>
-              <w:t>lampara</w:t>
-            </w:r>
-            <w:r>
-              <w:rPr>
-                <w:rFonts w:cstheme="minorHAnsi"/>
-                <w:color w:val="000000" w:themeColor="text1"/>
-              </w:rPr>
-              <w:t xml:space="preserve"> }}</w:t>
-            </w:r>
-          </w:p>
-        </w:tc>
-      </w:tr>
-    </w:tbl>
-    <w:p/>
-    <w:p>
-      <w:r>
-        <w:br w:type="page"/>
-      </w:r>
-    </w:p>
-    <w:p/>
-    <w:tbl>
-      <w:tblPr>
-        <w:tblStyle w:val="Tablaconcuadrcula"/>
-        <w:tblW w:w="0" w:type="auto"/>
-        <w:tblBorders>
-          <w:top w:val="none" w:sz="0" w:space="0" w:color="auto"/>
-          <w:left w:val="none" w:sz="0" w:space="0" w:color="auto"/>
-          <w:bottom w:val="none" w:sz="0" w:space="0" w:color="auto"/>
-          <w:right w:val="none" w:sz="0" w:space="0" w:color="auto"/>
-          <w:insideH w:val="none" w:sz="0" w:space="0" w:color="auto"/>
-          <w:insideV w:val="none" w:sz="0" w:space="0" w:color="auto"/>
-        </w:tblBorders>
-        <w:tblLook w:val="04A0" w:firstRow="1" w:lastRow="0" w:firstColumn="1" w:lastColumn="0" w:noHBand="0" w:noVBand="1"/>
-      </w:tblPr>
-      <w:tblGrid>
-        <w:gridCol w:w="4414"/>
-        <w:gridCol w:w="4414"/>
-      </w:tblGrid>
-      <w:tr>
-        <w:trPr>
-          <w:trHeight w:val="3288"/>
-        </w:trPr>
-        <w:tc>
-          <w:tcPr>
-            <w:tcW w:w="4414" w:type="dxa"/>
-            <w:vAlign w:val="center"/>
-          </w:tcPr>
-          <w:p>
-            <w:pPr>
-              <w:pStyle w:val="Prrafodelista"/>
-              <w:spacing w:after="0" w:line="360" w:lineRule="auto"/>
-              <w:ind w:left="0"/>
-              <w:jc w:val="both"/>
-              <w:rPr>
-                <w:rFonts w:cstheme="minorHAnsi"/>
-                <w:color w:val="000000" w:themeColor="text1"/>
-              </w:rPr>
-            </w:pPr>
-            <w:r>
-              <w:rPr>
-                <w:rFonts w:cstheme="minorHAnsi"/>
-                <w:color w:val="000000" w:themeColor="text1"/>
-              </w:rPr>
-              <w:t xml:space="preserve">Cuenta con señales informativas </w:t>
-            </w:r>
-            <w:r>
-              <w:rPr>
-                <w:rFonts w:cstheme="minorHAnsi"/>
-                <w:color w:val="000000" w:themeColor="text1"/>
-              </w:rPr>
-              <w:t xml:space="preserve">de que hacer en caso de sismo e incendio </w:t>
-            </w:r>
-            <w:r>
-              <w:rPr>
-                <w:rFonts w:cstheme="minorHAnsi"/>
-                <w:color w:val="000000" w:themeColor="text1"/>
-              </w:rPr>
-              <w:t xml:space="preserve">con instrucciones claras sobre procedimientos de seguridad en caso de sismo o incendio, se sugiere </w:t>
-            </w:r>
-            <w:r>
-              <w:rPr>
-                <w:rFonts w:cstheme="minorHAnsi"/>
-                <w:color w:val="000000" w:themeColor="text1"/>
-              </w:rPr>
-              <w:t>mantener</w:t>
-            </w:r>
-            <w:r>
-              <w:rPr>
-                <w:rFonts w:cstheme="minorHAnsi"/>
-                <w:color w:val="000000" w:themeColor="text1"/>
-              </w:rPr>
-              <w:t xml:space="preserve"> su correcta ubicación.</w:t>
-            </w:r>
-          </w:p>
-        </w:tc>
-        <w:tc>
-          <w:tcPr>
-            <w:tcW w:w="4414" w:type="dxa"/>
-            <w:vAlign w:val="center"/>
-          </w:tcPr>
-          <w:p>
-            <w:pPr>
-              <w:pStyle w:val="Prrafodelista"/>
-              <w:spacing w:after="0" w:line="360" w:lineRule="auto"/>
-              <w:ind w:left="0"/>
-              <w:jc w:val="center"/>
-              <w:rPr>
-                <w:rFonts w:cstheme="minorHAnsi"/>
-                <w:color w:val="000000" w:themeColor="text1"/>
-              </w:rPr>
-            </w:pPr>
-            <w:r>
-              <w:t xml:space="preserve">{{ </w:t>
-            </w:r>
-            <w:proofErr w:type="spellStart"/>
-            <w:r>
-              <w:t>sis_inc</w:t>
+              <w:t>punto_reun</w:t>
             </w:r>
             <w:proofErr w:type="spellEnd"/>
             <w:r>
@@ -2276,12 +1369,11 @@
               <w:pStyle w:val="Prrafodelista"/>
               <w:spacing w:after="0" w:line="240" w:lineRule="auto"/>
               <w:ind w:left="0"/>
-              <w:jc w:val="both"/>
               <w:rPr>
                 <w:rFonts w:cstheme="minorHAnsi"/>
-                <w:color w:val="000000" w:themeColor="text1"/>
-                <w:sz w:val="20"/>
-                <w:szCs w:val="20"/>
+                <w:noProof/>
+                <w:color w:val="000000" w:themeColor="text1"/>
+                <w:lang w:eastAsia="es-MX"/>
               </w:rPr>
             </w:pPr>
           </w:p>
@@ -2297,11 +1389,110 @@
               <w:spacing w:after="0" w:line="240" w:lineRule="auto"/>
               <w:ind w:left="0"/>
               <w:jc w:val="center"/>
+            </w:pPr>
+          </w:p>
+        </w:tc>
+      </w:tr>
+      <w:tr>
+        <w:trPr>
+          <w:trHeight w:val="3288"/>
+        </w:trPr>
+        <w:tc>
+          <w:tcPr>
+            <w:tcW w:w="4414" w:type="dxa"/>
+          </w:tcPr>
+          <w:p>
+            <w:pPr>
+              <w:pStyle w:val="Prrafodelista"/>
+              <w:spacing w:after="0" w:line="360" w:lineRule="auto"/>
+              <w:ind w:left="0"/>
+              <w:jc w:val="both"/>
               <w:rPr>
                 <w:rFonts w:cstheme="minorHAnsi"/>
                 <w:color w:val="000000" w:themeColor="text1"/>
               </w:rPr>
             </w:pPr>
+            <w:r>
+              <w:rPr>
+                <w:rFonts w:cstheme="minorHAnsi"/>
+                <w:color w:val="000000" w:themeColor="text1"/>
+              </w:rPr>
+              <w:t>Se recomienda que las instalaciones, se mantengan siempre sin llave hasta el cese de actividades diarias, libres de obstáculos.</w:t>
+            </w:r>
+            <w:r>
+              <w:rPr>
+                <w:rFonts w:cstheme="minorHAnsi"/>
+                <w:noProof/>
+                <w:color w:val="000000" w:themeColor="text1"/>
+                <w:lang w:eastAsia="es-MX"/>
+              </w:rPr>
+              <w:t xml:space="preserve">  </w:t>
+            </w:r>
+            <w:r>
+              <w:rPr>
+                <w:rFonts w:cstheme="minorHAnsi"/>
+                <w:color w:val="000000" w:themeColor="text1"/>
+              </w:rPr>
+              <w:t>Revisar la disposición de objetos no empotrados y que puedan volcarse, plafones que presentan humedad, pueden caer o deslizarse en caso de sismo, ubicados en zona de tránsito peatonal, así como la disposición de pesos en su almacenaje.</w:t>
+            </w:r>
+          </w:p>
+        </w:tc>
+        <w:tc>
+          <w:tcPr>
+            <w:tcW w:w="4414" w:type="dxa"/>
+            <w:vAlign w:val="center"/>
+          </w:tcPr>
+          <w:p>
+            <w:pPr>
+              <w:pStyle w:val="Prrafodelista"/>
+              <w:spacing w:after="0" w:line="360" w:lineRule="auto"/>
+              <w:ind w:left="0"/>
+              <w:jc w:val="center"/>
+              <w:rPr>
+                <w:rFonts w:cstheme="minorHAnsi"/>
+                <w:color w:val="000000" w:themeColor="text1"/>
+              </w:rPr>
+            </w:pPr>
+            <w:r>
+              <w:rPr>
+                <w:rFonts w:cstheme="minorHAnsi"/>
+                <w:color w:val="000000" w:themeColor="text1"/>
+              </w:rPr>
+              <w:t>{{ puerta }}</w:t>
+            </w:r>
+          </w:p>
+        </w:tc>
+      </w:tr>
+      <w:tr>
+        <w:trPr>
+          <w:trHeight w:val="1701"/>
+        </w:trPr>
+        <w:tc>
+          <w:tcPr>
+            <w:tcW w:w="8828" w:type="dxa"/>
+            <w:gridSpan w:val="2"/>
+            <w:vAlign w:val="center"/>
+          </w:tcPr>
+          <w:p>
+            <w:pPr>
+              <w:pStyle w:val="Default"/>
+              <w:spacing w:line="360" w:lineRule="auto"/>
+              <w:rPr>
+                <w:rFonts w:asciiTheme="minorHAnsi" w:hAnsiTheme="minorHAnsi" w:cstheme="minorHAnsi"/>
+                <w:color w:val="000000" w:themeColor="text1"/>
+                <w:sz w:val="22"/>
+                <w:szCs w:val="22"/>
+              </w:rPr>
+            </w:pPr>
+            <w:r>
+              <w:rPr>
+                <w:rFonts w:asciiTheme="minorHAnsi" w:hAnsiTheme="minorHAnsi" w:cstheme="minorHAnsi"/>
+                <w:color w:val="000000" w:themeColor="text1"/>
+                <w:sz w:val="22"/>
+                <w:szCs w:val="22"/>
+              </w:rPr>
+              <w:t>Los sanitarios se encuentran higiénicos y sanitizados, con medidas acorde a la población usuarios. Evitar el transvase en productos de limpieza y preferentemente utilizar sustancias con las mismas propiedades químicas, pero menos peligrosas para la salud durante su aseo.</w:t>
+            </w:r>
           </w:p>
         </w:tc>
       </w:tr>
@@ -2316,60 +1507,45 @@
           </w:tcPr>
           <w:p>
             <w:pPr>
-              <w:pStyle w:val="Prrafodelista"/>
-              <w:spacing w:after="0" w:line="360" w:lineRule="auto"/>
-              <w:ind w:left="0"/>
-              <w:jc w:val="both"/>
-              <w:rPr>
-                <w:rFonts w:cstheme="minorHAnsi"/>
-                <w:color w:val="000000" w:themeColor="text1"/>
+              <w:pStyle w:val="Default"/>
+              <w:spacing w:line="360" w:lineRule="auto"/>
+              <w:ind w:right="-60"/>
+              <w:jc w:val="center"/>
+              <w:rPr>
+                <w:rFonts w:asciiTheme="minorHAnsi" w:hAnsiTheme="minorHAnsi" w:cstheme="minorHAnsi"/>
+                <w:color w:val="000000" w:themeColor="text1"/>
+                <w:sz w:val="22"/>
+                <w:szCs w:val="22"/>
               </w:rPr>
             </w:pPr>
             <w:r>
               <w:rPr>
-                <w:rFonts w:cstheme="minorHAnsi"/>
-                <w:noProof/>
-                <w:color w:val="000000" w:themeColor="text1"/>
-                <w:lang w:eastAsia="es-MX"/>
-              </w:rPr>
-              <w:t>C</w:t>
+                <w:rFonts w:asciiTheme="minorHAnsi" w:hAnsiTheme="minorHAnsi" w:cstheme="minorHAnsi"/>
+                <w:color w:val="000000" w:themeColor="text1"/>
+                <w:sz w:val="22"/>
+                <w:szCs w:val="22"/>
+              </w:rPr>
+              <w:t xml:space="preserve">{{ </w:t>
             </w:r>
+            <w:proofErr w:type="spellStart"/>
             <w:r>
               <w:rPr>
-                <w:rFonts w:cstheme="minorHAnsi"/>
-                <w:noProof/>
-                <w:color w:val="000000" w:themeColor="text1"/>
-                <w:lang w:eastAsia="es-MX"/>
-              </w:rPr>
-              <w:t>uenta</w:t>
+                <w:rFonts w:asciiTheme="minorHAnsi" w:hAnsiTheme="minorHAnsi" w:cstheme="minorHAnsi"/>
+                <w:color w:val="000000" w:themeColor="text1"/>
+                <w:sz w:val="22"/>
+                <w:szCs w:val="22"/>
+              </w:rPr>
+              <w:t>banio</w:t>
             </w:r>
+            <w:proofErr w:type="spellEnd"/>
             <w:r>
               <w:rPr>
-                <w:rFonts w:cstheme="minorHAnsi"/>
-                <w:color w:val="000000" w:themeColor="text1"/>
-              </w:rPr>
-              <w:t xml:space="preserve"> con </w:t>
-            </w:r>
-            <w:r>
-              <w:rPr>
-                <w:rFonts w:cstheme="minorHAnsi"/>
-                <w:color w:val="000000" w:themeColor="text1"/>
-              </w:rPr>
-              <w:t>señalización</w:t>
-            </w:r>
-            <w:r>
-              <w:rPr>
-                <w:rFonts w:cstheme="minorHAnsi"/>
-                <w:color w:val="000000" w:themeColor="text1"/>
-              </w:rPr>
-              <w:t xml:space="preserve"> de punto de reunión</w:t>
-            </w:r>
-            <w:r>
-              <w:rPr>
-                <w:rFonts w:cstheme="minorHAnsi"/>
-                <w:color w:val="000000" w:themeColor="text1"/>
-              </w:rPr>
-              <w:t xml:space="preserve"> visible que indica un área segura designada para concentrar al personal después de la evacuación en caso de emergencia, se recomienda verificar su accesibilidad y mantener libre de obstáculos de acuerdo con el plan de seguridad establecido.</w:t>
+                <w:rFonts w:asciiTheme="minorHAnsi" w:hAnsiTheme="minorHAnsi" w:cstheme="minorHAnsi"/>
+                <w:color w:val="000000" w:themeColor="text1"/>
+                <w:sz w:val="22"/>
+                <w:szCs w:val="22"/>
+              </w:rPr>
+              <w:t xml:space="preserve"> }}</w:t>
             </w:r>
           </w:p>
         </w:tc>
@@ -2380,122 +1556,41 @@
           </w:tcPr>
           <w:p>
             <w:pPr>
-              <w:pStyle w:val="Prrafodelista"/>
-              <w:spacing w:after="0" w:line="360" w:lineRule="auto"/>
-              <w:ind w:left="0"/>
+              <w:pStyle w:val="Default"/>
+              <w:spacing w:line="360" w:lineRule="auto"/>
               <w:jc w:val="center"/>
               <w:rPr>
-                <w:rFonts w:cstheme="minorHAnsi"/>
-                <w:color w:val="000000" w:themeColor="text1"/>
+                <w:rFonts w:asciiTheme="minorHAnsi" w:hAnsiTheme="minorHAnsi" w:cstheme="minorHAnsi"/>
+                <w:color w:val="000000" w:themeColor="text1"/>
+                <w:sz w:val="22"/>
+                <w:szCs w:val="22"/>
               </w:rPr>
             </w:pPr>
             <w:r>
-              <w:t xml:space="preserve">{{ </w:t>
-            </w:r>
-            <w:proofErr w:type="spellStart"/>
-            <w:r>
-              <w:t>punto_reun</w:t>
-            </w:r>
-            <w:proofErr w:type="spellEnd"/>
-            <w:r>
-              <w:t xml:space="preserve"> }}</w:t>
-            </w:r>
-          </w:p>
-        </w:tc>
-      </w:tr>
-      <w:tr>
-        <w:tc>
-          <w:tcPr>
-            <w:tcW w:w="4414" w:type="dxa"/>
-            <w:vAlign w:val="center"/>
-          </w:tcPr>
-          <w:p>
-            <w:pPr>
-              <w:pStyle w:val="Prrafodelista"/>
-              <w:spacing w:after="0" w:line="240" w:lineRule="auto"/>
-              <w:ind w:left="0"/>
-              <w:jc w:val="both"/>
-              <w:rPr>
-                <w:sz w:val="20"/>
-                <w:szCs w:val="20"/>
-              </w:rPr>
-            </w:pPr>
-          </w:p>
-        </w:tc>
-        <w:tc>
-          <w:tcPr>
-            <w:tcW w:w="4414" w:type="dxa"/>
-            <w:vAlign w:val="center"/>
-          </w:tcPr>
-          <w:p>
-            <w:pPr>
-              <w:pStyle w:val="Prrafodelista"/>
-              <w:spacing w:after="0" w:line="240" w:lineRule="auto"/>
-              <w:ind w:left="0"/>
-              <w:jc w:val="center"/>
-              <w:rPr>
-                <w:sz w:val="20"/>
-                <w:szCs w:val="20"/>
-              </w:rPr>
-            </w:pPr>
-          </w:p>
-        </w:tc>
-      </w:tr>
-      <w:tr>
-        <w:trPr>
-          <w:trHeight w:val="3288"/>
-        </w:trPr>
-        <w:tc>
-          <w:tcPr>
-            <w:tcW w:w="4414" w:type="dxa"/>
-            <w:vAlign w:val="center"/>
-          </w:tcPr>
-          <w:p>
-            <w:pPr>
-              <w:pStyle w:val="Prrafodelista"/>
-              <w:spacing w:after="0" w:line="360" w:lineRule="auto"/>
-              <w:ind w:left="0"/>
-              <w:jc w:val="both"/>
-            </w:pPr>
-            <w:r>
-              <w:t xml:space="preserve">Cuenta con un área específica identificada </w:t>
+              <w:rPr>
+                <w:rFonts w:asciiTheme="minorHAnsi" w:hAnsiTheme="minorHAnsi" w:cstheme="minorHAnsi"/>
+                <w:color w:val="000000" w:themeColor="text1"/>
+                <w:sz w:val="22"/>
+                <w:szCs w:val="22"/>
+              </w:rPr>
+              <w:t>{{ banio</w:t>
             </w:r>
             <w:r>
-              <w:t xml:space="preserve">como </w:t>
+              <w:rPr>
+                <w:rFonts w:asciiTheme="minorHAnsi" w:hAnsiTheme="minorHAnsi" w:cstheme="minorHAnsi"/>
+                <w:color w:val="000000" w:themeColor="text1"/>
+                <w:sz w:val="22"/>
+                <w:szCs w:val="22"/>
+              </w:rPr>
+              <w:t>1</w:t>
             </w:r>
             <w:r>
-              <w:t xml:space="preserve">zona de menor riesgo </w:t>
-            </w:r>
-            <w:r>
-              <w:t>para proporcionar resguardo temporal durante eventos peligrosos como sismos, se recomienda asegurar su visibilidad y accesibilidad conforme a los planes de emergencia establecidos.</w:t>
-            </w:r>
-          </w:p>
-        </w:tc>
-        <w:tc>
-          <w:tcPr>
-            <w:tcW w:w="4414" w:type="dxa"/>
-            <w:vAlign w:val="center"/>
-          </w:tcPr>
-          <w:p>
-            <w:pPr>
-              <w:pStyle w:val="Prrafodelista"/>
-              <w:spacing w:after="0" w:line="360" w:lineRule="auto"/>
-              <w:ind w:left="0"/>
-              <w:jc w:val="center"/>
-              <w:rPr>
-                <w:rFonts w:cstheme="minorHAnsi"/>
-                <w:color w:val="000000" w:themeColor="text1"/>
-              </w:rPr>
-            </w:pPr>
-            <w:r>
-              <w:t xml:space="preserve">{{ </w:t>
-            </w:r>
-            <w:proofErr w:type="spellStart"/>
-            <w:r>
-              <w:t>zona_sec</w:t>
-            </w:r>
-            <w:proofErr w:type="spellEnd"/>
-            <w:r>
+              <w:rPr>
+                <w:rFonts w:asciiTheme="minorHAnsi" w:hAnsiTheme="minorHAnsi" w:cstheme="minorHAnsi"/>
+                <w:color w:val="000000" w:themeColor="text1"/>
+                <w:sz w:val="22"/>
+                <w:szCs w:val="22"/>
+              </w:rPr>
               <w:t xml:space="preserve"> }}</w:t>
             </w:r>
           </w:p>
@@ -2503,12 +1598,28 @@
       </w:tr>
     </w:tbl>
     <w:p>
+      <w:pPr>
+        <w:rPr>
+          <w:rFonts w:cstheme="minorHAnsi"/>
+          <w:color w:val="000000" w:themeColor="text1"/>
+        </w:rPr>
+      </w:pPr>
       <w:r>
+        <w:rPr>
+          <w:rFonts w:cstheme="minorHAnsi"/>
+          <w:color w:val="000000" w:themeColor="text1"/>
+        </w:rPr>
         <w:br w:type="page"/>
       </w:r>
     </w:p>
-    <w:p/>
-    <w:p/>
+    <w:p>
+      <w:pPr>
+        <w:rPr>
+          <w:rFonts w:cstheme="minorHAnsi"/>
+          <w:color w:val="000000" w:themeColor="text1"/>
+        </w:rPr>
+      </w:pPr>
+    </w:p>
     <w:tbl>
       <w:tblPr>
         <w:tblStyle w:val="Tablaconcuadrcula"/>
@@ -2529,11 +1640,12 @@
       </w:tblGrid>
       <w:tr>
         <w:trPr>
-          <w:trHeight w:val="3288"/>
+          <w:trHeight w:val="1701"/>
         </w:trPr>
         <w:tc>
           <w:tcPr>
-            <w:tcW w:w="4414" w:type="dxa"/>
+            <w:tcW w:w="8828" w:type="dxa"/>
+            <w:gridSpan w:val="2"/>
             <w:vAlign w:val="center"/>
           </w:tcPr>
           <w:p>
@@ -2552,92 +1664,36 @@
                 <w:rFonts w:cstheme="minorHAnsi"/>
                 <w:color w:val="000000" w:themeColor="text1"/>
               </w:rPr>
-              <w:t>Se recomienda que las instalaciones, se mantengan siempre sin llave hasta el cese de actividades diarias, libres de obstáculos.</w:t>
+              <w:t xml:space="preserve">Cuenta con señales informativas </w:t>
             </w:r>
             <w:r>
               <w:rPr>
                 <w:rFonts w:cstheme="minorHAnsi"/>
-                <w:noProof/>
-                <w:color w:val="000000" w:themeColor="text1"/>
-                <w:lang w:eastAsia="es-MX"/>
-              </w:rPr>
-              <w:t xml:space="preserve">  </w:t>
+                <w:color w:val="000000" w:themeColor="text1"/>
+              </w:rPr>
+              <w:t xml:space="preserve">de que hacer en caso de sismo e incendio </w:t>
             </w:r>
             <w:r>
               <w:rPr>
                 <w:rFonts w:cstheme="minorHAnsi"/>
                 <w:color w:val="000000" w:themeColor="text1"/>
               </w:rPr>
-              <w:t>Revisar la disposición de objetos no empotrados y que puedan volcarse, plafones que presentan humedad, pueden caer o deslizarse en caso de sismo, ubicados en zona de tránsito peatonal, así como la disposición de pesos en su almacenaje.</w:t>
+              <w:t xml:space="preserve">con instrucciones claras sobre procedimientos de seguridad en caso de sismo o incendio, se sugiere </w:t>
             </w:r>
-          </w:p>
-        </w:tc>
-        <w:tc>
-          <w:tcPr>
-            <w:tcW w:w="4414" w:type="dxa"/>
-            <w:vAlign w:val="center"/>
-          </w:tcPr>
-          <w:p>
-            <w:pPr>
-              <w:pStyle w:val="Prrafodelista"/>
-              <w:spacing w:after="0" w:line="360" w:lineRule="auto"/>
-              <w:ind w:left="0"/>
-              <w:jc w:val="center"/>
+            <w:r>
               <w:rPr>
                 <w:rFonts w:cstheme="minorHAnsi"/>
                 <w:color w:val="000000" w:themeColor="text1"/>
               </w:rPr>
-            </w:pPr>
+              <w:t>mantener</w:t>
+            </w:r>
             <w:r>
               <w:rPr>
                 <w:rFonts w:cstheme="minorHAnsi"/>
                 <w:color w:val="000000" w:themeColor="text1"/>
               </w:rPr>
-              <w:t>{{ puerta }}</w:t>
+              <w:t xml:space="preserve"> su correcta ubicación.</w:t>
             </w:r>
-          </w:p>
-        </w:tc>
-      </w:tr>
-      <w:tr>
-        <w:trPr>
-          <w:trHeight w:val="20"/>
-        </w:trPr>
-        <w:tc>
-          <w:tcPr>
-            <w:tcW w:w="4414" w:type="dxa"/>
-            <w:vAlign w:val="center"/>
-          </w:tcPr>
-          <w:p>
-            <w:pPr>
-              <w:pStyle w:val="Prrafodelista"/>
-              <w:spacing w:after="0" w:line="240" w:lineRule="auto"/>
-              <w:ind w:left="0"/>
-              <w:jc w:val="both"/>
-              <w:rPr>
-                <w:rFonts w:cstheme="minorHAnsi"/>
-                <w:color w:val="000000" w:themeColor="text1"/>
-                <w:sz w:val="20"/>
-                <w:szCs w:val="20"/>
-              </w:rPr>
-            </w:pPr>
-          </w:p>
-        </w:tc>
-        <w:tc>
-          <w:tcPr>
-            <w:tcW w:w="4414" w:type="dxa"/>
-            <w:vAlign w:val="center"/>
-          </w:tcPr>
-          <w:p>
-            <w:pPr>
-              <w:pStyle w:val="Prrafodelista"/>
-              <w:spacing w:after="0" w:line="240" w:lineRule="auto"/>
-              <w:ind w:left="0"/>
-              <w:jc w:val="center"/>
-              <w:rPr>
-                <w:rFonts w:cstheme="minorHAnsi"/>
-                <w:color w:val="000000" w:themeColor="text1"/>
-              </w:rPr>
-            </w:pPr>
           </w:p>
         </w:tc>
       </w:tr>
@@ -2655,18 +1711,22 @@
               <w:pStyle w:val="Prrafodelista"/>
               <w:spacing w:after="0" w:line="360" w:lineRule="auto"/>
               <w:ind w:left="0"/>
-              <w:jc w:val="both"/>
+              <w:jc w:val="center"/>
               <w:rPr>
                 <w:rFonts w:cstheme="minorHAnsi"/>
                 <w:color w:val="000000" w:themeColor="text1"/>
               </w:rPr>
             </w:pPr>
             <w:r>
-              <w:rPr>
-                <w:rFonts w:cstheme="minorHAnsi"/>
-                <w:color w:val="000000" w:themeColor="text1"/>
-              </w:rPr>
-              <w:t>La estantería se encuentra bien empotrada con material colocado de acuerdo con peso, con bordes romos sin riesgo para los usuarios.</w:t>
+              <w:t xml:space="preserve">{{ </w:t>
+            </w:r>
+            <w:proofErr w:type="spellStart"/>
+            <w:r>
+              <w:t>sis_inc</w:t>
+            </w:r>
+            <w:proofErr w:type="spellEnd"/>
+            <w:r>
+              <w:t xml:space="preserve"> }}</w:t>
             </w:r>
           </w:p>
         </w:tc>
@@ -2681,17 +1741,15 @@
               <w:spacing w:after="0" w:line="360" w:lineRule="auto"/>
               <w:ind w:left="0"/>
               <w:jc w:val="center"/>
-              <w:rPr>
-                <w:rFonts w:cstheme="minorHAnsi"/>
-                <w:color w:val="000000" w:themeColor="text1"/>
-              </w:rPr>
             </w:pPr>
             <w:r>
-              <w:rPr>
-                <w:rFonts w:cstheme="minorHAnsi"/>
-                <w:color w:val="000000" w:themeColor="text1"/>
-              </w:rPr>
-              <w:t>{{ estantes }}</w:t>
+              <w:t>{{ sis_inc</w:t>
+            </w:r>
+            <w:r>
+              <w:t>1</w:t>
+            </w:r>
+            <w:r>
+              <w:t xml:space="preserve"> }}</w:t>
             </w:r>
           </w:p>
         </w:tc>
@@ -2731,6 +1789,39 @@
                 <w:szCs w:val="20"/>
               </w:rPr>
             </w:pPr>
+          </w:p>
+        </w:tc>
+      </w:tr>
+      <w:tr>
+        <w:trPr>
+          <w:trHeight w:val="1701"/>
+        </w:trPr>
+        <w:tc>
+          <w:tcPr>
+            <w:tcW w:w="8828" w:type="dxa"/>
+            <w:gridSpan w:val="2"/>
+            <w:vAlign w:val="center"/>
+          </w:tcPr>
+          <w:p>
+            <w:pPr>
+              <w:pStyle w:val="Prrafodelista"/>
+              <w:spacing w:after="0" w:line="360" w:lineRule="auto"/>
+              <w:ind w:left="0"/>
+              <w:jc w:val="both"/>
+              <w:rPr>
+                <w:rFonts w:cstheme="minorHAnsi"/>
+                <w:color w:val="000000" w:themeColor="text1"/>
+              </w:rPr>
+            </w:pPr>
+            <w:r>
+              <w:t xml:space="preserve">Cuenta con un área específica identificada </w:t>
+            </w:r>
+            <w:r>
+              <w:t xml:space="preserve">como zona de menor riesgo </w:t>
+            </w:r>
+            <w:r>
+              <w:t>para proporcionar resguardo temporal durante eventos peligrosos como sismos, se recomienda asegurar su visibilidad y accesibilidad conforme a los planes de emergencia establecidos.</w:t>
+            </w:r>
           </w:p>
         </w:tc>
       </w:tr>
@@ -2748,30 +1839,18 @@
               <w:pStyle w:val="Prrafodelista"/>
               <w:spacing w:after="0" w:line="360" w:lineRule="auto"/>
               <w:ind w:left="0"/>
-              <w:jc w:val="both"/>
+              <w:jc w:val="center"/>
             </w:pPr>
             <w:r>
-              <w:rPr>
-                <w:rFonts w:cstheme="minorHAnsi"/>
-                <w:color w:val="000000" w:themeColor="text1"/>
-              </w:rPr>
-              <w:t xml:space="preserve">El site se encuentra restringido en su acceso, limpio de almacenaje de combustibles sólidos y otros, con detector de humo vigente, toda la instalación eléctrica bajo resguardo tubo </w:t>
+              <w:t xml:space="preserve">{{ </w:t>
             </w:r>
             <w:proofErr w:type="spellStart"/>
             <w:r>
-              <w:rPr>
-                <w:rFonts w:cstheme="minorHAnsi"/>
-                <w:color w:val="000000" w:themeColor="text1"/>
-              </w:rPr>
-              <w:t>conduit</w:t>
+              <w:t>zona_sec</w:t>
             </w:r>
             <w:proofErr w:type="spellEnd"/>
             <w:r>
-              <w:rPr>
-                <w:rFonts w:cstheme="minorHAnsi"/>
-                <w:color w:val="000000" w:themeColor="text1"/>
-              </w:rPr>
-              <w:t>, señalizado en sus tableros de control, con sistema de ventilación adecuado.</w:t>
+              <w:t xml:space="preserve"> }}</w:t>
             </w:r>
           </w:p>
         </w:tc>
@@ -2786,6 +1865,749 @@
               <w:spacing w:after="0" w:line="360" w:lineRule="auto"/>
               <w:ind w:left="0"/>
               <w:jc w:val="center"/>
+            </w:pPr>
+            <w:r>
+              <w:t>{{ zona_sec1 }}</w:t>
+            </w:r>
+          </w:p>
+        </w:tc>
+      </w:tr>
+    </w:tbl>
+    <w:p>
+      <w:pPr>
+        <w:rPr>
+          <w:rFonts w:cstheme="minorHAnsi"/>
+          <w:color w:val="000000" w:themeColor="text1"/>
+        </w:rPr>
+      </w:pPr>
+      <w:r>
+        <w:rPr>
+          <w:rFonts w:cstheme="minorHAnsi"/>
+          <w:color w:val="000000" w:themeColor="text1"/>
+        </w:rPr>
+        <w:br w:type="page"/>
+      </w:r>
+    </w:p>
+    <w:p>
+      <w:pPr>
+        <w:rPr>
+          <w:rFonts w:cstheme="minorHAnsi"/>
+          <w:color w:val="000000" w:themeColor="text1"/>
+        </w:rPr>
+      </w:pPr>
+    </w:p>
+    <w:tbl>
+      <w:tblPr>
+        <w:tblStyle w:val="Tablaconcuadrcula"/>
+        <w:tblW w:w="0" w:type="auto"/>
+        <w:tblBorders>
+          <w:top w:val="none" w:sz="0" w:space="0" w:color="auto"/>
+          <w:left w:val="none" w:sz="0" w:space="0" w:color="auto"/>
+          <w:bottom w:val="none" w:sz="0" w:space="0" w:color="auto"/>
+          <w:right w:val="none" w:sz="0" w:space="0" w:color="auto"/>
+          <w:insideH w:val="none" w:sz="0" w:space="0" w:color="auto"/>
+          <w:insideV w:val="none" w:sz="0" w:space="0" w:color="auto"/>
+        </w:tblBorders>
+        <w:tblLook w:val="04A0" w:firstRow="1" w:lastRow="0" w:firstColumn="1" w:lastColumn="0" w:noHBand="0" w:noVBand="1"/>
+      </w:tblPr>
+      <w:tblGrid>
+        <w:gridCol w:w="4414"/>
+        <w:gridCol w:w="4414"/>
+      </w:tblGrid>
+      <w:tr>
+        <w:trPr>
+          <w:trHeight w:val="1701"/>
+        </w:trPr>
+        <w:tc>
+          <w:tcPr>
+            <w:tcW w:w="8828" w:type="dxa"/>
+            <w:gridSpan w:val="2"/>
+            <w:vAlign w:val="center"/>
+          </w:tcPr>
+          <w:p>
+            <w:pPr>
+              <w:pStyle w:val="Prrafodelista"/>
+              <w:spacing w:after="0" w:line="360" w:lineRule="auto"/>
+              <w:ind w:left="0"/>
+              <w:jc w:val="both"/>
+              <w:rPr>
+                <w:rFonts w:cstheme="minorHAnsi"/>
+                <w:color w:val="000000" w:themeColor="text1"/>
+              </w:rPr>
+            </w:pPr>
+            <w:r>
+              <w:t>Cuenta con detectores de humo fotoeléctrico de acuerdo con norma y área de riesgo se encuentran vigentes, se recomienda dar seguimiento al programa de mantenimiento anual.</w:t>
+            </w:r>
+          </w:p>
+        </w:tc>
+      </w:tr>
+      <w:tr>
+        <w:trPr>
+          <w:trHeight w:val="3288"/>
+        </w:trPr>
+        <w:tc>
+          <w:tcPr>
+            <w:tcW w:w="4414" w:type="dxa"/>
+            <w:vAlign w:val="center"/>
+          </w:tcPr>
+          <w:p>
+            <w:pPr>
+              <w:pStyle w:val="Prrafodelista"/>
+              <w:spacing w:after="0" w:line="360" w:lineRule="auto"/>
+              <w:ind w:left="0"/>
+              <w:jc w:val="center"/>
+            </w:pPr>
+            <w:r>
+              <w:t xml:space="preserve">{{ </w:t>
+            </w:r>
+            <w:proofErr w:type="spellStart"/>
+            <w:r>
+              <w:t>dh</w:t>
+            </w:r>
+            <w:proofErr w:type="spellEnd"/>
+            <w:r>
+              <w:t xml:space="preserve"> }}</w:t>
+            </w:r>
+          </w:p>
+        </w:tc>
+        <w:tc>
+          <w:tcPr>
+            <w:tcW w:w="4414" w:type="dxa"/>
+            <w:vAlign w:val="center"/>
+          </w:tcPr>
+          <w:p>
+            <w:pPr>
+              <w:pStyle w:val="Prrafodelista"/>
+              <w:spacing w:after="0" w:line="360" w:lineRule="auto"/>
+              <w:ind w:left="0"/>
+              <w:jc w:val="center"/>
+            </w:pPr>
+            <w:r>
+              <w:t>{{ dh1 }}</w:t>
+            </w:r>
+          </w:p>
+        </w:tc>
+      </w:tr>
+      <w:tr>
+        <w:tc>
+          <w:tcPr>
+            <w:tcW w:w="4414" w:type="dxa"/>
+            <w:vAlign w:val="center"/>
+          </w:tcPr>
+          <w:p>
+            <w:pPr>
+              <w:pStyle w:val="Prrafodelista"/>
+              <w:spacing w:after="0" w:line="240" w:lineRule="auto"/>
+              <w:ind w:left="0"/>
+              <w:jc w:val="both"/>
+              <w:rPr>
+                <w:sz w:val="20"/>
+                <w:szCs w:val="20"/>
+              </w:rPr>
+            </w:pPr>
+          </w:p>
+        </w:tc>
+        <w:tc>
+          <w:tcPr>
+            <w:tcW w:w="4414" w:type="dxa"/>
+            <w:vAlign w:val="center"/>
+          </w:tcPr>
+          <w:p>
+            <w:pPr>
+              <w:pStyle w:val="Prrafodelista"/>
+              <w:spacing w:after="0" w:line="240" w:lineRule="auto"/>
+              <w:ind w:left="0"/>
+              <w:jc w:val="center"/>
+              <w:rPr>
+                <w:sz w:val="20"/>
+                <w:szCs w:val="20"/>
+              </w:rPr>
+            </w:pPr>
+          </w:p>
+        </w:tc>
+      </w:tr>
+      <w:tr>
+        <w:trPr>
+          <w:trHeight w:val="1701"/>
+        </w:trPr>
+        <w:tc>
+          <w:tcPr>
+            <w:tcW w:w="8828" w:type="dxa"/>
+            <w:gridSpan w:val="2"/>
+            <w:vAlign w:val="center"/>
+          </w:tcPr>
+          <w:p>
+            <w:pPr>
+              <w:pStyle w:val="Prrafodelista"/>
+              <w:spacing w:after="0" w:line="360" w:lineRule="auto"/>
+              <w:ind w:left="0"/>
+              <w:jc w:val="both"/>
+              <w:rPr>
+                <w:rFonts w:cstheme="minorHAnsi"/>
+                <w:color w:val="000000" w:themeColor="text1"/>
+              </w:rPr>
+            </w:pPr>
+            <w:r>
+              <w:t>Cuenta con lámparas de emergencia de acuerdo con norma y área de riesgo se encuentran vigentes, se recomienda dar seguimiento al programa de mantenimiento anual.</w:t>
+            </w:r>
+          </w:p>
+        </w:tc>
+      </w:tr>
+      <w:tr>
+        <w:trPr>
+          <w:trHeight w:val="3288"/>
+        </w:trPr>
+        <w:tc>
+          <w:tcPr>
+            <w:tcW w:w="4414" w:type="dxa"/>
+            <w:vAlign w:val="center"/>
+          </w:tcPr>
+          <w:p>
+            <w:pPr>
+              <w:pStyle w:val="Prrafodelista"/>
+              <w:spacing w:after="0" w:line="360" w:lineRule="auto"/>
+              <w:ind w:left="0"/>
+              <w:jc w:val="center"/>
+            </w:pPr>
+            <w:r>
+              <w:rPr>
+                <w:rFonts w:cstheme="minorHAnsi"/>
+                <w:color w:val="000000" w:themeColor="text1"/>
+              </w:rPr>
+              <w:t>{{ lampara }}</w:t>
+            </w:r>
+          </w:p>
+        </w:tc>
+        <w:tc>
+          <w:tcPr>
+            <w:tcW w:w="4414" w:type="dxa"/>
+            <w:vAlign w:val="center"/>
+          </w:tcPr>
+          <w:p>
+            <w:pPr>
+              <w:pStyle w:val="Prrafodelista"/>
+              <w:spacing w:after="0" w:line="360" w:lineRule="auto"/>
+              <w:ind w:left="0"/>
+              <w:jc w:val="center"/>
+              <w:rPr>
+                <w:rFonts w:cstheme="minorHAnsi"/>
+                <w:color w:val="000000" w:themeColor="text1"/>
+              </w:rPr>
+            </w:pPr>
+            <w:r>
+              <w:rPr>
+                <w:rFonts w:cstheme="minorHAnsi"/>
+                <w:color w:val="000000" w:themeColor="text1"/>
+              </w:rPr>
+              <w:t>{{ lampara1 }}</w:t>
+            </w:r>
+          </w:p>
+        </w:tc>
+      </w:tr>
+    </w:tbl>
+    <w:p>
+      <w:pPr>
+        <w:rPr>
+          <w:rFonts w:cstheme="minorHAnsi"/>
+          <w:color w:val="000000" w:themeColor="text1"/>
+        </w:rPr>
+      </w:pPr>
+      <w:r>
+        <w:rPr>
+          <w:rFonts w:cstheme="minorHAnsi"/>
+          <w:color w:val="000000" w:themeColor="text1"/>
+        </w:rPr>
+        <w:br w:type="page"/>
+      </w:r>
+    </w:p>
+    <w:p>
+      <w:pPr>
+        <w:rPr>
+          <w:rFonts w:cstheme="minorHAnsi"/>
+          <w:color w:val="000000" w:themeColor="text1"/>
+        </w:rPr>
+      </w:pPr>
+    </w:p>
+    <w:tbl>
+      <w:tblPr>
+        <w:tblStyle w:val="Tablaconcuadrcula"/>
+        <w:tblW w:w="0" w:type="auto"/>
+        <w:tblInd w:w="-5" w:type="dxa"/>
+        <w:tblBorders>
+          <w:top w:val="none" w:sz="0" w:space="0" w:color="auto"/>
+          <w:left w:val="none" w:sz="0" w:space="0" w:color="auto"/>
+          <w:bottom w:val="none" w:sz="0" w:space="0" w:color="auto"/>
+          <w:right w:val="none" w:sz="0" w:space="0" w:color="auto"/>
+          <w:insideH w:val="none" w:sz="0" w:space="0" w:color="auto"/>
+          <w:insideV w:val="none" w:sz="0" w:space="0" w:color="auto"/>
+        </w:tblBorders>
+        <w:tblLook w:val="04A0" w:firstRow="1" w:lastRow="0" w:firstColumn="1" w:lastColumn="0" w:noHBand="0" w:noVBand="1"/>
+      </w:tblPr>
+      <w:tblGrid>
+        <w:gridCol w:w="2977"/>
+        <w:gridCol w:w="1559"/>
+        <w:gridCol w:w="1158"/>
+        <w:gridCol w:w="3139"/>
+      </w:tblGrid>
+      <w:tr>
+        <w:tc>
+          <w:tcPr>
+            <w:tcW w:w="8833" w:type="dxa"/>
+            <w:gridSpan w:val="4"/>
+          </w:tcPr>
+          <w:p>
+            <w:pPr>
+              <w:pStyle w:val="Default"/>
+              <w:spacing w:line="360" w:lineRule="auto"/>
+              <w:jc w:val="both"/>
+              <w:rPr>
+                <w:rFonts w:asciiTheme="minorHAnsi" w:hAnsiTheme="minorHAnsi" w:cstheme="minorHAnsi"/>
+                <w:color w:val="000000" w:themeColor="text1"/>
+                <w:sz w:val="22"/>
+                <w:szCs w:val="22"/>
+              </w:rPr>
+            </w:pPr>
+            <w:r>
+              <w:rPr>
+                <w:rFonts w:asciiTheme="minorHAnsi" w:hAnsiTheme="minorHAnsi" w:cstheme="minorHAnsi"/>
+                <w:color w:val="000000" w:themeColor="text1"/>
+                <w:sz w:val="22"/>
+                <w:szCs w:val="22"/>
+              </w:rPr>
+              <w:t xml:space="preserve">Se cuenta con un plan de emergencia para casos de incendio, definido en el presente Programa interno de Protección civil, mismo que debe ser difundido y socializado con el personal de </w:t>
+            </w:r>
+            <w:r>
+              <w:rPr>
+                <w:rFonts w:asciiTheme="minorHAnsi" w:hAnsiTheme="minorHAnsi" w:cstheme="minorHAnsi"/>
+                <w:b/>
+                <w:bCs/>
+                <w:color w:val="000000" w:themeColor="text1"/>
+                <w:sz w:val="22"/>
+                <w:szCs w:val="22"/>
+              </w:rPr>
+              <w:t xml:space="preserve">{{ </w:t>
+            </w:r>
+            <w:proofErr w:type="spellStart"/>
+            <w:r>
+              <w:rPr>
+                <w:rFonts w:asciiTheme="minorHAnsi" w:hAnsiTheme="minorHAnsi" w:cstheme="minorHAnsi"/>
+                <w:b/>
+                <w:bCs/>
+                <w:color w:val="000000" w:themeColor="text1"/>
+                <w:sz w:val="22"/>
+                <w:szCs w:val="22"/>
+              </w:rPr>
+              <w:t>razon_social</w:t>
+            </w:r>
+            <w:proofErr w:type="spellEnd"/>
+            <w:r>
+              <w:rPr>
+                <w:rFonts w:asciiTheme="minorHAnsi" w:hAnsiTheme="minorHAnsi" w:cstheme="minorHAnsi"/>
+                <w:b/>
+                <w:bCs/>
+                <w:color w:val="000000" w:themeColor="text1"/>
+                <w:sz w:val="22"/>
+                <w:szCs w:val="22"/>
+              </w:rPr>
+              <w:t xml:space="preserve"> }} </w:t>
+            </w:r>
+            <w:r>
+              <w:rPr>
+                <w:rFonts w:asciiTheme="minorHAnsi" w:hAnsiTheme="minorHAnsi" w:cstheme="minorHAnsi"/>
+                <w:b/>
+                <w:color w:val="000000" w:themeColor="text1"/>
+                <w:sz w:val="22"/>
+                <w:szCs w:val="22"/>
+              </w:rPr>
+              <w:t xml:space="preserve">{{ </w:t>
+            </w:r>
+            <w:proofErr w:type="spellStart"/>
+            <w:r>
+              <w:rPr>
+                <w:rFonts w:asciiTheme="minorHAnsi" w:hAnsiTheme="minorHAnsi" w:cstheme="minorHAnsi"/>
+                <w:b/>
+                <w:color w:val="000000" w:themeColor="text1"/>
+                <w:sz w:val="22"/>
+                <w:szCs w:val="22"/>
+              </w:rPr>
+              <w:t>nombre_comercial</w:t>
+            </w:r>
+            <w:proofErr w:type="spellEnd"/>
+            <w:r>
+              <w:rPr>
+                <w:rFonts w:asciiTheme="minorHAnsi" w:hAnsiTheme="minorHAnsi" w:cstheme="minorHAnsi"/>
+                <w:b/>
+                <w:color w:val="000000" w:themeColor="text1"/>
+                <w:sz w:val="22"/>
+                <w:szCs w:val="22"/>
+              </w:rPr>
+              <w:t xml:space="preserve"> }}</w:t>
+            </w:r>
+            <w:r>
+              <w:rPr>
+                <w:rFonts w:asciiTheme="minorHAnsi" w:hAnsiTheme="minorHAnsi" w:cstheme="minorHAnsi"/>
+                <w:color w:val="000000" w:themeColor="text1"/>
+                <w:sz w:val="22"/>
+                <w:szCs w:val="22"/>
+              </w:rPr>
+              <w:t>, así como observar en el inmueble los requisitos de la NOM 002 STPS 2010 para centros de trabajo</w:t>
+            </w:r>
+          </w:p>
+        </w:tc>
+      </w:tr>
+      <w:tr>
+        <w:trPr>
+          <w:trHeight w:val="3062"/>
+        </w:trPr>
+        <w:tc>
+          <w:tcPr>
+            <w:tcW w:w="2977" w:type="dxa"/>
+            <w:vAlign w:val="center"/>
+          </w:tcPr>
+          <w:p>
+            <w:pPr>
+              <w:pStyle w:val="Default"/>
+              <w:spacing w:line="360" w:lineRule="auto"/>
+              <w:ind w:right="-110"/>
+              <w:jc w:val="center"/>
+              <w:rPr>
+                <w:rFonts w:asciiTheme="minorHAnsi" w:hAnsiTheme="minorHAnsi" w:cstheme="minorHAnsi"/>
+                <w:color w:val="000000" w:themeColor="text1"/>
+                <w:sz w:val="22"/>
+                <w:szCs w:val="22"/>
+              </w:rPr>
+            </w:pPr>
+            <w:r>
+              <w:rPr>
+                <w:rFonts w:asciiTheme="minorHAnsi" w:hAnsiTheme="minorHAnsi" w:cstheme="minorHAnsi"/>
+                <w:color w:val="000000" w:themeColor="text1"/>
+                <w:sz w:val="22"/>
+                <w:szCs w:val="22"/>
+              </w:rPr>
+              <w:t>{{ plan1 }}</w:t>
+            </w:r>
+          </w:p>
+        </w:tc>
+        <w:tc>
+          <w:tcPr>
+            <w:tcW w:w="2717" w:type="dxa"/>
+            <w:gridSpan w:val="2"/>
+            <w:vAlign w:val="center"/>
+          </w:tcPr>
+          <w:p>
+            <w:pPr>
+              <w:pStyle w:val="Default"/>
+              <w:spacing w:line="360" w:lineRule="auto"/>
+              <w:ind w:right="-83"/>
+              <w:jc w:val="center"/>
+              <w:rPr>
+                <w:rFonts w:asciiTheme="minorHAnsi" w:hAnsiTheme="minorHAnsi" w:cstheme="minorHAnsi"/>
+                <w:color w:val="000000" w:themeColor="text1"/>
+                <w:sz w:val="22"/>
+                <w:szCs w:val="22"/>
+              </w:rPr>
+            </w:pPr>
+            <w:r>
+              <w:rPr>
+                <w:rFonts w:asciiTheme="minorHAnsi" w:hAnsiTheme="minorHAnsi" w:cstheme="minorHAnsi"/>
+                <w:color w:val="000000" w:themeColor="text1"/>
+                <w:sz w:val="22"/>
+                <w:szCs w:val="22"/>
+              </w:rPr>
+              <w:t>{{ plan2 }}</w:t>
+            </w:r>
+          </w:p>
+        </w:tc>
+        <w:tc>
+          <w:tcPr>
+            <w:tcW w:w="3139" w:type="dxa"/>
+            <w:vAlign w:val="center"/>
+          </w:tcPr>
+          <w:p>
+            <w:pPr>
+              <w:pStyle w:val="Default"/>
+              <w:spacing w:line="360" w:lineRule="auto"/>
+              <w:ind w:right="-69"/>
+              <w:jc w:val="center"/>
+              <w:rPr>
+                <w:rFonts w:asciiTheme="minorHAnsi" w:hAnsiTheme="minorHAnsi" w:cstheme="minorHAnsi"/>
+                <w:color w:val="000000" w:themeColor="text1"/>
+                <w:sz w:val="22"/>
+                <w:szCs w:val="22"/>
+              </w:rPr>
+            </w:pPr>
+            <w:r>
+              <w:rPr>
+                <w:rFonts w:asciiTheme="minorHAnsi" w:hAnsiTheme="minorHAnsi" w:cstheme="minorHAnsi"/>
+                <w:color w:val="000000" w:themeColor="text1"/>
+                <w:sz w:val="22"/>
+                <w:szCs w:val="22"/>
+              </w:rPr>
+              <w:t>{{ plan3 }}</w:t>
+            </w:r>
+          </w:p>
+        </w:tc>
+      </w:tr>
+      <w:tr>
+        <w:trPr>
+          <w:trHeight w:val="227"/>
+        </w:trPr>
+        <w:tc>
+          <w:tcPr>
+            <w:tcW w:w="4536" w:type="dxa"/>
+            <w:gridSpan w:val="2"/>
+            <w:vAlign w:val="center"/>
+          </w:tcPr>
+          <w:p>
+            <w:pPr>
+              <w:pStyle w:val="Default"/>
+              <w:ind w:right="-60"/>
+              <w:rPr>
+                <w:rFonts w:asciiTheme="minorHAnsi" w:hAnsiTheme="minorHAnsi" w:cstheme="minorHAnsi"/>
+                <w:color w:val="000000" w:themeColor="text1"/>
+                <w:sz w:val="20"/>
+                <w:szCs w:val="20"/>
+              </w:rPr>
+            </w:pPr>
+          </w:p>
+        </w:tc>
+        <w:tc>
+          <w:tcPr>
+            <w:tcW w:w="4297" w:type="dxa"/>
+            <w:gridSpan w:val="2"/>
+            <w:vAlign w:val="center"/>
+          </w:tcPr>
+          <w:p>
+            <w:pPr>
+              <w:pStyle w:val="Default"/>
+              <w:jc w:val="center"/>
+              <w:rPr>
+                <w:rFonts w:asciiTheme="minorHAnsi" w:hAnsiTheme="minorHAnsi" w:cstheme="minorHAnsi"/>
+                <w:color w:val="000000" w:themeColor="text1"/>
+                <w:sz w:val="20"/>
+                <w:szCs w:val="20"/>
+              </w:rPr>
+            </w:pPr>
+          </w:p>
+        </w:tc>
+      </w:tr>
+      <w:tr>
+        <w:tblPrEx>
+          <w:tblBorders>
+            <w:top w:val="single" w:sz="4" w:space="0" w:color="auto"/>
+            <w:left w:val="single" w:sz="4" w:space="0" w:color="auto"/>
+            <w:bottom w:val="single" w:sz="4" w:space="0" w:color="auto"/>
+            <w:right w:val="single" w:sz="4" w:space="0" w:color="auto"/>
+            <w:insideH w:val="single" w:sz="4" w:space="0" w:color="auto"/>
+            <w:insideV w:val="single" w:sz="4" w:space="0" w:color="auto"/>
+          </w:tblBorders>
+        </w:tblPrEx>
+        <w:trPr>
+          <w:trHeight w:val="3288"/>
+        </w:trPr>
+        <w:tc>
+          <w:tcPr>
+            <w:tcW w:w="4536" w:type="dxa"/>
+            <w:gridSpan w:val="2"/>
+            <w:tcBorders>
+              <w:top w:val="nil"/>
+              <w:left w:val="nil"/>
+              <w:bottom w:val="nil"/>
+              <w:right w:val="nil"/>
+            </w:tcBorders>
+            <w:vAlign w:val="center"/>
+          </w:tcPr>
+          <w:p>
+            <w:pPr>
+              <w:pStyle w:val="Prrafodelista"/>
+              <w:spacing w:after="0" w:line="360" w:lineRule="auto"/>
+              <w:ind w:left="0"/>
+              <w:jc w:val="both"/>
+              <w:rPr>
+                <w:rFonts w:cstheme="minorHAnsi"/>
+                <w:color w:val="000000" w:themeColor="text1"/>
+              </w:rPr>
+            </w:pPr>
+            <w:r>
+              <w:rPr>
+                <w:rFonts w:cstheme="minorHAnsi"/>
+                <w:color w:val="000000" w:themeColor="text1"/>
+              </w:rPr>
+              <w:t>La estantería se encuentra bien empotrada con material colocado de acuerdo con peso, con bordes romos sin riesgo para los usuarios.</w:t>
+            </w:r>
+          </w:p>
+        </w:tc>
+        <w:tc>
+          <w:tcPr>
+            <w:tcW w:w="4297" w:type="dxa"/>
+            <w:gridSpan w:val="2"/>
+            <w:tcBorders>
+              <w:top w:val="nil"/>
+              <w:left w:val="nil"/>
+              <w:bottom w:val="nil"/>
+              <w:right w:val="nil"/>
+            </w:tcBorders>
+            <w:vAlign w:val="center"/>
+          </w:tcPr>
+          <w:p>
+            <w:pPr>
+              <w:pStyle w:val="Prrafodelista"/>
+              <w:spacing w:after="0" w:line="360" w:lineRule="auto"/>
+              <w:ind w:left="0"/>
+              <w:jc w:val="center"/>
+              <w:rPr>
+                <w:rFonts w:cstheme="minorHAnsi"/>
+                <w:color w:val="000000" w:themeColor="text1"/>
+              </w:rPr>
+            </w:pPr>
+            <w:r>
+              <w:rPr>
+                <w:rFonts w:cstheme="minorHAnsi"/>
+                <w:color w:val="000000" w:themeColor="text1"/>
+              </w:rPr>
+              <w:t>{{ estantes }}</w:t>
+            </w:r>
+          </w:p>
+        </w:tc>
+      </w:tr>
+      <w:tr>
+        <w:tblPrEx>
+          <w:tblBorders>
+            <w:top w:val="single" w:sz="4" w:space="0" w:color="auto"/>
+            <w:left w:val="single" w:sz="4" w:space="0" w:color="auto"/>
+            <w:bottom w:val="single" w:sz="4" w:space="0" w:color="auto"/>
+            <w:right w:val="single" w:sz="4" w:space="0" w:color="auto"/>
+            <w:insideH w:val="single" w:sz="4" w:space="0" w:color="auto"/>
+            <w:insideV w:val="single" w:sz="4" w:space="0" w:color="auto"/>
+          </w:tblBorders>
+        </w:tblPrEx>
+        <w:tc>
+          <w:tcPr>
+            <w:tcW w:w="4536" w:type="dxa"/>
+            <w:gridSpan w:val="2"/>
+            <w:tcBorders>
+              <w:top w:val="nil"/>
+              <w:left w:val="nil"/>
+              <w:bottom w:val="nil"/>
+              <w:right w:val="nil"/>
+            </w:tcBorders>
+            <w:vAlign w:val="center"/>
+          </w:tcPr>
+          <w:p>
+            <w:pPr>
+              <w:pStyle w:val="Prrafodelista"/>
+              <w:spacing w:after="0" w:line="240" w:lineRule="auto"/>
+              <w:ind w:left="0"/>
+              <w:jc w:val="both"/>
+              <w:rPr>
+                <w:sz w:val="20"/>
+                <w:szCs w:val="20"/>
+              </w:rPr>
+            </w:pPr>
+          </w:p>
+        </w:tc>
+        <w:tc>
+          <w:tcPr>
+            <w:tcW w:w="4297" w:type="dxa"/>
+            <w:gridSpan w:val="2"/>
+            <w:tcBorders>
+              <w:top w:val="nil"/>
+              <w:left w:val="nil"/>
+              <w:bottom w:val="nil"/>
+              <w:right w:val="nil"/>
+            </w:tcBorders>
+            <w:vAlign w:val="center"/>
+          </w:tcPr>
+          <w:p>
+            <w:pPr>
+              <w:pStyle w:val="Prrafodelista"/>
+              <w:spacing w:after="0" w:line="240" w:lineRule="auto"/>
+              <w:ind w:left="0"/>
+              <w:jc w:val="center"/>
+              <w:rPr>
+                <w:sz w:val="20"/>
+                <w:szCs w:val="20"/>
+              </w:rPr>
+            </w:pPr>
+          </w:p>
+        </w:tc>
+      </w:tr>
+      <w:tr>
+        <w:tblPrEx>
+          <w:tblBorders>
+            <w:top w:val="single" w:sz="4" w:space="0" w:color="auto"/>
+            <w:left w:val="single" w:sz="4" w:space="0" w:color="auto"/>
+            <w:bottom w:val="single" w:sz="4" w:space="0" w:color="auto"/>
+            <w:right w:val="single" w:sz="4" w:space="0" w:color="auto"/>
+            <w:insideH w:val="single" w:sz="4" w:space="0" w:color="auto"/>
+            <w:insideV w:val="single" w:sz="4" w:space="0" w:color="auto"/>
+          </w:tblBorders>
+        </w:tblPrEx>
+        <w:trPr>
+          <w:trHeight w:val="3288"/>
+        </w:trPr>
+        <w:tc>
+          <w:tcPr>
+            <w:tcW w:w="4536" w:type="dxa"/>
+            <w:gridSpan w:val="2"/>
+            <w:tcBorders>
+              <w:top w:val="nil"/>
+              <w:left w:val="nil"/>
+              <w:bottom w:val="nil"/>
+              <w:right w:val="nil"/>
+            </w:tcBorders>
+            <w:vAlign w:val="center"/>
+          </w:tcPr>
+          <w:p>
+            <w:pPr>
+              <w:pStyle w:val="Prrafodelista"/>
+              <w:spacing w:after="0" w:line="360" w:lineRule="auto"/>
+              <w:ind w:left="0"/>
+              <w:jc w:val="both"/>
+            </w:pPr>
+            <w:r>
+              <w:rPr>
+                <w:rFonts w:cstheme="minorHAnsi"/>
+                <w:color w:val="000000" w:themeColor="text1"/>
+              </w:rPr>
+              <w:t xml:space="preserve">El site se encuentra restringido en su acceso, limpio de almacenaje de combustibles sólidos y otros, con detector de humo vigente, toda la instalación eléctrica bajo resguardo tubo </w:t>
+            </w:r>
+            <w:proofErr w:type="spellStart"/>
+            <w:r>
+              <w:rPr>
+                <w:rFonts w:cstheme="minorHAnsi"/>
+                <w:color w:val="000000" w:themeColor="text1"/>
+              </w:rPr>
+              <w:t>conduit</w:t>
+            </w:r>
+            <w:proofErr w:type="spellEnd"/>
+            <w:r>
+              <w:rPr>
+                <w:rFonts w:cstheme="minorHAnsi"/>
+                <w:color w:val="000000" w:themeColor="text1"/>
+              </w:rPr>
+              <w:t>, señalizado en sus tableros de control, con sistema de ventilación adecuado.</w:t>
+            </w:r>
+          </w:p>
+        </w:tc>
+        <w:tc>
+          <w:tcPr>
+            <w:tcW w:w="4297" w:type="dxa"/>
+            <w:gridSpan w:val="2"/>
+            <w:tcBorders>
+              <w:top w:val="nil"/>
+              <w:left w:val="nil"/>
+              <w:bottom w:val="nil"/>
+              <w:right w:val="nil"/>
+            </w:tcBorders>
+            <w:vAlign w:val="center"/>
+          </w:tcPr>
+          <w:p>
+            <w:pPr>
+              <w:pStyle w:val="Prrafodelista"/>
+              <w:spacing w:after="0" w:line="360" w:lineRule="auto"/>
+              <w:ind w:left="0"/>
+              <w:jc w:val="center"/>
               <w:rPr>
                 <w:rFonts w:cstheme="minorHAnsi"/>
                 <w:color w:val="000000" w:themeColor="text1"/>
@@ -2802,6 +2624,649 @@
         </w:tc>
       </w:tr>
     </w:tbl>
+    <w:p>
+      <w:pPr>
+        <w:rPr>
+          <w:rFonts w:cstheme="minorHAnsi"/>
+          <w:color w:val="000000" w:themeColor="text1"/>
+        </w:rPr>
+      </w:pPr>
+      <w:r>
+        <w:rPr>
+          <w:rFonts w:cstheme="minorHAnsi"/>
+          <w:color w:val="000000" w:themeColor="text1"/>
+        </w:rPr>
+        <w:br w:type="page"/>
+      </w:r>
+    </w:p>
+    <w:p>
+      <w:pPr>
+        <w:rPr>
+          <w:rFonts w:cstheme="minorHAnsi"/>
+          <w:color w:val="000000" w:themeColor="text1"/>
+        </w:rPr>
+      </w:pPr>
+    </w:p>
+    <w:tbl>
+      <w:tblPr>
+        <w:tblStyle w:val="Tablaconcuadrcula"/>
+        <w:tblW w:w="0" w:type="auto"/>
+        <w:tblInd w:w="-5" w:type="dxa"/>
+        <w:tblBorders>
+          <w:top w:val="none" w:sz="0" w:space="0" w:color="auto"/>
+          <w:left w:val="none" w:sz="0" w:space="0" w:color="auto"/>
+          <w:bottom w:val="none" w:sz="0" w:space="0" w:color="auto"/>
+          <w:right w:val="none" w:sz="0" w:space="0" w:color="auto"/>
+          <w:insideH w:val="none" w:sz="0" w:space="0" w:color="auto"/>
+          <w:insideV w:val="none" w:sz="0" w:space="0" w:color="auto"/>
+        </w:tblBorders>
+        <w:tblLook w:val="04A0" w:firstRow="1" w:lastRow="0" w:firstColumn="1" w:lastColumn="0" w:noHBand="0" w:noVBand="1"/>
+      </w:tblPr>
+      <w:tblGrid>
+        <w:gridCol w:w="4414"/>
+        <w:gridCol w:w="4414"/>
+      </w:tblGrid>
+      <w:tr>
+        <w:trPr>
+          <w:trHeight w:val="1701"/>
+        </w:trPr>
+        <w:tc>
+          <w:tcPr>
+            <w:tcW w:w="8828" w:type="dxa"/>
+            <w:gridSpan w:val="2"/>
+            <w:vAlign w:val="center"/>
+          </w:tcPr>
+          <w:p>
+            <w:pPr>
+              <w:pStyle w:val="Default"/>
+              <w:spacing w:line="360" w:lineRule="auto"/>
+              <w:jc w:val="both"/>
+              <w:rPr>
+                <w:rFonts w:asciiTheme="minorHAnsi" w:hAnsiTheme="minorHAnsi" w:cstheme="minorHAnsi"/>
+                <w:color w:val="000000" w:themeColor="text1"/>
+                <w:sz w:val="22"/>
+                <w:szCs w:val="22"/>
+              </w:rPr>
+            </w:pPr>
+            <w:r>
+              <w:rPr>
+                <w:rFonts w:asciiTheme="minorHAnsi" w:hAnsiTheme="minorHAnsi" w:cstheme="minorHAnsi"/>
+                <w:color w:val="000000" w:themeColor="text1"/>
+                <w:sz w:val="22"/>
+                <w:szCs w:val="22"/>
+              </w:rPr>
+              <w:t>Cuenta con mantenimiento a techo, lozas y azotea debe registrarse en bitácora, dando evidencia de limpieza en bajadas pluviales, aplicación de impermeabilizante, mantenimiento preventivo y correctivo</w:t>
+            </w:r>
+            <w:r>
+              <w:rPr>
+                <w:rFonts w:asciiTheme="minorHAnsi" w:hAnsiTheme="minorHAnsi" w:cstheme="minorHAnsi"/>
+                <w:noProof/>
+                <w:color w:val="000000" w:themeColor="text1"/>
+                <w:sz w:val="22"/>
+                <w:szCs w:val="22"/>
+                <w:lang w:eastAsia="es-MX"/>
+              </w:rPr>
+              <w:t>.  En techo cuenta con iluminación tipo LED y ahorradores de energía.</w:t>
+            </w:r>
+          </w:p>
+        </w:tc>
+      </w:tr>
+      <w:tr>
+        <w:trPr>
+          <w:trHeight w:val="3288"/>
+        </w:trPr>
+        <w:tc>
+          <w:tcPr>
+            <w:tcW w:w="4414" w:type="dxa"/>
+            <w:vAlign w:val="center"/>
+          </w:tcPr>
+          <w:p>
+            <w:pPr>
+              <w:pStyle w:val="Default"/>
+              <w:spacing w:line="360" w:lineRule="auto"/>
+              <w:jc w:val="center"/>
+              <w:rPr>
+                <w:rFonts w:asciiTheme="minorHAnsi" w:hAnsiTheme="minorHAnsi" w:cstheme="minorHAnsi"/>
+                <w:color w:val="000000" w:themeColor="text1"/>
+                <w:sz w:val="22"/>
+                <w:szCs w:val="22"/>
+              </w:rPr>
+            </w:pPr>
+            <w:r>
+              <w:rPr>
+                <w:rFonts w:asciiTheme="minorHAnsi" w:hAnsiTheme="minorHAnsi" w:cstheme="minorHAnsi"/>
+                <w:color w:val="000000" w:themeColor="text1"/>
+                <w:sz w:val="22"/>
+                <w:szCs w:val="22"/>
+              </w:rPr>
+              <w:t>{{ techo }}</w:t>
+            </w:r>
+          </w:p>
+        </w:tc>
+        <w:tc>
+          <w:tcPr>
+            <w:tcW w:w="4414" w:type="dxa"/>
+            <w:vAlign w:val="center"/>
+          </w:tcPr>
+          <w:p>
+            <w:pPr>
+              <w:pStyle w:val="Default"/>
+              <w:spacing w:line="360" w:lineRule="auto"/>
+              <w:jc w:val="center"/>
+              <w:rPr>
+                <w:rFonts w:asciiTheme="minorHAnsi" w:hAnsiTheme="minorHAnsi" w:cstheme="minorHAnsi"/>
+                <w:color w:val="000000" w:themeColor="text1"/>
+                <w:sz w:val="22"/>
+                <w:szCs w:val="22"/>
+              </w:rPr>
+            </w:pPr>
+            <w:r>
+              <w:rPr>
+                <w:rFonts w:asciiTheme="minorHAnsi" w:hAnsiTheme="minorHAnsi" w:cstheme="minorHAnsi"/>
+                <w:color w:val="000000" w:themeColor="text1"/>
+                <w:sz w:val="22"/>
+                <w:szCs w:val="22"/>
+              </w:rPr>
+              <w:t>{{ techo1 }}</w:t>
+            </w:r>
+          </w:p>
+        </w:tc>
+      </w:tr>
+      <w:tr>
+        <w:trPr>
+          <w:trHeight w:val="57"/>
+        </w:trPr>
+        <w:tc>
+          <w:tcPr>
+            <w:tcW w:w="4414" w:type="dxa"/>
+            <w:vAlign w:val="center"/>
+          </w:tcPr>
+          <w:p>
+            <w:pPr>
+              <w:pStyle w:val="Default"/>
+              <w:jc w:val="both"/>
+              <w:rPr>
+                <w:rFonts w:asciiTheme="minorHAnsi" w:hAnsiTheme="minorHAnsi" w:cstheme="minorHAnsi"/>
+                <w:color w:val="000000" w:themeColor="text1"/>
+                <w:sz w:val="20"/>
+                <w:szCs w:val="20"/>
+              </w:rPr>
+            </w:pPr>
+          </w:p>
+        </w:tc>
+        <w:tc>
+          <w:tcPr>
+            <w:tcW w:w="4414" w:type="dxa"/>
+            <w:vAlign w:val="center"/>
+          </w:tcPr>
+          <w:p>
+            <w:pPr>
+              <w:pStyle w:val="Default"/>
+              <w:jc w:val="center"/>
+              <w:rPr>
+                <w:rFonts w:asciiTheme="minorHAnsi" w:hAnsiTheme="minorHAnsi" w:cstheme="minorHAnsi"/>
+                <w:color w:val="000000" w:themeColor="text1"/>
+                <w:sz w:val="20"/>
+                <w:szCs w:val="20"/>
+              </w:rPr>
+            </w:pPr>
+          </w:p>
+        </w:tc>
+      </w:tr>
+      <w:tr>
+        <w:trPr>
+          <w:trHeight w:val="1701"/>
+        </w:trPr>
+        <w:tc>
+          <w:tcPr>
+            <w:tcW w:w="8828" w:type="dxa"/>
+            <w:gridSpan w:val="2"/>
+            <w:vAlign w:val="center"/>
+          </w:tcPr>
+          <w:p>
+            <w:pPr>
+              <w:pStyle w:val="Default"/>
+              <w:spacing w:line="360" w:lineRule="auto"/>
+              <w:jc w:val="both"/>
+              <w:rPr>
+                <w:rFonts w:asciiTheme="minorHAnsi" w:hAnsiTheme="minorHAnsi" w:cstheme="minorHAnsi"/>
+                <w:color w:val="000000" w:themeColor="text1"/>
+                <w:sz w:val="22"/>
+                <w:szCs w:val="22"/>
+              </w:rPr>
+            </w:pPr>
+            <w:r>
+              <w:rPr>
+                <w:rFonts w:asciiTheme="minorHAnsi" w:hAnsiTheme="minorHAnsi" w:cstheme="minorHAnsi"/>
+                <w:color w:val="000000" w:themeColor="text1"/>
+                <w:sz w:val="22"/>
+                <w:szCs w:val="22"/>
+              </w:rPr>
+              <w:t>Los pisos deben mantenerse limpios y libres de obstáculos permanentemente, evitar malas condiciones pudiendo propiciar un accidente como caídas, resbalones, golpes que amenace a los trabajadores o los usuarios y usuarios según la NOM 001 STPS 2008.</w:t>
+            </w:r>
+          </w:p>
+        </w:tc>
+      </w:tr>
+      <w:tr>
+        <w:trPr>
+          <w:trHeight w:val="3288"/>
+        </w:trPr>
+        <w:tc>
+          <w:tcPr>
+            <w:tcW w:w="4414" w:type="dxa"/>
+            <w:vAlign w:val="center"/>
+          </w:tcPr>
+          <w:p>
+            <w:pPr>
+              <w:pStyle w:val="Default"/>
+              <w:spacing w:line="360" w:lineRule="auto"/>
+              <w:jc w:val="center"/>
+              <w:rPr>
+                <w:rFonts w:asciiTheme="minorHAnsi" w:hAnsiTheme="minorHAnsi" w:cstheme="minorHAnsi"/>
+                <w:color w:val="000000" w:themeColor="text1"/>
+                <w:sz w:val="22"/>
+                <w:szCs w:val="22"/>
+              </w:rPr>
+            </w:pPr>
+            <w:r>
+              <w:rPr>
+                <w:rFonts w:asciiTheme="minorHAnsi" w:hAnsiTheme="minorHAnsi" w:cstheme="minorHAnsi"/>
+                <w:color w:val="000000" w:themeColor="text1"/>
+                <w:sz w:val="22"/>
+                <w:szCs w:val="22"/>
+              </w:rPr>
+              <w:t>{{ pisos }}</w:t>
+            </w:r>
+          </w:p>
+        </w:tc>
+        <w:tc>
+          <w:tcPr>
+            <w:tcW w:w="4414" w:type="dxa"/>
+            <w:vAlign w:val="center"/>
+          </w:tcPr>
+          <w:p>
+            <w:pPr>
+              <w:pStyle w:val="Default"/>
+              <w:spacing w:line="360" w:lineRule="auto"/>
+              <w:jc w:val="center"/>
+              <w:rPr>
+                <w:rFonts w:asciiTheme="minorHAnsi" w:hAnsiTheme="minorHAnsi" w:cstheme="minorHAnsi"/>
+                <w:color w:val="000000" w:themeColor="text1"/>
+                <w:sz w:val="22"/>
+                <w:szCs w:val="22"/>
+              </w:rPr>
+            </w:pPr>
+            <w:r>
+              <w:rPr>
+                <w:rFonts w:asciiTheme="minorHAnsi" w:hAnsiTheme="minorHAnsi" w:cstheme="minorHAnsi"/>
+                <w:color w:val="000000" w:themeColor="text1"/>
+                <w:sz w:val="22"/>
+                <w:szCs w:val="22"/>
+              </w:rPr>
+              <w:t>{{ pisos1 }}</w:t>
+            </w:r>
+          </w:p>
+        </w:tc>
+      </w:tr>
+    </w:tbl>
+    <w:p>
+      <w:pPr>
+        <w:rPr>
+          <w:rFonts w:cstheme="minorHAnsi"/>
+          <w:color w:val="000000" w:themeColor="text1"/>
+        </w:rPr>
+      </w:pPr>
+      <w:r>
+        <w:rPr>
+          <w:rFonts w:cstheme="minorHAnsi"/>
+          <w:color w:val="000000" w:themeColor="text1"/>
+        </w:rPr>
+        <w:br w:type="page"/>
+      </w:r>
+    </w:p>
+    <w:p>
+      <w:pPr>
+        <w:rPr>
+          <w:rFonts w:cstheme="minorHAnsi"/>
+          <w:color w:val="000000" w:themeColor="text1"/>
+        </w:rPr>
+      </w:pPr>
+    </w:p>
+    <w:tbl>
+      <w:tblPr>
+        <w:tblStyle w:val="Tablaconcuadrcula"/>
+        <w:tblW w:w="0" w:type="auto"/>
+        <w:tblInd w:w="-5" w:type="dxa"/>
+        <w:tblBorders>
+          <w:top w:val="none" w:sz="0" w:space="0" w:color="auto"/>
+          <w:left w:val="none" w:sz="0" w:space="0" w:color="auto"/>
+          <w:bottom w:val="none" w:sz="0" w:space="0" w:color="auto"/>
+          <w:right w:val="none" w:sz="0" w:space="0" w:color="auto"/>
+          <w:insideH w:val="none" w:sz="0" w:space="0" w:color="auto"/>
+          <w:insideV w:val="none" w:sz="0" w:space="0" w:color="auto"/>
+        </w:tblBorders>
+        <w:tblLook w:val="04A0" w:firstRow="1" w:lastRow="0" w:firstColumn="1" w:lastColumn="0" w:noHBand="0" w:noVBand="1"/>
+      </w:tblPr>
+      <w:tblGrid>
+        <w:gridCol w:w="4414"/>
+        <w:gridCol w:w="4414"/>
+      </w:tblGrid>
+      <w:tr>
+        <w:trPr>
+          <w:trHeight w:val="1701"/>
+        </w:trPr>
+        <w:tc>
+          <w:tcPr>
+            <w:tcW w:w="8828" w:type="dxa"/>
+            <w:gridSpan w:val="2"/>
+            <w:vAlign w:val="center"/>
+          </w:tcPr>
+          <w:p>
+            <w:pPr>
+              <w:pStyle w:val="Default"/>
+              <w:spacing w:line="360" w:lineRule="auto"/>
+              <w:jc w:val="both"/>
+              <w:rPr>
+                <w:rFonts w:asciiTheme="minorHAnsi" w:hAnsiTheme="minorHAnsi" w:cstheme="minorHAnsi"/>
+                <w:color w:val="000000" w:themeColor="text1"/>
+                <w:sz w:val="22"/>
+                <w:szCs w:val="22"/>
+              </w:rPr>
+            </w:pPr>
+            <w:r>
+              <w:rPr>
+                <w:rFonts w:asciiTheme="minorHAnsi" w:hAnsiTheme="minorHAnsi" w:cstheme="minorHAnsi"/>
+                <w:color w:val="000000" w:themeColor="text1"/>
+                <w:sz w:val="22"/>
+                <w:szCs w:val="22"/>
+              </w:rPr>
+              <w:t>La resistencia al fuego de los materiales constitutivos de estructura constructiva del inmueble, cumplen con lo requerida en las normas vigentes, NOM 002 STPS 2010.</w:t>
+            </w:r>
+          </w:p>
+        </w:tc>
+      </w:tr>
+      <w:tr>
+        <w:trPr>
+          <w:trHeight w:val="3288"/>
+        </w:trPr>
+        <w:tc>
+          <w:tcPr>
+            <w:tcW w:w="4414" w:type="dxa"/>
+            <w:vAlign w:val="center"/>
+          </w:tcPr>
+          <w:p>
+            <w:pPr>
+              <w:pStyle w:val="Default"/>
+              <w:spacing w:line="360" w:lineRule="auto"/>
+              <w:jc w:val="center"/>
+              <w:rPr>
+                <w:rFonts w:asciiTheme="minorHAnsi" w:hAnsiTheme="minorHAnsi" w:cstheme="minorHAnsi"/>
+                <w:color w:val="000000" w:themeColor="text1"/>
+                <w:sz w:val="22"/>
+                <w:szCs w:val="22"/>
+              </w:rPr>
+            </w:pPr>
+            <w:r>
+              <w:rPr>
+                <w:rFonts w:asciiTheme="minorHAnsi" w:hAnsiTheme="minorHAnsi" w:cstheme="minorHAnsi"/>
+                <w:color w:val="000000" w:themeColor="text1"/>
+                <w:sz w:val="22"/>
+                <w:szCs w:val="22"/>
+              </w:rPr>
+              <w:t>{{ mueble1 }}</w:t>
+            </w:r>
+          </w:p>
+        </w:tc>
+        <w:tc>
+          <w:tcPr>
+            <w:tcW w:w="4414" w:type="dxa"/>
+            <w:vAlign w:val="center"/>
+          </w:tcPr>
+          <w:p>
+            <w:pPr>
+              <w:pStyle w:val="Default"/>
+              <w:spacing w:line="360" w:lineRule="auto"/>
+              <w:jc w:val="center"/>
+              <w:rPr>
+                <w:rFonts w:asciiTheme="minorHAnsi" w:hAnsiTheme="minorHAnsi" w:cstheme="minorHAnsi"/>
+                <w:color w:val="000000" w:themeColor="text1"/>
+                <w:sz w:val="22"/>
+                <w:szCs w:val="22"/>
+              </w:rPr>
+            </w:pPr>
+            <w:r>
+              <w:rPr>
+                <w:rFonts w:asciiTheme="minorHAnsi" w:hAnsiTheme="minorHAnsi" w:cstheme="minorHAnsi"/>
+                <w:color w:val="000000" w:themeColor="text1"/>
+                <w:sz w:val="22"/>
+                <w:szCs w:val="22"/>
+              </w:rPr>
+              <w:t xml:space="preserve">{{ </w:t>
+            </w:r>
+            <w:r>
+              <w:rPr>
+                <w:rFonts w:asciiTheme="minorHAnsi" w:hAnsiTheme="minorHAnsi" w:cstheme="minorHAnsi"/>
+                <w:color w:val="000000" w:themeColor="text1"/>
+                <w:sz w:val="22"/>
+                <w:szCs w:val="22"/>
+              </w:rPr>
+              <w:t>in</w:t>
+            </w:r>
+            <w:r>
+              <w:rPr>
+                <w:rFonts w:asciiTheme="minorHAnsi" w:hAnsiTheme="minorHAnsi" w:cstheme="minorHAnsi"/>
+                <w:color w:val="000000" w:themeColor="text1"/>
+                <w:sz w:val="22"/>
+                <w:szCs w:val="22"/>
+              </w:rPr>
+              <w:t>mueble1 }}</w:t>
+            </w:r>
+          </w:p>
+        </w:tc>
+      </w:tr>
+      <w:tr>
+        <w:trPr>
+          <w:trHeight w:val="57"/>
+        </w:trPr>
+        <w:tc>
+          <w:tcPr>
+            <w:tcW w:w="4414" w:type="dxa"/>
+            <w:vAlign w:val="center"/>
+          </w:tcPr>
+          <w:p>
+            <w:pPr>
+              <w:pStyle w:val="Default"/>
+              <w:jc w:val="both"/>
+              <w:rPr>
+                <w:rFonts w:asciiTheme="minorHAnsi" w:hAnsiTheme="minorHAnsi" w:cstheme="minorHAnsi"/>
+                <w:color w:val="000000" w:themeColor="text1"/>
+                <w:sz w:val="20"/>
+                <w:szCs w:val="20"/>
+              </w:rPr>
+            </w:pPr>
+          </w:p>
+        </w:tc>
+        <w:tc>
+          <w:tcPr>
+            <w:tcW w:w="4414" w:type="dxa"/>
+            <w:vAlign w:val="center"/>
+          </w:tcPr>
+          <w:p>
+            <w:pPr>
+              <w:pStyle w:val="Default"/>
+              <w:jc w:val="center"/>
+              <w:rPr>
+                <w:rFonts w:asciiTheme="minorHAnsi" w:hAnsiTheme="minorHAnsi" w:cstheme="minorHAnsi"/>
+                <w:color w:val="000000" w:themeColor="text1"/>
+                <w:sz w:val="20"/>
+                <w:szCs w:val="20"/>
+              </w:rPr>
+            </w:pPr>
+          </w:p>
+        </w:tc>
+      </w:tr>
+      <w:tr>
+        <w:trPr>
+          <w:trHeight w:val="1701"/>
+        </w:trPr>
+        <w:tc>
+          <w:tcPr>
+            <w:tcW w:w="8828" w:type="dxa"/>
+            <w:gridSpan w:val="2"/>
+            <w:vAlign w:val="center"/>
+          </w:tcPr>
+          <w:p>
+            <w:pPr>
+              <w:pStyle w:val="Default"/>
+              <w:spacing w:line="360" w:lineRule="auto"/>
+              <w:rPr>
+                <w:rFonts w:asciiTheme="minorHAnsi" w:hAnsiTheme="minorHAnsi" w:cstheme="minorHAnsi"/>
+                <w:color w:val="000000" w:themeColor="text1"/>
+                <w:sz w:val="22"/>
+                <w:szCs w:val="22"/>
+              </w:rPr>
+            </w:pPr>
+            <w:r>
+              <w:rPr>
+                <w:rFonts w:asciiTheme="minorHAnsi" w:hAnsiTheme="minorHAnsi" w:cstheme="minorHAnsi"/>
+                <w:color w:val="000000" w:themeColor="text1"/>
+                <w:sz w:val="22"/>
+                <w:szCs w:val="22"/>
+              </w:rPr>
+              <w:t>Instalación eléctrica maneja voltaje de 110 volts, se encuentran dentro de canaleta, no presenta cableado provisional,</w:t>
+            </w:r>
+            <w:r>
+              <w:rPr>
+                <w:rFonts w:asciiTheme="minorHAnsi" w:hAnsiTheme="minorHAnsi" w:cstheme="minorHAnsi"/>
+                <w:noProof/>
+                <w:color w:val="000000" w:themeColor="text1"/>
+                <w:sz w:val="22"/>
+                <w:szCs w:val="22"/>
+              </w:rPr>
+              <w:t xml:space="preserve"> </w:t>
+            </w:r>
+            <w:r>
+              <w:rPr>
+                <w:rFonts w:asciiTheme="minorHAnsi" w:hAnsiTheme="minorHAnsi" w:cstheme="minorHAnsi"/>
+                <w:color w:val="000000" w:themeColor="text1"/>
+                <w:sz w:val="22"/>
+                <w:szCs w:val="22"/>
+              </w:rPr>
+              <w:t>mismo que se realiza evitando riesgos.</w:t>
+            </w:r>
+          </w:p>
+        </w:tc>
+      </w:tr>
+      <w:tr>
+        <w:trPr>
+          <w:trHeight w:val="3288"/>
+        </w:trPr>
+        <w:tc>
+          <w:tcPr>
+            <w:tcW w:w="4414" w:type="dxa"/>
+            <w:vAlign w:val="center"/>
+          </w:tcPr>
+          <w:p>
+            <w:pPr>
+              <w:pStyle w:val="Default"/>
+              <w:spacing w:line="360" w:lineRule="auto"/>
+              <w:ind w:right="-60"/>
+              <w:jc w:val="center"/>
+              <w:rPr>
+                <w:rFonts w:asciiTheme="minorHAnsi" w:hAnsiTheme="minorHAnsi" w:cstheme="minorHAnsi"/>
+                <w:color w:val="000000" w:themeColor="text1"/>
+                <w:sz w:val="22"/>
+                <w:szCs w:val="22"/>
+              </w:rPr>
+            </w:pPr>
+            <w:r>
+              <w:rPr>
+                <w:rFonts w:asciiTheme="minorHAnsi" w:hAnsiTheme="minorHAnsi" w:cstheme="minorHAnsi"/>
+                <w:color w:val="000000" w:themeColor="text1"/>
+                <w:sz w:val="22"/>
+                <w:szCs w:val="22"/>
+              </w:rPr>
+              <w:t xml:space="preserve">{{ </w:t>
+            </w:r>
+            <w:proofErr w:type="spellStart"/>
+            <w:r>
+              <w:rPr>
+                <w:rFonts w:asciiTheme="minorHAnsi" w:hAnsiTheme="minorHAnsi" w:cstheme="minorHAnsi"/>
+                <w:color w:val="000000" w:themeColor="text1"/>
+                <w:sz w:val="22"/>
+                <w:szCs w:val="22"/>
+              </w:rPr>
+              <w:t>electrico</w:t>
+            </w:r>
+            <w:proofErr w:type="spellEnd"/>
+            <w:r>
+              <w:rPr>
+                <w:rFonts w:asciiTheme="minorHAnsi" w:hAnsiTheme="minorHAnsi" w:cstheme="minorHAnsi"/>
+                <w:color w:val="000000" w:themeColor="text1"/>
+                <w:sz w:val="22"/>
+                <w:szCs w:val="22"/>
+              </w:rPr>
+              <w:t xml:space="preserve"> }}</w:t>
+            </w:r>
+          </w:p>
+        </w:tc>
+        <w:tc>
+          <w:tcPr>
+            <w:tcW w:w="4414" w:type="dxa"/>
+            <w:vAlign w:val="center"/>
+          </w:tcPr>
+          <w:p>
+            <w:pPr>
+              <w:pStyle w:val="Default"/>
+              <w:spacing w:line="360" w:lineRule="auto"/>
+              <w:jc w:val="center"/>
+              <w:rPr>
+                <w:rFonts w:asciiTheme="minorHAnsi" w:hAnsiTheme="minorHAnsi" w:cstheme="minorHAnsi"/>
+                <w:color w:val="000000" w:themeColor="text1"/>
+                <w:sz w:val="22"/>
+                <w:szCs w:val="22"/>
+              </w:rPr>
+            </w:pPr>
+            <w:r>
+              <w:rPr>
+                <w:rFonts w:asciiTheme="minorHAnsi" w:hAnsiTheme="minorHAnsi" w:cstheme="minorHAnsi"/>
+                <w:color w:val="000000" w:themeColor="text1"/>
+                <w:sz w:val="22"/>
+                <w:szCs w:val="22"/>
+              </w:rPr>
+              <w:t>{{ electrico</w:t>
+            </w:r>
+            <w:r>
+              <w:rPr>
+                <w:rFonts w:asciiTheme="minorHAnsi" w:hAnsiTheme="minorHAnsi" w:cstheme="minorHAnsi"/>
+                <w:color w:val="000000" w:themeColor="text1"/>
+                <w:sz w:val="22"/>
+                <w:szCs w:val="22"/>
+              </w:rPr>
+              <w:t>1</w:t>
+            </w:r>
+            <w:r>
+              <w:rPr>
+                <w:rFonts w:asciiTheme="minorHAnsi" w:hAnsiTheme="minorHAnsi" w:cstheme="minorHAnsi"/>
+                <w:color w:val="000000" w:themeColor="text1"/>
+                <w:sz w:val="22"/>
+                <w:szCs w:val="22"/>
+              </w:rPr>
+              <w:t xml:space="preserve"> }}</w:t>
+            </w:r>
+          </w:p>
+        </w:tc>
+      </w:tr>
+    </w:tbl>
+    <w:p>
+      <w:pPr>
+        <w:rPr>
+          <w:rFonts w:cstheme="minorHAnsi"/>
+          <w:color w:val="000000" w:themeColor="text1"/>
+        </w:rPr>
+      </w:pPr>
+    </w:p>
+    <w:p/>
     <w:p>
       <w:pPr>
         <w:sectPr>
